--- a/11-测试文档/测试用例说明书(TCS).docx
+++ b/11-测试文档/测试用例说明书(TCS).docx
@@ -64,7 +64,7 @@
         <w:rPr>
           <w:rStyle w:val="VerbatimChar"/>
         </w:rPr>
-        <w:t xml:space="preserve">date: "2026-05-23"</w:t>
+        <w:t xml:space="preserve">date: "2026-05-24"</w:t>
       </w:r>
       <w:r>
         <w:br/>
@@ -172,7 +172,7 @@
         <w:t xml:space="preserve">文档编号</w:t>
       </w:r>
       <w:r>
-        <w:t xml:space="preserve"> | SRA2026-TCS-V10 |</w:t>
+        <w:t xml:space="preserve"> | SRA2026-TCS-V11 |</w:t>
       </w:r>
       <w:r>
         <w:br/>
@@ -184,7 +184,7 @@
         <w:t xml:space="preserve">文档版本</w:t>
       </w:r>
       <w:r>
-        <w:t xml:space="preserve"> | V1.0 |</w:t>
+        <w:t xml:space="preserve"> | V1.1 |</w:t>
       </w:r>
       <w:r>
         <w:br/>
@@ -202,7 +202,7 @@
         <w:rPr>
           <w:rFonts w:hint="eastAsia"/>
         </w:rPr>
-        <w:t xml:space="preserve">核心用例版</w:t>
+        <w:t xml:space="preserve">扩展用例版</w:t>
       </w:r>
       <w:r>
         <w:t xml:space="preserve"> |</w:t>
@@ -229,7 +229,7 @@
         <w:t xml:space="preserve">本版发布日期</w:t>
       </w:r>
       <w:r>
-        <w:t xml:space="preserve"> | 2026-05-23 |</w:t>
+        <w:t xml:space="preserve"> | 2026-05-24 |</w:t>
       </w:r>
       <w:r>
         <w:br/>
@@ -353,564 +353,6 @@
           <w:rFonts w:hint="eastAsia"/>
         </w:rPr>
         <w:t xml:space="preserve">版本记录</w:t>
-      </w:r>
-    </w:p>
-    <w:tbl>
-      <w:tblPr>
-        <w:tblStyle w:val="Table"/>
-        <w:tblW w:type="auto" w:w="0"/>
-        <w:tblLook w:firstRow="1" w:lastRow="0" w:firstColumn="0" w:lastColumn="0" w:noHBand="0" w:noVBand="0" w:val="0020"/>
-      </w:tblPr>
-      <w:tblGrid>
-        <w:gridCol w:w="1584"/>
-        <w:gridCol w:w="1584"/>
-        <w:gridCol w:w="1584"/>
-        <w:gridCol w:w="1584"/>
-        <w:gridCol w:w="1584"/>
-      </w:tblGrid>
-      <w:tr>
-        <w:trPr>
-          <w:tblHeader w:val="on"/>
-        </w:trPr>
-        <w:tc>
-          <w:tcPr/>
-          <w:p>
-            <w:pPr>
-              <w:pStyle w:val="Compact"/>
-            </w:pPr>
-            <w:r>
-              <w:rPr>
-                <w:rFonts w:hint="eastAsia"/>
-              </w:rPr>
-              <w:t xml:space="preserve">版本</w:t>
-            </w:r>
-          </w:p>
-        </w:tc>
-        <w:tc>
-          <w:tcPr/>
-          <w:p>
-            <w:pPr>
-              <w:pStyle w:val="Compact"/>
-            </w:pPr>
-            <w:r>
-              <w:rPr>
-                <w:rFonts w:hint="eastAsia"/>
-              </w:rPr>
-              <w:t xml:space="preserve">日期</w:t>
-            </w:r>
-          </w:p>
-        </w:tc>
-        <w:tc>
-          <w:tcPr/>
-          <w:p>
-            <w:pPr>
-              <w:pStyle w:val="Compact"/>
-            </w:pPr>
-            <w:r>
-              <w:rPr>
-                <w:rFonts w:hint="eastAsia"/>
-              </w:rPr>
-              <w:t xml:space="preserve">修订内容</w:t>
-            </w:r>
-          </w:p>
-        </w:tc>
-        <w:tc>
-          <w:tcPr/>
-          <w:p>
-            <w:pPr>
-              <w:pStyle w:val="Compact"/>
-            </w:pPr>
-            <w:r>
-              <w:rPr>
-                <w:rFonts w:hint="eastAsia"/>
-              </w:rPr>
-              <w:t xml:space="preserve">修订人</w:t>
-            </w:r>
-          </w:p>
-        </w:tc>
-        <w:tc>
-          <w:tcPr/>
-          <w:p>
-            <w:pPr>
-              <w:pStyle w:val="Compact"/>
-            </w:pPr>
-            <w:r>
-              <w:rPr>
-                <w:rFonts w:hint="eastAsia"/>
-              </w:rPr>
-              <w:t xml:space="preserve">状态</w:t>
-            </w:r>
-          </w:p>
-        </w:tc>
-      </w:tr>
-      <w:tr>
-        <w:tc>
-          <w:tcPr/>
-          <w:p>
-            <w:pPr>
-              <w:pStyle w:val="Compact"/>
-            </w:pPr>
-            <w:r>
-              <w:t xml:space="preserve">V1.0</w:t>
-            </w:r>
-          </w:p>
-        </w:tc>
-        <w:tc>
-          <w:tcPr/>
-          <w:p>
-            <w:pPr>
-              <w:pStyle w:val="Compact"/>
-            </w:pPr>
-            <w:r>
-              <w:t xml:space="preserve">2026-05-23</w:t>
-            </w:r>
-          </w:p>
-        </w:tc>
-        <w:tc>
-          <w:tcPr/>
-          <w:p>
-            <w:pPr>
-              <w:pStyle w:val="Compact"/>
-            </w:pPr>
-            <w:r>
-              <w:rPr>
-                <w:rFonts w:hint="eastAsia"/>
-              </w:rPr>
-              <w:t xml:space="preserve">形成核心功能、接口和</w:t>
-            </w:r>
-            <w:r>
-              <w:t xml:space="preserve"> NLU </w:t>
-            </w:r>
-            <w:r>
-              <w:rPr>
-                <w:rFonts w:hint="eastAsia"/>
-              </w:rPr>
-              <w:t xml:space="preserve">用例</w:t>
-            </w:r>
-          </w:p>
-        </w:tc>
-        <w:tc>
-          <w:tcPr/>
-          <w:p>
-            <w:pPr>
-              <w:pStyle w:val="Compact"/>
-            </w:pPr>
-            <w:r>
-              <w:rPr>
-                <w:rFonts w:hint="eastAsia"/>
-              </w:rPr>
-              <w:t xml:space="preserve">测试组</w:t>
-            </w:r>
-          </w:p>
-        </w:tc>
-        <w:tc>
-          <w:tcPr/>
-          <w:p>
-            <w:pPr>
-              <w:pStyle w:val="Compact"/>
-            </w:pPr>
-            <w:r>
-              <w:rPr>
-                <w:rFonts w:hint="eastAsia"/>
-              </w:rPr>
-              <w:t xml:space="preserve">初稿</w:t>
-            </w:r>
-          </w:p>
-        </w:tc>
-      </w:tr>
-    </w:tbl>
-    <w:bookmarkStart w:id="9" w:name="本版摘要"/>
-    <w:p>
-      <w:pPr>
-        <w:pStyle w:val="Heading2"/>
-      </w:pPr>
-      <w:r>
-        <w:rPr>
-          <w:rFonts w:hint="eastAsia"/>
-        </w:rPr>
-        <w:t xml:space="preserve">本版摘要</w:t>
-      </w:r>
-    </w:p>
-    <w:p>
-      <w:pPr>
-        <w:pStyle w:val="FirstParagraph"/>
-      </w:pPr>
-      <w:r>
-        <w:rPr>
-          <w:rFonts w:hint="eastAsia"/>
-        </w:rPr>
-        <w:t xml:space="preserve">建立核心业务用例测试说明，覆盖</w:t>
-      </w:r>
-      <w:r>
-        <w:t xml:space="preserve"> P0 </w:t>
-      </w:r>
-      <w:r>
-        <w:rPr>
-          <w:rFonts w:hint="eastAsia"/>
-        </w:rPr>
-        <w:t xml:space="preserve">用户场景和基础接口/NLU</w:t>
-      </w:r>
-      <w:r>
-        <w:t xml:space="preserve"> </w:t>
-      </w:r>
-      <w:r>
-        <w:rPr>
-          <w:rFonts w:hint="eastAsia"/>
-        </w:rPr>
-        <w:t xml:space="preserve">验证。</w:t>
-      </w:r>
-    </w:p>
-    <w:bookmarkEnd w:id="9"/>
-    <w:bookmarkStart w:id="10" w:name="参考文档"/>
-    <w:p>
-      <w:pPr>
-        <w:pStyle w:val="Heading2"/>
-      </w:pPr>
-      <w:r>
-        <w:rPr>
-          <w:rFonts w:hint="eastAsia"/>
-        </w:rPr>
-        <w:t xml:space="preserve">参考文档</w:t>
-      </w:r>
-    </w:p>
-    <w:tbl>
-      <w:tblPr>
-        <w:tblStyle w:val="Table"/>
-        <w:tblW w:type="pct" w:w="5000"/>
-        <w:tblLayout w:type="fixed"/>
-        <w:tblLook w:firstRow="1" w:lastRow="0" w:firstColumn="0" w:lastColumn="0" w:noHBand="0" w:noVBand="0" w:val="0020"/>
-      </w:tblPr>
-      <w:tblGrid>
-        <w:gridCol w:w="2640"/>
-        <w:gridCol w:w="2640"/>
-        <w:gridCol w:w="2640"/>
-      </w:tblGrid>
-      <w:tr>
-        <w:trPr>
-          <w:tblHeader w:val="on"/>
-        </w:trPr>
-        <w:tc>
-          <w:tcPr/>
-          <w:p>
-            <w:pPr>
-              <w:pStyle w:val="Compact"/>
-            </w:pPr>
-            <w:r>
-              <w:rPr>
-                <w:rFonts w:hint="eastAsia"/>
-              </w:rPr>
-              <w:t xml:space="preserve">文档</w:t>
-            </w:r>
-          </w:p>
-        </w:tc>
-        <w:tc>
-          <w:tcPr/>
-          <w:p>
-            <w:pPr>
-              <w:pStyle w:val="Compact"/>
-            </w:pPr>
-            <w:r>
-              <w:rPr>
-                <w:rFonts w:hint="eastAsia"/>
-              </w:rPr>
-              <w:t xml:space="preserve">编号/版本</w:t>
-            </w:r>
-          </w:p>
-        </w:tc>
-        <w:tc>
-          <w:tcPr/>
-          <w:p>
-            <w:pPr>
-              <w:pStyle w:val="Compact"/>
-            </w:pPr>
-            <w:r>
-              <w:rPr>
-                <w:rFonts w:hint="eastAsia"/>
-              </w:rPr>
-              <w:t xml:space="preserve">说明</w:t>
-            </w:r>
-          </w:p>
-        </w:tc>
-      </w:tr>
-      <w:tr>
-        <w:tc>
-          <w:tcPr/>
-          <w:p>
-            <w:pPr>
-              <w:pStyle w:val="Compact"/>
-            </w:pPr>
-            <w:r>
-              <w:rPr>
-                <w:rFonts w:hint="eastAsia"/>
-              </w:rPr>
-              <w:t xml:space="preserve">软件需求规格说明书（SRS）</w:t>
-            </w:r>
-          </w:p>
-        </w:tc>
-        <w:tc>
-          <w:tcPr/>
-          <w:p>
-            <w:pPr>
-              <w:pStyle w:val="Compact"/>
-            </w:pPr>
-            <w:r>
-              <w:t xml:space="preserve">SRS-BASELINE-V1.0</w:t>
-            </w:r>
-          </w:p>
-        </w:tc>
-        <w:tc>
-          <w:tcPr/>
-          <w:p>
-            <w:pPr>
-              <w:pStyle w:val="Compact"/>
-            </w:pPr>
-            <w:r>
-              <w:t xml:space="preserve">2026-05-23 </w:t>
-            </w:r>
-            <w:r>
-              <w:rPr>
-                <w:rFonts w:hint="eastAsia"/>
-              </w:rPr>
-              <w:t xml:space="preserve">基线发布</w:t>
-            </w:r>
-          </w:p>
-        </w:tc>
-      </w:tr>
-      <w:tr>
-        <w:tc>
-          <w:tcPr/>
-          <w:p>
-            <w:pPr>
-              <w:pStyle w:val="Compact"/>
-            </w:pPr>
-            <w:r>
-              <w:rPr>
-                <w:rFonts w:hint="eastAsia"/>
-              </w:rPr>
-              <w:t xml:space="preserve">评审与基线记录（RB）</w:t>
-            </w:r>
-          </w:p>
-        </w:tc>
-        <w:tc>
-          <w:tcPr/>
-          <w:p>
-            <w:pPr>
-              <w:pStyle w:val="Compact"/>
-            </w:pPr>
-            <w:r>
-              <w:t xml:space="preserve">BL-SRS-SCHOOLQA-2026-001</w:t>
-            </w:r>
-          </w:p>
-        </w:tc>
-        <w:tc>
-          <w:tcPr/>
-          <w:p>
-            <w:pPr>
-              <w:pStyle w:val="Compact"/>
-            </w:pPr>
-            <w:r>
-              <w:t xml:space="preserve">R1-R4 </w:t>
-            </w:r>
-            <w:r>
-              <w:rPr>
-                <w:rFonts w:hint="eastAsia"/>
-              </w:rPr>
-              <w:t xml:space="preserve">评审通过</w:t>
-            </w:r>
-          </w:p>
-        </w:tc>
-      </w:tr>
-      <w:tr>
-        <w:tc>
-          <w:tcPr/>
-          <w:p>
-            <w:pPr>
-              <w:pStyle w:val="Compact"/>
-            </w:pPr>
-            <w:r>
-              <w:rPr>
-                <w:rFonts w:hint="eastAsia"/>
-              </w:rPr>
-              <w:t xml:space="preserve">需求变更报告（CR）</w:t>
-            </w:r>
-          </w:p>
-        </w:tc>
-        <w:tc>
-          <w:tcPr/>
-          <w:p>
-            <w:pPr>
-              <w:pStyle w:val="Compact"/>
-            </w:pPr>
-            <w:r>
-              <w:t xml:space="preserve">CR-SCHOOL-QA-001</w:t>
-            </w:r>
-          </w:p>
-        </w:tc>
-        <w:tc>
-          <w:tcPr/>
-          <w:p>
-            <w:pPr>
-              <w:pStyle w:val="Compact"/>
-            </w:pPr>
-            <w:r>
-              <w:t xml:space="preserve">2026-05-30 CCB </w:t>
-            </w:r>
-            <w:r>
-              <w:rPr>
-                <w:rFonts w:hint="eastAsia"/>
-              </w:rPr>
-              <w:t xml:space="preserve">关闭</w:t>
-            </w:r>
-            <w:r>
-              <w:t xml:space="preserve"> 16 </w:t>
-            </w:r>
-            <w:r>
-              <w:rPr>
-                <w:rFonts w:hint="eastAsia"/>
-              </w:rPr>
-              <w:t xml:space="preserve">项变更</w:t>
-            </w:r>
-          </w:p>
-        </w:tc>
-      </w:tr>
-      <w:tr>
-        <w:tc>
-          <w:tcPr/>
-          <w:p>
-            <w:pPr>
-              <w:pStyle w:val="Compact"/>
-            </w:pPr>
-            <w:r>
-              <w:rPr>
-                <w:rFonts w:hint="eastAsia"/>
-              </w:rPr>
-              <w:t xml:space="preserve">系统概要/详细/接口/数据库设计</w:t>
-            </w:r>
-          </w:p>
-        </w:tc>
-        <w:tc>
-          <w:tcPr/>
-          <w:p>
-            <w:pPr>
-              <w:pStyle w:val="Compact"/>
-            </w:pPr>
-            <w:r>
-              <w:t xml:space="preserve">SSDD/DDD/IDD/DBDD</w:t>
-            </w:r>
-          </w:p>
-        </w:tc>
-        <w:tc>
-          <w:tcPr/>
-          <w:p>
-            <w:pPr>
-              <w:pStyle w:val="Compact"/>
-            </w:pPr>
-            <w:r>
-              <w:rPr>
-                <w:rFonts w:hint="eastAsia"/>
-              </w:rPr>
-              <w:t xml:space="preserve">测试设计参考</w:t>
-            </w:r>
-          </w:p>
-        </w:tc>
-      </w:tr>
-    </w:tbl>
-    <w:bookmarkEnd w:id="10"/>
-    <w:bookmarkStart w:id="11" w:name="用例设计原则"/>
-    <w:p>
-      <w:pPr>
-        <w:pStyle w:val="Heading2"/>
-      </w:pPr>
-      <w:r>
-        <w:rPr>
-          <w:rFonts w:hint="eastAsia"/>
-        </w:rPr>
-        <w:t xml:space="preserve">用例设计原则</w:t>
-      </w:r>
-    </w:p>
-    <w:p>
-      <w:pPr>
-        <w:pStyle w:val="Compact"/>
-        <w:numPr>
-          <w:ilvl w:val="0"/>
-          <w:numId w:val="1001"/>
-        </w:numPr>
-      </w:pPr>
-      <w:r>
-        <w:rPr>
-          <w:rFonts w:hint="eastAsia"/>
-        </w:rPr>
-        <w:t xml:space="preserve">以</w:t>
-      </w:r>
-      <w:r>
-        <w:t xml:space="preserve"> SRS </w:t>
-      </w:r>
-      <w:r>
-        <w:rPr>
-          <w:rFonts w:hint="eastAsia"/>
-        </w:rPr>
-        <w:t xml:space="preserve">基线和</w:t>
-      </w:r>
-      <w:r>
-        <w:t xml:space="preserve"> 47 </w:t>
-      </w:r>
-      <w:r>
-        <w:rPr>
-          <w:rFonts w:hint="eastAsia"/>
-        </w:rPr>
-        <w:t xml:space="preserve">个业务用例为输入，优先覆盖</w:t>
-      </w:r>
-      <w:r>
-        <w:t xml:space="preserve"> P0 </w:t>
-      </w:r>
-      <w:r>
-        <w:rPr>
-          <w:rFonts w:hint="eastAsia"/>
-        </w:rPr>
-        <w:t xml:space="preserve">场景。</w:t>
-      </w:r>
-    </w:p>
-    <w:p>
-      <w:pPr>
-        <w:pStyle w:val="Compact"/>
-        <w:numPr>
-          <w:ilvl w:val="0"/>
-          <w:numId w:val="1001"/>
-        </w:numPr>
-      </w:pPr>
-      <w:r>
-        <w:rPr>
-          <w:rFonts w:hint="eastAsia"/>
-        </w:rPr>
-        <w:t xml:space="preserve">采用等价类、边界值、场景法和错误推测法设计测试数据。</w:t>
-      </w:r>
-    </w:p>
-    <w:p>
-      <w:pPr>
-        <w:pStyle w:val="Compact"/>
-        <w:numPr>
-          <w:ilvl w:val="0"/>
-          <w:numId w:val="1001"/>
-        </w:numPr>
-      </w:pPr>
-      <w:r>
-        <w:rPr>
-          <w:rFonts w:hint="eastAsia"/>
-        </w:rPr>
-        <w:t xml:space="preserve">每条测试用例至少包含编号、关联需求、前置条件、步骤、预期结果和优先级。</w:t>
-      </w:r>
-    </w:p>
-    <w:bookmarkEnd w:id="11"/>
-    <w:bookmarkStart w:id="12" w:name="核心用例清单"/>
-    <w:p>
-      <w:pPr>
-        <w:pStyle w:val="Heading2"/>
-      </w:pPr>
-      <w:r>
-        <w:rPr>
-          <w:rFonts w:hint="eastAsia"/>
-        </w:rPr>
-        <w:t xml:space="preserve">核心用例清单</w:t>
       </w:r>
     </w:p>
     <w:tbl>
@@ -941,63 +383,63 @@
               <w:rPr>
                 <w:rFonts w:hint="eastAsia"/>
               </w:rPr>
-              <w:t xml:space="preserve">编号</w:t>
-            </w:r>
-          </w:p>
-        </w:tc>
-        <w:tc>
-          <w:tcPr/>
-          <w:p>
-            <w:pPr>
-              <w:pStyle w:val="Compact"/>
-            </w:pPr>
-            <w:r>
-              <w:rPr>
-                <w:rFonts w:hint="eastAsia"/>
-              </w:rPr>
-              <w:t xml:space="preserve">名称</w:t>
-            </w:r>
-          </w:p>
-        </w:tc>
-        <w:tc>
-          <w:tcPr/>
-          <w:p>
-            <w:pPr>
-              <w:pStyle w:val="Compact"/>
-            </w:pPr>
-            <w:r>
-              <w:rPr>
-                <w:rFonts w:hint="eastAsia"/>
-              </w:rPr>
-              <w:t xml:space="preserve">关联需求/用例</w:t>
-            </w:r>
-          </w:p>
-        </w:tc>
-        <w:tc>
-          <w:tcPr/>
-          <w:p>
-            <w:pPr>
-              <w:pStyle w:val="Compact"/>
-            </w:pPr>
-            <w:r>
-              <w:rPr>
-                <w:rFonts w:hint="eastAsia"/>
-              </w:rPr>
-              <w:t xml:space="preserve">优先级</w:t>
-            </w:r>
-          </w:p>
-        </w:tc>
-        <w:tc>
-          <w:tcPr/>
-          <w:p>
-            <w:pPr>
-              <w:pStyle w:val="Compact"/>
-            </w:pPr>
-            <w:r>
-              <w:rPr>
-                <w:rFonts w:hint="eastAsia"/>
-              </w:rPr>
-              <w:t xml:space="preserve">说明</w:t>
+              <w:t xml:space="preserve">版本</w:t>
+            </w:r>
+          </w:p>
+        </w:tc>
+        <w:tc>
+          <w:tcPr/>
+          <w:p>
+            <w:pPr>
+              <w:pStyle w:val="Compact"/>
+            </w:pPr>
+            <w:r>
+              <w:rPr>
+                <w:rFonts w:hint="eastAsia"/>
+              </w:rPr>
+              <w:t xml:space="preserve">日期</w:t>
+            </w:r>
+          </w:p>
+        </w:tc>
+        <w:tc>
+          <w:tcPr/>
+          <w:p>
+            <w:pPr>
+              <w:pStyle w:val="Compact"/>
+            </w:pPr>
+            <w:r>
+              <w:rPr>
+                <w:rFonts w:hint="eastAsia"/>
+              </w:rPr>
+              <w:t xml:space="preserve">修订内容</w:t>
+            </w:r>
+          </w:p>
+        </w:tc>
+        <w:tc>
+          <w:tcPr/>
+          <w:p>
+            <w:pPr>
+              <w:pStyle w:val="Compact"/>
+            </w:pPr>
+            <w:r>
+              <w:rPr>
+                <w:rFonts w:hint="eastAsia"/>
+              </w:rPr>
+              <w:t xml:space="preserve">修订人</w:t>
+            </w:r>
+          </w:p>
+        </w:tc>
+        <w:tc>
+          <w:tcPr/>
+          <w:p>
+            <w:pPr>
+              <w:pStyle w:val="Compact"/>
+            </w:pPr>
+            <w:r>
+              <w:rPr>
+                <w:rFonts w:hint="eastAsia"/>
+              </w:rPr>
+              <w:t xml:space="preserve">状态</w:t>
             </w:r>
           </w:p>
         </w:tc>
@@ -1010,57 +452,69 @@
               <w:pStyle w:val="Compact"/>
             </w:pPr>
             <w:r>
-              <w:t xml:space="preserve">TC-AUTH-01</w:t>
-            </w:r>
-          </w:p>
-        </w:tc>
-        <w:tc>
-          <w:tcPr/>
-          <w:p>
-            <w:pPr>
-              <w:pStyle w:val="Compact"/>
-            </w:pPr>
-            <w:r>
-              <w:rPr>
-                <w:rFonts w:hint="eastAsia"/>
-              </w:rPr>
-              <w:t xml:space="preserve">用户登录与角色识别</w:t>
-            </w:r>
-          </w:p>
-        </w:tc>
-        <w:tc>
-          <w:tcPr/>
-          <w:p>
-            <w:pPr>
-              <w:pStyle w:val="Compact"/>
-            </w:pPr>
-            <w:r>
-              <w:t xml:space="preserve">REQ-COM-01 / UC-COM-01</w:t>
-            </w:r>
-          </w:p>
-        </w:tc>
-        <w:tc>
-          <w:tcPr/>
-          <w:p>
-            <w:pPr>
-              <w:pStyle w:val="Compact"/>
-            </w:pPr>
-            <w:r>
-              <w:t xml:space="preserve">P0</w:t>
-            </w:r>
-          </w:p>
-        </w:tc>
-        <w:tc>
-          <w:tcPr/>
-          <w:p>
-            <w:pPr>
-              <w:pStyle w:val="Compact"/>
-            </w:pPr>
-            <w:r>
-              <w:rPr>
-                <w:rFonts w:hint="eastAsia"/>
-              </w:rPr>
-              <w:t xml:space="preserve">学生、教师、辅导员、管理员、家长账号登录</w:t>
+              <w:t xml:space="preserve">V1.0</w:t>
+            </w:r>
+          </w:p>
+        </w:tc>
+        <w:tc>
+          <w:tcPr/>
+          <w:p>
+            <w:pPr>
+              <w:pStyle w:val="Compact"/>
+            </w:pPr>
+            <w:r>
+              <w:t xml:space="preserve">2026-05-23</w:t>
+            </w:r>
+          </w:p>
+        </w:tc>
+        <w:tc>
+          <w:tcPr/>
+          <w:p>
+            <w:pPr>
+              <w:pStyle w:val="Compact"/>
+            </w:pPr>
+            <w:r>
+              <w:rPr>
+                <w:rFonts w:hint="eastAsia"/>
+              </w:rPr>
+              <w:t xml:space="preserve">形成核心功能、接口和</w:t>
+            </w:r>
+            <w:r>
+              <w:t xml:space="preserve"> NLU </w:t>
+            </w:r>
+            <w:r>
+              <w:rPr>
+                <w:rFonts w:hint="eastAsia"/>
+              </w:rPr>
+              <w:t xml:space="preserve">用例</w:t>
+            </w:r>
+          </w:p>
+        </w:tc>
+        <w:tc>
+          <w:tcPr/>
+          <w:p>
+            <w:pPr>
+              <w:pStyle w:val="Compact"/>
+            </w:pPr>
+            <w:r>
+              <w:rPr>
+                <w:rFonts w:hint="eastAsia"/>
+              </w:rPr>
+              <w:t xml:space="preserve">测试组</w:t>
+            </w:r>
+          </w:p>
+        </w:tc>
+        <w:tc>
+          <w:tcPr/>
+          <w:p>
+            <w:pPr>
+              <w:pStyle w:val="Compact"/>
+            </w:pPr>
+            <w:r>
+              <w:rPr>
+                <w:rFonts w:hint="eastAsia"/>
+              </w:rPr>
+              <w:t xml:space="preserve">初稿</w:t>
             </w:r>
           </w:p>
         </w:tc>
@@ -1073,319 +527,75 @@
               <w:pStyle w:val="Compact"/>
             </w:pPr>
             <w:r>
-              <w:t xml:space="preserve">TC-CHAT-01</w:t>
-            </w:r>
-          </w:p>
-        </w:tc>
-        <w:tc>
-          <w:tcPr/>
-          <w:p>
-            <w:pPr>
-              <w:pStyle w:val="Compact"/>
-            </w:pPr>
-            <w:r>
-              <w:rPr>
-                <w:rFonts w:hint="eastAsia"/>
-              </w:rPr>
-              <w:t xml:space="preserve">学生自然语言问答</w:t>
-            </w:r>
-          </w:p>
-        </w:tc>
-        <w:tc>
-          <w:tcPr/>
-          <w:p>
-            <w:pPr>
-              <w:pStyle w:val="Compact"/>
-            </w:pPr>
-            <w:r>
-              <w:t xml:space="preserve">REQ-STU-01 / UC-STU-01</w:t>
-            </w:r>
-          </w:p>
-        </w:tc>
-        <w:tc>
-          <w:tcPr/>
-          <w:p>
-            <w:pPr>
-              <w:pStyle w:val="Compact"/>
-            </w:pPr>
-            <w:r>
-              <w:t xml:space="preserve">P0</w:t>
-            </w:r>
-          </w:p>
-        </w:tc>
-        <w:tc>
-          <w:tcPr/>
-          <w:p>
-            <w:pPr>
-              <w:pStyle w:val="Compact"/>
-            </w:pPr>
-            <w:r>
-              <w:rPr>
-                <w:rFonts w:hint="eastAsia"/>
-              </w:rPr>
-              <w:t xml:space="preserve">课程、考试、成绩、办事流程查询</w:t>
-            </w:r>
-          </w:p>
-        </w:tc>
-      </w:tr>
-      <w:tr>
-        <w:tc>
-          <w:tcPr/>
-          <w:p>
-            <w:pPr>
-              <w:pStyle w:val="Compact"/>
-            </w:pPr>
-            <w:r>
-              <w:t xml:space="preserve">TC-CHAT-02</w:t>
-            </w:r>
-          </w:p>
-        </w:tc>
-        <w:tc>
-          <w:tcPr/>
-          <w:p>
-            <w:pPr>
-              <w:pStyle w:val="Compact"/>
-            </w:pPr>
-            <w:r>
-              <w:rPr>
-                <w:rFonts w:hint="eastAsia"/>
-              </w:rPr>
-              <w:t xml:space="preserve">访客招生与校园导航问答</w:t>
-            </w:r>
-          </w:p>
-        </w:tc>
-        <w:tc>
-          <w:tcPr/>
-          <w:p>
-            <w:pPr>
-              <w:pStyle w:val="Compact"/>
-            </w:pPr>
-            <w:r>
-              <w:t xml:space="preserve">REQ-VIS-01 / UC-VIS-01</w:t>
-            </w:r>
-          </w:p>
-        </w:tc>
-        <w:tc>
-          <w:tcPr/>
-          <w:p>
-            <w:pPr>
-              <w:pStyle w:val="Compact"/>
-            </w:pPr>
-            <w:r>
-              <w:t xml:space="preserve">P1</w:t>
-            </w:r>
-          </w:p>
-        </w:tc>
-        <w:tc>
-          <w:tcPr/>
-          <w:p>
-            <w:pPr>
-              <w:pStyle w:val="Compact"/>
-            </w:pPr>
-            <w:r>
-              <w:rPr>
-                <w:rFonts w:hint="eastAsia"/>
-              </w:rPr>
-              <w:t xml:space="preserve">无需登录的公开信息查询</w:t>
-            </w:r>
-          </w:p>
-        </w:tc>
-      </w:tr>
-      <w:tr>
-        <w:tc>
-          <w:tcPr/>
-          <w:p>
-            <w:pPr>
-              <w:pStyle w:val="Compact"/>
-            </w:pPr>
-            <w:r>
-              <w:t xml:space="preserve">TC-KB-01</w:t>
-            </w:r>
-          </w:p>
-        </w:tc>
-        <w:tc>
-          <w:tcPr/>
-          <w:p>
-            <w:pPr>
-              <w:pStyle w:val="Compact"/>
-            </w:pPr>
-            <w:r>
-              <w:rPr>
-                <w:rFonts w:hint="eastAsia"/>
-              </w:rPr>
-              <w:t xml:space="preserve">管理员维护知识库</w:t>
-            </w:r>
-          </w:p>
-        </w:tc>
-        <w:tc>
-          <w:tcPr/>
-          <w:p>
-            <w:pPr>
-              <w:pStyle w:val="Compact"/>
-            </w:pPr>
-            <w:r>
-              <w:t xml:space="preserve">REQ-ADM-01 / UC-ADM-01</w:t>
-            </w:r>
-          </w:p>
-        </w:tc>
-        <w:tc>
-          <w:tcPr/>
-          <w:p>
-            <w:pPr>
-              <w:pStyle w:val="Compact"/>
-            </w:pPr>
-            <w:r>
-              <w:t xml:space="preserve">P0</w:t>
-            </w:r>
-          </w:p>
-        </w:tc>
-        <w:tc>
-          <w:tcPr/>
-          <w:p>
-            <w:pPr>
-              <w:pStyle w:val="Compact"/>
-            </w:pPr>
-            <w:r>
-              <w:rPr>
-                <w:rFonts w:hint="eastAsia"/>
-              </w:rPr>
-              <w:t xml:space="preserve">新增、编辑、版本历史、停用、删除</w:t>
-            </w:r>
-          </w:p>
-        </w:tc>
-      </w:tr>
-      <w:tr>
-        <w:tc>
-          <w:tcPr/>
-          <w:p>
-            <w:pPr>
-              <w:pStyle w:val="Compact"/>
-            </w:pPr>
-            <w:r>
-              <w:t xml:space="preserve">TC-NLU-01</w:t>
-            </w:r>
-          </w:p>
-        </w:tc>
-        <w:tc>
-          <w:tcPr/>
-          <w:p>
-            <w:pPr>
-              <w:pStyle w:val="Compact"/>
-            </w:pPr>
-            <w:r>
-              <w:rPr>
-                <w:rFonts w:hint="eastAsia"/>
-              </w:rPr>
-              <w:t xml:space="preserve">核心意图识别</w:t>
-            </w:r>
-          </w:p>
-        </w:tc>
-        <w:tc>
-          <w:tcPr/>
-          <w:p>
-            <w:pPr>
-              <w:pStyle w:val="Compact"/>
-            </w:pPr>
-            <w:r>
-              <w:t xml:space="preserve">REQ-COM-02</w:t>
-            </w:r>
-          </w:p>
-        </w:tc>
-        <w:tc>
-          <w:tcPr/>
-          <w:p>
-            <w:pPr>
-              <w:pStyle w:val="Compact"/>
-            </w:pPr>
-            <w:r>
-              <w:t xml:space="preserve">P0</w:t>
-            </w:r>
-          </w:p>
-        </w:tc>
-        <w:tc>
-          <w:tcPr/>
-          <w:p>
-            <w:pPr>
-              <w:pStyle w:val="Compact"/>
-            </w:pPr>
-            <w:r>
-              <w:t xml:space="preserve">15 </w:t>
-            </w:r>
-            <w:r>
-              <w:rPr>
-                <w:rFonts w:hint="eastAsia"/>
-              </w:rPr>
-              <w:t xml:space="preserve">类核心意图和兜底样本</w:t>
-            </w:r>
-          </w:p>
-        </w:tc>
-      </w:tr>
-      <w:tr>
-        <w:tc>
-          <w:tcPr/>
-          <w:p>
-            <w:pPr>
-              <w:pStyle w:val="Compact"/>
-            </w:pPr>
-            <w:r>
-              <w:t xml:space="preserve">TC-E2E-01</w:t>
-            </w:r>
-          </w:p>
-        </w:tc>
-        <w:tc>
-          <w:tcPr/>
-          <w:p>
-            <w:pPr>
-              <w:pStyle w:val="Compact"/>
-            </w:pPr>
-            <w:r>
-              <w:rPr>
-                <w:rFonts w:hint="eastAsia"/>
-              </w:rPr>
-              <w:t xml:space="preserve">学生期末备考流程</w:t>
-            </w:r>
-          </w:p>
-        </w:tc>
-        <w:tc>
-          <w:tcPr/>
-          <w:p>
-            <w:pPr>
-              <w:pStyle w:val="Compact"/>
-            </w:pPr>
-            <w:r>
-              <w:t xml:space="preserve">UC-STU-EXAM</w:t>
-            </w:r>
-          </w:p>
-        </w:tc>
-        <w:tc>
-          <w:tcPr/>
-          <w:p>
-            <w:pPr>
-              <w:pStyle w:val="Compact"/>
-            </w:pPr>
-            <w:r>
-              <w:t xml:space="preserve">P0</w:t>
-            </w:r>
-          </w:p>
-        </w:tc>
-        <w:tc>
-          <w:tcPr/>
-          <w:p>
-            <w:pPr>
-              <w:pStyle w:val="Compact"/>
-            </w:pPr>
-            <w:r>
-              <w:rPr>
-                <w:rFonts w:hint="eastAsia"/>
-              </w:rPr>
-              <w:t xml:space="preserve">登录、考试查询、提醒、空教室、地图定位</w:t>
+              <w:t xml:space="preserve">V1.1</w:t>
+            </w:r>
+          </w:p>
+        </w:tc>
+        <w:tc>
+          <w:tcPr/>
+          <w:p>
+            <w:pPr>
+              <w:pStyle w:val="Compact"/>
+            </w:pPr>
+            <w:r>
+              <w:t xml:space="preserve">2026-05-24</w:t>
+            </w:r>
+          </w:p>
+        </w:tc>
+        <w:tc>
+          <w:tcPr/>
+          <w:p>
+            <w:pPr>
+              <w:pStyle w:val="Compact"/>
+            </w:pPr>
+            <w:r>
+              <w:rPr>
+                <w:rFonts w:hint="eastAsia"/>
+              </w:rPr>
+              <w:t xml:space="preserve">扩展接口、异常、构建和</w:t>
+            </w:r>
+            <w:r>
+              <w:t xml:space="preserve"> E2E </w:t>
+            </w:r>
+            <w:r>
+              <w:rPr>
+                <w:rFonts w:hint="eastAsia"/>
+              </w:rPr>
+              <w:t xml:space="preserve">用例</w:t>
+            </w:r>
+          </w:p>
+        </w:tc>
+        <w:tc>
+          <w:tcPr/>
+          <w:p>
+            <w:pPr>
+              <w:pStyle w:val="Compact"/>
+            </w:pPr>
+            <w:r>
+              <w:rPr>
+                <w:rFonts w:hint="eastAsia"/>
+              </w:rPr>
+              <w:t xml:space="preserve">测试组</w:t>
+            </w:r>
+          </w:p>
+        </w:tc>
+        <w:tc>
+          <w:tcPr/>
+          <w:p>
+            <w:pPr>
+              <w:pStyle w:val="Compact"/>
+            </w:pPr>
+            <w:r>
+              <w:rPr>
+                <w:rFonts w:hint="eastAsia"/>
+              </w:rPr>
+              <w:t xml:space="preserve">评审中</w:t>
             </w:r>
           </w:p>
         </w:tc>
       </w:tr>
     </w:tbl>
-    <w:bookmarkEnd w:id="12"/>
-    <w:bookmarkStart w:id="13" w:name="核心步骤示例"/>
+    <w:bookmarkStart w:id="9" w:name="本版摘要"/>
     <w:p>
       <w:pPr>
         <w:pStyle w:val="Heading2"/>
@@ -1394,7 +604,40 @@
         <w:rPr>
           <w:rFonts w:hint="eastAsia"/>
         </w:rPr>
-        <w:t xml:space="preserve">核心步骤示例</w:t>
+        <w:t xml:space="preserve">本版摘要</w:t>
+      </w:r>
+    </w:p>
+    <w:p>
+      <w:pPr>
+        <w:pStyle w:val="FirstParagraph"/>
+      </w:pPr>
+      <w:r>
+        <w:rPr>
+          <w:rFonts w:hint="eastAsia"/>
+        </w:rPr>
+        <w:t xml:space="preserve">扩展到角色、接口、前端构建、异常和端到端流程，支撑</w:t>
+      </w:r>
+      <w:r>
+        <w:t xml:space="preserve"> TR V1.0 </w:t>
+      </w:r>
+      <w:r>
+        <w:rPr>
+          <w:rFonts w:hint="eastAsia"/>
+        </w:rPr>
+        <w:t xml:space="preserve">初测。</w:t>
+      </w:r>
+    </w:p>
+    <w:bookmarkEnd w:id="9"/>
+    <w:bookmarkStart w:id="10" w:name="参考文档"/>
+    <w:p>
+      <w:pPr>
+        <w:pStyle w:val="Heading2"/>
+      </w:pPr>
+      <w:r>
+        <w:rPr>
+          <w:rFonts w:hint="eastAsia"/>
+        </w:rPr>
+        <w:t xml:space="preserve">参考文档</w:t>
       </w:r>
     </w:p>
     <w:tbl>
@@ -1423,35 +666,35 @@
               <w:rPr>
                 <w:rFonts w:hint="eastAsia"/>
               </w:rPr>
-              <w:t xml:space="preserve">用例</w:t>
-            </w:r>
-          </w:p>
-        </w:tc>
-        <w:tc>
-          <w:tcPr/>
-          <w:p>
-            <w:pPr>
-              <w:pStyle w:val="Compact"/>
-            </w:pPr>
-            <w:r>
-              <w:rPr>
-                <w:rFonts w:hint="eastAsia"/>
-              </w:rPr>
-              <w:t xml:space="preserve">输入/操作</w:t>
-            </w:r>
-          </w:p>
-        </w:tc>
-        <w:tc>
-          <w:tcPr/>
-          <w:p>
-            <w:pPr>
-              <w:pStyle w:val="Compact"/>
-            </w:pPr>
-            <w:r>
-              <w:rPr>
-                <w:rFonts w:hint="eastAsia"/>
-              </w:rPr>
-              <w:t xml:space="preserve">预期结果</w:t>
+              <w:t xml:space="preserve">文档</w:t>
+            </w:r>
+          </w:p>
+        </w:tc>
+        <w:tc>
+          <w:tcPr/>
+          <w:p>
+            <w:pPr>
+              <w:pStyle w:val="Compact"/>
+            </w:pPr>
+            <w:r>
+              <w:rPr>
+                <w:rFonts w:hint="eastAsia"/>
+              </w:rPr>
+              <w:t xml:space="preserve">编号/版本</w:t>
+            </w:r>
+          </w:p>
+        </w:tc>
+        <w:tc>
+          <w:tcPr/>
+          <w:p>
+            <w:pPr>
+              <w:pStyle w:val="Compact"/>
+            </w:pPr>
+            <w:r>
+              <w:rPr>
+                <w:rFonts w:hint="eastAsia"/>
+              </w:rPr>
+              <w:t xml:space="preserve">说明</w:t>
             </w:r>
           </w:p>
         </w:tc>
@@ -1464,44 +707,38 @@
               <w:pStyle w:val="Compact"/>
             </w:pPr>
             <w:r>
-              <w:t xml:space="preserve">TC-CHAT-01</w:t>
-            </w:r>
-          </w:p>
-        </w:tc>
-        <w:tc>
-          <w:tcPr/>
-          <w:p>
-            <w:pPr>
-              <w:pStyle w:val="Compact"/>
-            </w:pPr>
-            <w:r>
-              <w:rPr>
-                <w:rFonts w:hint="eastAsia"/>
-              </w:rPr>
-              <w:t xml:space="preserve">输入“明天有什么课？”</w:t>
-            </w:r>
-          </w:p>
-        </w:tc>
-        <w:tc>
-          <w:tcPr/>
-          <w:p>
-            <w:pPr>
-              <w:pStyle w:val="Compact"/>
-            </w:pPr>
-            <w:r>
-              <w:rPr>
-                <w:rFonts w:hint="eastAsia"/>
-              </w:rPr>
-              <w:t xml:space="preserve">返回课程名、时间、地点、教师，响应不超过</w:t>
-            </w:r>
-            <w:r>
-              <w:t xml:space="preserve"> 3 </w:t>
-            </w:r>
-            <w:r>
-              <w:rPr>
-                <w:rFonts w:hint="eastAsia"/>
-              </w:rPr>
-              <w:t xml:space="preserve">秒</w:t>
+              <w:rPr>
+                <w:rFonts w:hint="eastAsia"/>
+              </w:rPr>
+              <w:t xml:space="preserve">软件需求规格说明书（SRS）</w:t>
+            </w:r>
+          </w:p>
+        </w:tc>
+        <w:tc>
+          <w:tcPr/>
+          <w:p>
+            <w:pPr>
+              <w:pStyle w:val="Compact"/>
+            </w:pPr>
+            <w:r>
+              <w:t xml:space="preserve">SRS-BASELINE-V1.0</w:t>
+            </w:r>
+          </w:p>
+        </w:tc>
+        <w:tc>
+          <w:tcPr/>
+          <w:p>
+            <w:pPr>
+              <w:pStyle w:val="Compact"/>
+            </w:pPr>
+            <w:r>
+              <w:t xml:space="preserve">2026-05-23 </w:t>
+            </w:r>
+            <w:r>
+              <w:rPr>
+                <w:rFonts w:hint="eastAsia"/>
+              </w:rPr>
+              <w:t xml:space="preserve">基线发布</w:t>
             </w:r>
           </w:p>
         </w:tc>
@@ -1514,35 +751,38 @@
               <w:pStyle w:val="Compact"/>
             </w:pPr>
             <w:r>
-              <w:t xml:space="preserve">TC-CHAT-01</w:t>
-            </w:r>
-          </w:p>
-        </w:tc>
-        <w:tc>
-          <w:tcPr/>
-          <w:p>
-            <w:pPr>
-              <w:pStyle w:val="Compact"/>
-            </w:pPr>
-            <w:r>
-              <w:rPr>
-                <w:rFonts w:hint="eastAsia"/>
-              </w:rPr>
-              <w:t xml:space="preserve">输入空字符串</w:t>
-            </w:r>
-          </w:p>
-        </w:tc>
-        <w:tc>
-          <w:tcPr/>
-          <w:p>
-            <w:pPr>
-              <w:pStyle w:val="Compact"/>
-            </w:pPr>
-            <w:r>
-              <w:rPr>
-                <w:rFonts w:hint="eastAsia"/>
-              </w:rPr>
-              <w:t xml:space="preserve">提示请输入问题，不产生异常记录</w:t>
+              <w:rPr>
+                <w:rFonts w:hint="eastAsia"/>
+              </w:rPr>
+              <w:t xml:space="preserve">评审与基线记录（RB）</w:t>
+            </w:r>
+          </w:p>
+        </w:tc>
+        <w:tc>
+          <w:tcPr/>
+          <w:p>
+            <w:pPr>
+              <w:pStyle w:val="Compact"/>
+            </w:pPr>
+            <w:r>
+              <w:t xml:space="preserve">BL-SRS-SCHOOLQA-2026-001</w:t>
+            </w:r>
+          </w:p>
+        </w:tc>
+        <w:tc>
+          <w:tcPr/>
+          <w:p>
+            <w:pPr>
+              <w:pStyle w:val="Compact"/>
+            </w:pPr>
+            <w:r>
+              <w:t xml:space="preserve">R1-R4 </w:t>
+            </w:r>
+            <w:r>
+              <w:rPr>
+                <w:rFonts w:hint="eastAsia"/>
+              </w:rPr>
+              <w:t xml:space="preserve">评审通过</w:t>
             </w:r>
           </w:p>
         </w:tc>
@@ -1555,35 +795,47 @@
               <w:pStyle w:val="Compact"/>
             </w:pPr>
             <w:r>
-              <w:t xml:space="preserve">TC-KB-01</w:t>
-            </w:r>
-          </w:p>
-        </w:tc>
-        <w:tc>
-          <w:tcPr/>
-          <w:p>
-            <w:pPr>
-              <w:pStyle w:val="Compact"/>
-            </w:pPr>
-            <w:r>
-              <w:rPr>
-                <w:rFonts w:hint="eastAsia"/>
-              </w:rPr>
-              <w:t xml:space="preserve">新增知识条目并编辑标题</w:t>
-            </w:r>
-          </w:p>
-        </w:tc>
-        <w:tc>
-          <w:tcPr/>
-          <w:p>
-            <w:pPr>
-              <w:pStyle w:val="Compact"/>
-            </w:pPr>
-            <w:r>
-              <w:rPr>
-                <w:rFonts w:hint="eastAsia"/>
-              </w:rPr>
-              <w:t xml:space="preserve">保存成功，版本号递增，历史版本可查看</w:t>
+              <w:rPr>
+                <w:rFonts w:hint="eastAsia"/>
+              </w:rPr>
+              <w:t xml:space="preserve">需求变更报告（CR）</w:t>
+            </w:r>
+          </w:p>
+        </w:tc>
+        <w:tc>
+          <w:tcPr/>
+          <w:p>
+            <w:pPr>
+              <w:pStyle w:val="Compact"/>
+            </w:pPr>
+            <w:r>
+              <w:t xml:space="preserve">CR-SCHOOL-QA-001</w:t>
+            </w:r>
+          </w:p>
+        </w:tc>
+        <w:tc>
+          <w:tcPr/>
+          <w:p>
+            <w:pPr>
+              <w:pStyle w:val="Compact"/>
+            </w:pPr>
+            <w:r>
+              <w:t xml:space="preserve">2026-05-30 CCB </w:t>
+            </w:r>
+            <w:r>
+              <w:rPr>
+                <w:rFonts w:hint="eastAsia"/>
+              </w:rPr>
+              <w:t xml:space="preserve">关闭</w:t>
+            </w:r>
+            <w:r>
+              <w:t xml:space="preserve"> 16 </w:t>
+            </w:r>
+            <w:r>
+              <w:rPr>
+                <w:rFonts w:hint="eastAsia"/>
+              </w:rPr>
+              <w:t xml:space="preserve">项变更</w:t>
             </w:r>
           </w:p>
         </w:tc>
@@ -1596,35 +848,796 @@
               <w:pStyle w:val="Compact"/>
             </w:pPr>
             <w:r>
-              <w:t xml:space="preserve">TC-NLU-01</w:t>
-            </w:r>
-          </w:p>
-        </w:tc>
-        <w:tc>
-          <w:tcPr/>
-          <w:p>
-            <w:pPr>
-              <w:pStyle w:val="Compact"/>
-            </w:pPr>
-            <w:r>
-              <w:rPr>
-                <w:rFonts w:hint="eastAsia"/>
-              </w:rPr>
-              <w:t xml:space="preserve">输入“怎么申请奖学金？”</w:t>
-            </w:r>
-          </w:p>
-        </w:tc>
-        <w:tc>
-          <w:tcPr/>
-          <w:p>
-            <w:pPr>
-              <w:pStyle w:val="Compact"/>
-            </w:pPr>
-            <w:r>
-              <w:rPr>
-                <w:rFonts w:hint="eastAsia"/>
-              </w:rPr>
-              <w:t xml:space="preserve">识别为</w:t>
+              <w:rPr>
+                <w:rFonts w:hint="eastAsia"/>
+              </w:rPr>
+              <w:t xml:space="preserve">系统概要/详细/接口/数据库设计</w:t>
+            </w:r>
+          </w:p>
+        </w:tc>
+        <w:tc>
+          <w:tcPr/>
+          <w:p>
+            <w:pPr>
+              <w:pStyle w:val="Compact"/>
+            </w:pPr>
+            <w:r>
+              <w:t xml:space="preserve">SSDD/DDD/IDD/DBDD</w:t>
+            </w:r>
+          </w:p>
+        </w:tc>
+        <w:tc>
+          <w:tcPr/>
+          <w:p>
+            <w:pPr>
+              <w:pStyle w:val="Compact"/>
+            </w:pPr>
+            <w:r>
+              <w:rPr>
+                <w:rFonts w:hint="eastAsia"/>
+              </w:rPr>
+              <w:t xml:space="preserve">测试设计参考</w:t>
+            </w:r>
+          </w:p>
+        </w:tc>
+      </w:tr>
+    </w:tbl>
+    <w:bookmarkEnd w:id="10"/>
+    <w:bookmarkStart w:id="11" w:name="扩展范围"/>
+    <w:p>
+      <w:pPr>
+        <w:pStyle w:val="Heading2"/>
+      </w:pPr>
+      <w:r>
+        <w:rPr>
+          <w:rFonts w:hint="eastAsia"/>
+        </w:rPr>
+        <w:t xml:space="preserve">扩展范围</w:t>
+      </w:r>
+    </w:p>
+    <w:p>
+      <w:pPr>
+        <w:pStyle w:val="Compact"/>
+        <w:numPr>
+          <w:ilvl w:val="0"/>
+          <w:numId w:val="1001"/>
+        </w:numPr>
+      </w:pPr>
+      <w:r>
+        <w:rPr>
+          <w:rFonts w:hint="eastAsia"/>
+        </w:rPr>
+        <w:t xml:space="preserve">校务问答机器人</w:t>
+      </w:r>
+      <w:r>
+        <w:t xml:space="preserve"> </w:t>
+      </w:r>
+      <w:r>
+        <w:rPr>
+          <w:rFonts w:hint="eastAsia"/>
+        </w:rPr>
+        <w:t xml:space="preserve">MVP/原型验证，覆盖学生、教师、辅导员、管理员、家长、访客/考生等用户群的问答、知识库管理、对话历史、反馈、统计与基础权限能力；外部教务、OA、一卡通、图书馆等系统在本轮以接口契约和</w:t>
+      </w:r>
+      <w:r>
+        <w:t xml:space="preserve"> Mock </w:t>
+      </w:r>
+      <w:r>
+        <w:rPr>
+          <w:rFonts w:hint="eastAsia"/>
+        </w:rPr>
+        <w:t xml:space="preserve">数据验证为主，不包含选课、成绩录入、学籍修改、财务交易发起等写操作。</w:t>
+      </w:r>
+    </w:p>
+    <w:p>
+      <w:pPr>
+        <w:pStyle w:val="Compact"/>
+        <w:numPr>
+          <w:ilvl w:val="0"/>
+          <w:numId w:val="1001"/>
+        </w:numPr>
+      </w:pPr>
+      <w:r>
+        <w:t xml:space="preserve">V1.1 </w:t>
+      </w:r>
+      <w:r>
+        <w:rPr>
+          <w:rFonts w:hint="eastAsia"/>
+        </w:rPr>
+        <w:t xml:space="preserve">在核心用例基础上补充后端</w:t>
+      </w:r>
+      <w:r>
+        <w:t xml:space="preserve"> </w:t>
+      </w:r>
+      <w:r>
+        <w:rPr>
+          <w:rFonts w:hint="eastAsia"/>
+        </w:rPr>
+        <w:t xml:space="preserve">API、边界/异常、前端构建、UI</w:t>
+      </w:r>
+      <w:r>
+        <w:t xml:space="preserve"> </w:t>
+      </w:r>
+      <w:r>
+        <w:rPr>
+          <w:rFonts w:hint="eastAsia"/>
+        </w:rPr>
+        <w:t xml:space="preserve">截图和端到端流程。</w:t>
+      </w:r>
+    </w:p>
+    <w:bookmarkEnd w:id="11"/>
+    <w:bookmarkStart w:id="12" w:name="用例分组"/>
+    <w:p>
+      <w:pPr>
+        <w:pStyle w:val="Heading2"/>
+      </w:pPr>
+      <w:r>
+        <w:rPr>
+          <w:rFonts w:hint="eastAsia"/>
+        </w:rPr>
+        <w:t xml:space="preserve">用例分组</w:t>
+      </w:r>
+    </w:p>
+    <w:tbl>
+      <w:tblPr>
+        <w:tblStyle w:val="Table"/>
+        <w:tblW w:type="pct" w:w="5000"/>
+        <w:tblLayout w:type="fixed"/>
+        <w:tblLook w:firstRow="1" w:lastRow="0" w:firstColumn="0" w:lastColumn="0" w:noHBand="0" w:noVBand="0" w:val="0020"/>
+      </w:tblPr>
+      <w:tblGrid>
+        <w:gridCol w:w="1980"/>
+        <w:gridCol w:w="1980"/>
+        <w:gridCol w:w="1980"/>
+        <w:gridCol w:w="1980"/>
+      </w:tblGrid>
+      <w:tr>
+        <w:trPr>
+          <w:tblHeader w:val="on"/>
+        </w:trPr>
+        <w:tc>
+          <w:tcPr/>
+          <w:p>
+            <w:pPr>
+              <w:pStyle w:val="Compact"/>
+            </w:pPr>
+            <w:r>
+              <w:rPr>
+                <w:rFonts w:hint="eastAsia"/>
+              </w:rPr>
+              <w:t xml:space="preserve">分组</w:t>
+            </w:r>
+          </w:p>
+        </w:tc>
+        <w:tc>
+          <w:tcPr/>
+          <w:p>
+            <w:pPr>
+              <w:pStyle w:val="Compact"/>
+            </w:pPr>
+            <w:r>
+              <w:rPr>
+                <w:rFonts w:hint="eastAsia"/>
+              </w:rPr>
+              <w:t xml:space="preserve">计划用例数</w:t>
+            </w:r>
+          </w:p>
+        </w:tc>
+        <w:tc>
+          <w:tcPr/>
+          <w:p>
+            <w:pPr>
+              <w:pStyle w:val="Compact"/>
+            </w:pPr>
+            <w:r>
+              <w:rPr>
+                <w:rFonts w:hint="eastAsia"/>
+              </w:rPr>
+              <w:t xml:space="preserve">优先级</w:t>
+            </w:r>
+          </w:p>
+        </w:tc>
+        <w:tc>
+          <w:tcPr/>
+          <w:p>
+            <w:pPr>
+              <w:pStyle w:val="Compact"/>
+            </w:pPr>
+            <w:r>
+              <w:rPr>
+                <w:rFonts w:hint="eastAsia"/>
+              </w:rPr>
+              <w:t xml:space="preserve">覆盖内容</w:t>
+            </w:r>
+          </w:p>
+        </w:tc>
+      </w:tr>
+      <w:tr>
+        <w:tc>
+          <w:tcPr/>
+          <w:p>
+            <w:pPr>
+              <w:pStyle w:val="Compact"/>
+            </w:pPr>
+            <w:r>
+              <w:rPr>
+                <w:rFonts w:hint="eastAsia"/>
+              </w:rPr>
+              <w:t xml:space="preserve">后端</w:t>
+            </w:r>
+            <w:r>
+              <w:t xml:space="preserve"> API </w:t>
+            </w:r>
+            <w:r>
+              <w:rPr>
+                <w:rFonts w:hint="eastAsia"/>
+              </w:rPr>
+              <w:t xml:space="preserve">功能</w:t>
+            </w:r>
+          </w:p>
+        </w:tc>
+        <w:tc>
+          <w:tcPr/>
+          <w:p>
+            <w:pPr>
+              <w:pStyle w:val="Compact"/>
+            </w:pPr>
+            <w:r>
+              <w:t xml:space="preserve">28</w:t>
+            </w:r>
+          </w:p>
+        </w:tc>
+        <w:tc>
+          <w:tcPr/>
+          <w:p>
+            <w:pPr>
+              <w:pStyle w:val="Compact"/>
+            </w:pPr>
+            <w:r>
+              <w:t xml:space="preserve">P0/P1</w:t>
+            </w:r>
+          </w:p>
+        </w:tc>
+        <w:tc>
+          <w:tcPr/>
+          <w:p>
+            <w:pPr>
+              <w:pStyle w:val="Compact"/>
+            </w:pPr>
+            <w:r>
+              <w:rPr>
+                <w:rFonts w:hint="eastAsia"/>
+              </w:rPr>
+              <w:t xml:space="preserve">认证、对话、历史、反馈、知识库、分类、统计、健康检查</w:t>
+            </w:r>
+          </w:p>
+        </w:tc>
+      </w:tr>
+      <w:tr>
+        <w:tc>
+          <w:tcPr/>
+          <w:p>
+            <w:pPr>
+              <w:pStyle w:val="Compact"/>
+            </w:pPr>
+            <w:r>
+              <w:rPr>
+                <w:rFonts w:hint="eastAsia"/>
+              </w:rPr>
+              <w:t xml:space="preserve">边界与异常</w:t>
+            </w:r>
+          </w:p>
+        </w:tc>
+        <w:tc>
+          <w:tcPr/>
+          <w:p>
+            <w:pPr>
+              <w:pStyle w:val="Compact"/>
+            </w:pPr>
+            <w:r>
+              <w:t xml:space="preserve">14</w:t>
+            </w:r>
+          </w:p>
+        </w:tc>
+        <w:tc>
+          <w:tcPr/>
+          <w:p>
+            <w:pPr>
+              <w:pStyle w:val="Compact"/>
+            </w:pPr>
+            <w:r>
+              <w:t xml:space="preserve">P0/P1</w:t>
+            </w:r>
+          </w:p>
+        </w:tc>
+        <w:tc>
+          <w:tcPr/>
+          <w:p>
+            <w:pPr>
+              <w:pStyle w:val="Compact"/>
+            </w:pPr>
+            <w:r>
+              <w:rPr>
+                <w:rFonts w:hint="eastAsia"/>
+              </w:rPr>
+              <w:t xml:space="preserve">空输入、错误账号、无</w:t>
+            </w:r>
+            <w:r>
+              <w:t xml:space="preserve"> </w:t>
+            </w:r>
+            <w:r>
+              <w:rPr>
+                <w:rFonts w:hint="eastAsia"/>
+              </w:rPr>
+              <w:t xml:space="preserve">Token、参数校验、未知问题</w:t>
+            </w:r>
+          </w:p>
+        </w:tc>
+      </w:tr>
+      <w:tr>
+        <w:tc>
+          <w:tcPr/>
+          <w:p>
+            <w:pPr>
+              <w:pStyle w:val="Compact"/>
+            </w:pPr>
+            <w:r>
+              <w:t xml:space="preserve">NLU </w:t>
+            </w:r>
+            <w:r>
+              <w:rPr>
+                <w:rFonts w:hint="eastAsia"/>
+              </w:rPr>
+              <w:t xml:space="preserve">与实体</w:t>
+            </w:r>
+          </w:p>
+        </w:tc>
+        <w:tc>
+          <w:tcPr/>
+          <w:p>
+            <w:pPr>
+              <w:pStyle w:val="Compact"/>
+            </w:pPr>
+            <w:r>
+              <w:t xml:space="preserve">22</w:t>
+            </w:r>
+          </w:p>
+        </w:tc>
+        <w:tc>
+          <w:tcPr/>
+          <w:p>
+            <w:pPr>
+              <w:pStyle w:val="Compact"/>
+            </w:pPr>
+            <w:r>
+              <w:t xml:space="preserve">P0/P1</w:t>
+            </w:r>
+          </w:p>
+        </w:tc>
+        <w:tc>
+          <w:tcPr/>
+          <w:p>
+            <w:pPr>
+              <w:pStyle w:val="Compact"/>
+            </w:pPr>
+            <w:r>
+              <w:t xml:space="preserve">17 </w:t>
+            </w:r>
+            <w:r>
+              <w:rPr>
+                <w:rFonts w:hint="eastAsia"/>
+              </w:rPr>
+              <w:t xml:space="preserve">条意图样本、5</w:t>
+            </w:r>
+            <w:r>
+              <w:t xml:space="preserve"> </w:t>
+            </w:r>
+            <w:r>
+              <w:rPr>
+                <w:rFonts w:hint="eastAsia"/>
+              </w:rPr>
+              <w:t xml:space="preserve">条实体样本</w:t>
+            </w:r>
+          </w:p>
+        </w:tc>
+      </w:tr>
+      <w:tr>
+        <w:tc>
+          <w:tcPr/>
+          <w:p>
+            <w:pPr>
+              <w:pStyle w:val="Compact"/>
+            </w:pPr>
+            <w:r>
+              <w:rPr>
+                <w:rFonts w:hint="eastAsia"/>
+              </w:rPr>
+              <w:t xml:space="preserve">前端构建/UI</w:t>
+            </w:r>
+          </w:p>
+        </w:tc>
+        <w:tc>
+          <w:tcPr/>
+          <w:p>
+            <w:pPr>
+              <w:pStyle w:val="Compact"/>
+            </w:pPr>
+            <w:r>
+              <w:t xml:space="preserve">11</w:t>
+            </w:r>
+          </w:p>
+        </w:tc>
+        <w:tc>
+          <w:tcPr/>
+          <w:p>
+            <w:pPr>
+              <w:pStyle w:val="Compact"/>
+            </w:pPr>
+            <w:r>
+              <w:t xml:space="preserve">P1</w:t>
+            </w:r>
+          </w:p>
+        </w:tc>
+        <w:tc>
+          <w:tcPr/>
+          <w:p>
+            <w:pPr>
+              <w:pStyle w:val="Compact"/>
+            </w:pPr>
+            <w:r>
+              <w:rPr>
+                <w:rFonts w:hint="eastAsia"/>
+              </w:rPr>
+              <w:t xml:space="preserve">用户端、管理端类型检查、构建和关键页面截图</w:t>
+            </w:r>
+          </w:p>
+        </w:tc>
+      </w:tr>
+      <w:tr>
+        <w:tc>
+          <w:tcPr/>
+          <w:p>
+            <w:pPr>
+              <w:pStyle w:val="Compact"/>
+            </w:pPr>
+            <w:r>
+              <w:rPr>
+                <w:rFonts w:hint="eastAsia"/>
+              </w:rPr>
+              <w:t xml:space="preserve">端到端流程</w:t>
+            </w:r>
+          </w:p>
+        </w:tc>
+        <w:tc>
+          <w:tcPr/>
+          <w:p>
+            <w:pPr>
+              <w:pStyle w:val="Compact"/>
+            </w:pPr>
+            <w:r>
+              <w:t xml:space="preserve">3</w:t>
+            </w:r>
+          </w:p>
+        </w:tc>
+        <w:tc>
+          <w:tcPr/>
+          <w:p>
+            <w:pPr>
+              <w:pStyle w:val="Compact"/>
+            </w:pPr>
+            <w:r>
+              <w:t xml:space="preserve">P0</w:t>
+            </w:r>
+          </w:p>
+        </w:tc>
+        <w:tc>
+          <w:tcPr/>
+          <w:p>
+            <w:pPr>
+              <w:pStyle w:val="Compact"/>
+            </w:pPr>
+            <w:r>
+              <w:rPr>
+                <w:rFonts w:hint="eastAsia"/>
+              </w:rPr>
+              <w:t xml:space="preserve">学生问答、管理员知识库、未匹配问题解决</w:t>
+            </w:r>
+          </w:p>
+        </w:tc>
+      </w:tr>
+    </w:tbl>
+    <w:bookmarkEnd w:id="12"/>
+    <w:bookmarkStart w:id="13" w:name="接口用例样例"/>
+    <w:p>
+      <w:pPr>
+        <w:pStyle w:val="Heading2"/>
+      </w:pPr>
+      <w:r>
+        <w:rPr>
+          <w:rFonts w:hint="eastAsia"/>
+        </w:rPr>
+        <w:t xml:space="preserve">接口用例样例</w:t>
+      </w:r>
+    </w:p>
+    <w:tbl>
+      <w:tblPr>
+        <w:tblStyle w:val="Table"/>
+        <w:tblW w:type="pct" w:w="5000"/>
+        <w:tblLayout w:type="fixed"/>
+        <w:tblLook w:firstRow="1" w:lastRow="0" w:firstColumn="0" w:lastColumn="0" w:noHBand="0" w:noVBand="0" w:val="0020"/>
+      </w:tblPr>
+      <w:tblGrid>
+        <w:gridCol w:w="1584"/>
+        <w:gridCol w:w="1584"/>
+        <w:gridCol w:w="1584"/>
+        <w:gridCol w:w="1584"/>
+        <w:gridCol w:w="1584"/>
+      </w:tblGrid>
+      <w:tr>
+        <w:trPr>
+          <w:tblHeader w:val="on"/>
+        </w:trPr>
+        <w:tc>
+          <w:tcPr/>
+          <w:p>
+            <w:pPr>
+              <w:pStyle w:val="Compact"/>
+            </w:pPr>
+            <w:r>
+              <w:rPr>
+                <w:rFonts w:hint="eastAsia"/>
+              </w:rPr>
+              <w:t xml:space="preserve">编号</w:t>
+            </w:r>
+          </w:p>
+        </w:tc>
+        <w:tc>
+          <w:tcPr/>
+          <w:p>
+            <w:pPr>
+              <w:pStyle w:val="Compact"/>
+            </w:pPr>
+            <w:r>
+              <w:rPr>
+                <w:rFonts w:hint="eastAsia"/>
+              </w:rPr>
+              <w:t xml:space="preserve">端点</w:t>
+            </w:r>
+          </w:p>
+        </w:tc>
+        <w:tc>
+          <w:tcPr/>
+          <w:p>
+            <w:pPr>
+              <w:pStyle w:val="Compact"/>
+            </w:pPr>
+            <w:r>
+              <w:rPr>
+                <w:rFonts w:hint="eastAsia"/>
+              </w:rPr>
+              <w:t xml:space="preserve">方法</w:t>
+            </w:r>
+          </w:p>
+        </w:tc>
+        <w:tc>
+          <w:tcPr/>
+          <w:p>
+            <w:pPr>
+              <w:pStyle w:val="Compact"/>
+            </w:pPr>
+            <w:r>
+              <w:rPr>
+                <w:rFonts w:hint="eastAsia"/>
+              </w:rPr>
+              <w:t xml:space="preserve">输入</w:t>
+            </w:r>
+          </w:p>
+        </w:tc>
+        <w:tc>
+          <w:tcPr/>
+          <w:p>
+            <w:pPr>
+              <w:pStyle w:val="Compact"/>
+            </w:pPr>
+            <w:r>
+              <w:rPr>
+                <w:rFonts w:hint="eastAsia"/>
+              </w:rPr>
+              <w:t xml:space="preserve">预期</w:t>
+            </w:r>
+          </w:p>
+        </w:tc>
+      </w:tr>
+      <w:tr>
+        <w:tc>
+          <w:tcPr/>
+          <w:p>
+            <w:pPr>
+              <w:pStyle w:val="Compact"/>
+            </w:pPr>
+            <w:r>
+              <w:t xml:space="preserve">TC-API-01</w:t>
+            </w:r>
+          </w:p>
+        </w:tc>
+        <w:tc>
+          <w:tcPr/>
+          <w:p>
+            <w:pPr>
+              <w:pStyle w:val="Compact"/>
+            </w:pPr>
+            <w:r>
+              <w:t xml:space="preserve">/api/v1/auth/login</w:t>
+            </w:r>
+          </w:p>
+        </w:tc>
+        <w:tc>
+          <w:tcPr/>
+          <w:p>
+            <w:pPr>
+              <w:pStyle w:val="Compact"/>
+            </w:pPr>
+            <w:r>
+              <w:t xml:space="preserve">POST</w:t>
+            </w:r>
+          </w:p>
+        </w:tc>
+        <w:tc>
+          <w:tcPr/>
+          <w:p>
+            <w:pPr>
+              <w:pStyle w:val="Compact"/>
+            </w:pPr>
+            <w:r>
+              <w:t xml:space="preserve">student/123456</w:t>
+            </w:r>
+          </w:p>
+        </w:tc>
+        <w:tc>
+          <w:tcPr/>
+          <w:p>
+            <w:pPr>
+              <w:pStyle w:val="Compact"/>
+            </w:pPr>
+            <w:r>
+              <w:rPr>
+                <w:rFonts w:hint="eastAsia"/>
+              </w:rPr>
+              <w:t xml:space="preserve">200，返回</w:t>
+            </w:r>
+            <w:r>
+              <w:t xml:space="preserve"> token </w:t>
+            </w:r>
+            <w:r>
+              <w:rPr>
+                <w:rFonts w:hint="eastAsia"/>
+              </w:rPr>
+              <w:t xml:space="preserve">和</w:t>
+            </w:r>
+            <w:r>
+              <w:t xml:space="preserve"> userInfo</w:t>
+            </w:r>
+          </w:p>
+        </w:tc>
+      </w:tr>
+      <w:tr>
+        <w:tc>
+          <w:tcPr/>
+          <w:p>
+            <w:pPr>
+              <w:pStyle w:val="Compact"/>
+            </w:pPr>
+            <w:r>
+              <w:t xml:space="preserve">TC-API-02</w:t>
+            </w:r>
+          </w:p>
+        </w:tc>
+        <w:tc>
+          <w:tcPr/>
+          <w:p>
+            <w:pPr>
+              <w:pStyle w:val="Compact"/>
+            </w:pPr>
+            <w:r>
+              <w:t xml:space="preserve">/api/v1/auth/login</w:t>
+            </w:r>
+          </w:p>
+        </w:tc>
+        <w:tc>
+          <w:tcPr/>
+          <w:p>
+            <w:pPr>
+              <w:pStyle w:val="Compact"/>
+            </w:pPr>
+            <w:r>
+              <w:t xml:space="preserve">POST</w:t>
+            </w:r>
+          </w:p>
+        </w:tc>
+        <w:tc>
+          <w:tcPr/>
+          <w:p>
+            <w:pPr>
+              <w:pStyle w:val="Compact"/>
+            </w:pPr>
+            <w:r>
+              <w:t xml:space="preserve">wrong/wrong</w:t>
+            </w:r>
+          </w:p>
+        </w:tc>
+        <w:tc>
+          <w:tcPr/>
+          <w:p>
+            <w:pPr>
+              <w:pStyle w:val="Compact"/>
+            </w:pPr>
+            <w:r>
+              <w:rPr>
+                <w:rFonts w:hint="eastAsia"/>
+              </w:rPr>
+              <w:t xml:space="preserve">401，提示用户名或密码错误</w:t>
+            </w:r>
+          </w:p>
+        </w:tc>
+      </w:tr>
+      <w:tr>
+        <w:tc>
+          <w:tcPr/>
+          <w:p>
+            <w:pPr>
+              <w:pStyle w:val="Compact"/>
+            </w:pPr>
+            <w:r>
+              <w:t xml:space="preserve">TC-API-09</w:t>
+            </w:r>
+          </w:p>
+        </w:tc>
+        <w:tc>
+          <w:tcPr/>
+          <w:p>
+            <w:pPr>
+              <w:pStyle w:val="Compact"/>
+            </w:pPr>
+            <w:r>
+              <w:t xml:space="preserve">/chat/messages</w:t>
+            </w:r>
+          </w:p>
+        </w:tc>
+        <w:tc>
+          <w:tcPr/>
+          <w:p>
+            <w:pPr>
+              <w:pStyle w:val="Compact"/>
+            </w:pPr>
+            <w:r>
+              <w:t xml:space="preserve">POST</w:t>
+            </w:r>
+          </w:p>
+        </w:tc>
+        <w:tc>
+          <w:tcPr/>
+          <w:p>
+            <w:pPr>
+              <w:pStyle w:val="Compact"/>
+            </w:pPr>
+            <w:r>
+              <w:rPr>
+                <w:rFonts w:hint="eastAsia"/>
+              </w:rPr>
+              <w:t xml:space="preserve">怎么申请奖学金？</w:t>
+            </w:r>
+          </w:p>
+        </w:tc>
+        <w:tc>
+          <w:tcPr/>
+          <w:p>
+            <w:pPr>
+              <w:pStyle w:val="Compact"/>
+            </w:pPr>
+            <w:r>
+              <w:rPr>
+                <w:rFonts w:hint="eastAsia"/>
+              </w:rPr>
+              <w:t xml:space="preserve">返回</w:t>
             </w:r>
             <w:r>
               <w:t xml:space="preserve"> PROCEDURE_QUERY </w:t>
@@ -1633,14 +1646,74 @@
               <w:rPr>
                 <w:rFonts w:hint="eastAsia"/>
               </w:rPr>
-              <w:t xml:space="preserve">并返回办事流程答案</w:t>
+              <w:t xml:space="preserve">和流程答案</w:t>
+            </w:r>
+          </w:p>
+        </w:tc>
+      </w:tr>
+      <w:tr>
+        <w:tc>
+          <w:tcPr/>
+          <w:p>
+            <w:pPr>
+              <w:pStyle w:val="Compact"/>
+            </w:pPr>
+            <w:r>
+              <w:t xml:space="preserve">TC-API-32</w:t>
+            </w:r>
+          </w:p>
+        </w:tc>
+        <w:tc>
+          <w:tcPr/>
+          <w:p>
+            <w:pPr>
+              <w:pStyle w:val="Compact"/>
+            </w:pPr>
+            <w:r>
+              <w:t xml:space="preserve">/admin/knowledge-entries</w:t>
+            </w:r>
+          </w:p>
+        </w:tc>
+        <w:tc>
+          <w:tcPr/>
+          <w:p>
+            <w:pPr>
+              <w:pStyle w:val="Compact"/>
+            </w:pPr>
+            <w:r>
+              <w:t xml:space="preserve">GET</w:t>
+            </w:r>
+          </w:p>
+        </w:tc>
+        <w:tc>
+          <w:tcPr/>
+          <w:p>
+            <w:pPr>
+              <w:pStyle w:val="Compact"/>
+            </w:pPr>
+            <w:r>
+              <w:t xml:space="preserve">page=1&amp;pageSize=15</w:t>
+            </w:r>
+          </w:p>
+        </w:tc>
+        <w:tc>
+          <w:tcPr/>
+          <w:p>
+            <w:pPr>
+              <w:pStyle w:val="Compact"/>
+            </w:pPr>
+            <w:r>
+              <w:rPr>
+                <w:rFonts w:hint="eastAsia"/>
+              </w:rPr>
+              <w:t xml:space="preserve">返回分页知识条目列表</w:t>
             </w:r>
           </w:p>
         </w:tc>
       </w:tr>
     </w:tbl>
     <w:bookmarkEnd w:id="13"/>
-    <w:bookmarkStart w:id="14" w:name="统计口径"/>
+    <w:bookmarkStart w:id="14" w:name="执行记录要求"/>
     <w:p>
       <w:pPr>
         <w:pStyle w:val="Heading2"/>
@@ -1649,7 +1722,7 @@
         <w:rPr>
           <w:rFonts w:hint="eastAsia"/>
         </w:rPr>
-        <w:t xml:space="preserve">统计口径</w:t>
+        <w:t xml:space="preserve">执行记录要求</w:t>
       </w:r>
     </w:p>
     <w:p>
@@ -1661,31 +1734,10 @@
         </w:numPr>
       </w:pPr>
       <w:r>
-        <w:t xml:space="preserve">V1.0 </w:t>
-      </w:r>
-      <w:r>
-        <w:rPr>
-          <w:rFonts w:hint="eastAsia"/>
-        </w:rPr>
-        <w:t xml:space="preserve">暂收录核心</w:t>
-      </w:r>
-      <w:r>
-        <w:t xml:space="preserve"> P0/P1 </w:t>
-      </w:r>
-      <w:r>
-        <w:rPr>
-          <w:rFonts w:hint="eastAsia"/>
-        </w:rPr>
-        <w:t xml:space="preserve">测试用例</w:t>
-      </w:r>
-      <w:r>
-        <w:t xml:space="preserve"> 32 </w:t>
-      </w:r>
-      <w:r>
-        <w:rPr>
-          <w:rFonts w:hint="eastAsia"/>
-        </w:rPr>
-        <w:t xml:space="preserve">条，用于初测执行。</w:t>
+        <w:rPr>
+          <w:rFonts w:hint="eastAsia"/>
+        </w:rPr>
+        <w:t xml:space="preserve">每条用例执行时记录实际结果、响应时间、执行人、执行日期和状态。</w:t>
       </w:r>
     </w:p>
     <w:p>
@@ -1700,97 +1752,31 @@
         <w:rPr>
           <w:rFonts w:hint="eastAsia"/>
         </w:rPr>
-        <w:t xml:space="preserve">需求口径：SRS</w:t>
-      </w:r>
-      <w:r>
-        <w:t xml:space="preserve"> </w:t>
-      </w:r>
-      <w:r>
-        <w:rPr>
-          <w:rFonts w:hint="eastAsia"/>
-        </w:rPr>
-        <w:t xml:space="preserve">基线</w:t>
-      </w:r>
-      <w:r>
-        <w:t xml:space="preserve"> V1.0 </w:t>
-      </w:r>
-      <w:r>
-        <w:rPr>
-          <w:rFonts w:hint="eastAsia"/>
-        </w:rPr>
-        <w:t xml:space="preserve">中</w:t>
-      </w:r>
-      <w:r>
-        <w:t xml:space="preserve"> 40 </w:t>
-      </w:r>
-      <w:r>
-        <w:rPr>
-          <w:rFonts w:hint="eastAsia"/>
-        </w:rPr>
-        <w:t xml:space="preserve">条可追溯业务需求、47</w:t>
-      </w:r>
-      <w:r>
-        <w:t xml:space="preserve"> </w:t>
-      </w:r>
-      <w:r>
-        <w:rPr>
-          <w:rFonts w:hint="eastAsia"/>
-        </w:rPr>
-        <w:t xml:space="preserve">个业务用例、11</w:t>
-      </w:r>
-      <w:r>
-        <w:t xml:space="preserve"> </w:t>
-      </w:r>
-      <w:r>
-        <w:rPr>
-          <w:rFonts w:hint="eastAsia"/>
-        </w:rPr>
-        <w:t xml:space="preserve">类</w:t>
-      </w:r>
-      <w:r>
-        <w:t xml:space="preserve"> 94 </w:t>
-      </w:r>
-      <w:r>
-        <w:rPr>
-          <w:rFonts w:hint="eastAsia"/>
-        </w:rPr>
-        <w:t xml:space="preserve">项非功能指标；测试口径：78</w:t>
-      </w:r>
-      <w:r>
-        <w:t xml:space="preserve"> </w:t>
-      </w:r>
-      <w:r>
-        <w:rPr>
-          <w:rFonts w:hint="eastAsia"/>
-        </w:rPr>
-        <w:t xml:space="preserve">条测试用例，覆盖功能、接口、NLU、性能、安全、兼容性和端到端场景。</w:t>
-      </w:r>
-      <w:r>
-        <w:t xml:space="preserve"> </w:t>
-      </w:r>
-      <w:r>
-        <w:rPr>
-          <w:rFonts w:hint="eastAsia"/>
-        </w:rPr>
-        <w:t xml:space="preserve">完整</w:t>
-      </w:r>
-      <w:r>
-        <w:t xml:space="preserve"> 78 </w:t>
-      </w:r>
-      <w:r>
-        <w:rPr>
-          <w:rFonts w:hint="eastAsia"/>
-        </w:rPr>
-        <w:t xml:space="preserve">条测试用例将在</w:t>
-      </w:r>
-      <w:r>
-        <w:t xml:space="preserve"> V1.2/V1.3 </w:t>
-      </w:r>
-      <w:r>
-        <w:rPr>
-          <w:rFonts w:hint="eastAsia"/>
-        </w:rPr>
-        <w:t xml:space="preserve">中冻结。</w:t>
+        <w:t xml:space="preserve">失败用例必须关联缺陷编号，并在修复后更新复测结果。</w:t>
+      </w:r>
+    </w:p>
+    <w:p>
+      <w:pPr>
+        <w:pStyle w:val="Compact"/>
+        <w:numPr>
+          <w:ilvl w:val="0"/>
+          <w:numId w:val="1002"/>
+        </w:numPr>
+      </w:pPr>
+      <w:r>
+        <w:rPr>
+          <w:rFonts w:hint="eastAsia"/>
+        </w:rPr>
+        <w:t xml:space="preserve">所有自动化或命令行执行结果纳入</w:t>
+      </w:r>
+      <w:r>
+        <w:t xml:space="preserve"> TR </w:t>
+      </w:r>
+      <w:r>
+        <w:rPr>
+          <w:rFonts w:hint="eastAsia"/>
+        </w:rPr>
+        <w:t xml:space="preserve">对应版本。</w:t>
       </w:r>
     </w:p>
     <w:bookmarkEnd w:id="14"/>

--- a/11-测试文档/测试用例说明书(TCS).docx
+++ b/11-测试文档/测试用例说明书(TCS).docx
@@ -64,7 +64,7 @@
         <w:rPr>
           <w:rStyle w:val="VerbatimChar"/>
         </w:rPr>
-        <w:t xml:space="preserve">date: "2026-05-24"</w:t>
+        <w:t xml:space="preserve">date: "2026-05-30"</w:t>
       </w:r>
       <w:r>
         <w:br/>
@@ -172,7 +172,7 @@
         <w:t xml:space="preserve">文档编号</w:t>
       </w:r>
       <w:r>
-        <w:t xml:space="preserve"> | SRA2026-TCS-V11 |</w:t>
+        <w:t xml:space="preserve"> | SRA2026-TCS-V12 |</w:t>
       </w:r>
       <w:r>
         <w:br/>
@@ -184,7 +184,7 @@
         <w:t xml:space="preserve">文档版本</w:t>
       </w:r>
       <w:r>
-        <w:t xml:space="preserve"> | V1.1 |</w:t>
+        <w:t xml:space="preserve"> | V1.2 |</w:t>
       </w:r>
       <w:r>
         <w:br/>
@@ -202,7 +202,7 @@
         <w:rPr>
           <w:rFonts w:hint="eastAsia"/>
         </w:rPr>
-        <w:t xml:space="preserve">扩展用例版</w:t>
+        <w:t xml:space="preserve">完整用例版</w:t>
       </w:r>
       <w:r>
         <w:t xml:space="preserve"> |</w:t>
@@ -229,7 +229,7 @@
         <w:t xml:space="preserve">本版发布日期</w:t>
       </w:r>
       <w:r>
-        <w:t xml:space="preserve"> | 2026-05-24 |</w:t>
+        <w:t xml:space="preserve"> | 2026-05-30 |</w:t>
       </w:r>
       <w:r>
         <w:br/>
@@ -594,6 +594,81 @@
           </w:p>
         </w:tc>
       </w:tr>
+      <w:tr>
+        <w:tc>
+          <w:tcPr/>
+          <w:p>
+            <w:pPr>
+              <w:pStyle w:val="Compact"/>
+            </w:pPr>
+            <w:r>
+              <w:t xml:space="preserve">V1.2</w:t>
+            </w:r>
+          </w:p>
+        </w:tc>
+        <w:tc>
+          <w:tcPr/>
+          <w:p>
+            <w:pPr>
+              <w:pStyle w:val="Compact"/>
+            </w:pPr>
+            <w:r>
+              <w:t xml:space="preserve">2026-05-30</w:t>
+            </w:r>
+          </w:p>
+        </w:tc>
+        <w:tc>
+          <w:tcPr/>
+          <w:p>
+            <w:pPr>
+              <w:pStyle w:val="Compact"/>
+            </w:pPr>
+            <w:r>
+              <w:rPr>
+                <w:rFonts w:hint="eastAsia"/>
+              </w:rPr>
+              <w:t xml:space="preserve">补全</w:t>
+            </w:r>
+            <w:r>
+              <w:t xml:space="preserve"> 78 </w:t>
+            </w:r>
+            <w:r>
+              <w:rPr>
+                <w:rFonts w:hint="eastAsia"/>
+              </w:rPr>
+              <w:t xml:space="preserve">条用例并加入性能测试参数</w:t>
+            </w:r>
+          </w:p>
+        </w:tc>
+        <w:tc>
+          <w:tcPr/>
+          <w:p>
+            <w:pPr>
+              <w:pStyle w:val="Compact"/>
+            </w:pPr>
+            <w:r>
+              <w:rPr>
+                <w:rFonts w:hint="eastAsia"/>
+              </w:rPr>
+              <w:t xml:space="preserve">测试组</w:t>
+            </w:r>
+          </w:p>
+        </w:tc>
+        <w:tc>
+          <w:tcPr/>
+          <w:p>
+            <w:pPr>
+              <w:pStyle w:val="Compact"/>
+            </w:pPr>
+            <w:r>
+              <w:rPr>
+                <w:rFonts w:hint="eastAsia"/>
+              </w:rPr>
+              <w:t xml:space="preserve">已修订</w:t>
+            </w:r>
+          </w:p>
+        </w:tc>
+      </w:tr>
     </w:tbl>
     <w:bookmarkStart w:id="9" w:name="本版摘要"/>
     <w:p>
@@ -615,16 +690,25 @@
         <w:rPr>
           <w:rFonts w:hint="eastAsia"/>
         </w:rPr>
-        <w:t xml:space="preserve">扩展到角色、接口、前端构建、异常和端到端流程，支撑</w:t>
-      </w:r>
-      <w:r>
-        <w:t xml:space="preserve"> TR V1.0 </w:t>
-      </w:r>
-      <w:r>
-        <w:rPr>
-          <w:rFonts w:hint="eastAsia"/>
-        </w:rPr>
-        <w:t xml:space="preserve">初测。</w:t>
+        <w:t xml:space="preserve">依据</w:t>
+      </w:r>
+      <w:r>
+        <w:t xml:space="preserve"> CCB </w:t>
+      </w:r>
+      <w:r>
+        <w:rPr>
+          <w:rFonts w:hint="eastAsia"/>
+        </w:rPr>
+        <w:t xml:space="preserve">修订补全</w:t>
+      </w:r>
+      <w:r>
+        <w:t xml:space="preserve"> 78 </w:t>
+      </w:r>
+      <w:r>
+        <w:rPr>
+          <w:rFonts w:hint="eastAsia"/>
+        </w:rPr>
+        <w:t xml:space="preserve">条用例，补充性能、安全、兼容性与可追溯字段。</w:t>
       </w:r>
     </w:p>
     <w:bookmarkEnd w:id="9"/>
@@ -883,7 +967,7 @@
       </w:tr>
     </w:tbl>
     <w:bookmarkEnd w:id="10"/>
-    <w:bookmarkStart w:id="11" w:name="扩展范围"/>
+    <w:bookmarkStart w:id="11" w:name="完整用例统计"/>
     <w:p>
       <w:pPr>
         <w:pStyle w:val="Heading2"/>
@@ -892,80 +976,558 @@
         <w:rPr>
           <w:rFonts w:hint="eastAsia"/>
         </w:rPr>
-        <w:t xml:space="preserve">扩展范围</w:t>
+        <w:t xml:space="preserve">完整用例统计</w:t>
       </w:r>
     </w:p>
-    <w:p>
-      <w:pPr>
-        <w:pStyle w:val="Compact"/>
-        <w:numPr>
-          <w:ilvl w:val="0"/>
-          <w:numId w:val="1001"/>
-        </w:numPr>
-      </w:pPr>
-      <w:r>
-        <w:rPr>
-          <w:rFonts w:hint="eastAsia"/>
-        </w:rPr>
-        <w:t xml:space="preserve">校务问答机器人</w:t>
-      </w:r>
-      <w:r>
-        <w:t xml:space="preserve"> </w:t>
-      </w:r>
-      <w:r>
-        <w:rPr>
-          <w:rFonts w:hint="eastAsia"/>
-        </w:rPr>
-        <w:t xml:space="preserve">MVP/原型验证，覆盖学生、教师、辅导员、管理员、家长、访客/考生等用户群的问答、知识库管理、对话历史、反馈、统计与基础权限能力；外部教务、OA、一卡通、图书馆等系统在本轮以接口契约和</w:t>
-      </w:r>
-      <w:r>
-        <w:t xml:space="preserve"> Mock </w:t>
-      </w:r>
-      <w:r>
-        <w:rPr>
-          <w:rFonts w:hint="eastAsia"/>
-        </w:rPr>
-        <w:t xml:space="preserve">数据验证为主，不包含选课、成绩录入、学籍修改、财务交易发起等写操作。</w:t>
-      </w:r>
-    </w:p>
-    <w:p>
-      <w:pPr>
-        <w:pStyle w:val="Compact"/>
-        <w:numPr>
-          <w:ilvl w:val="0"/>
-          <w:numId w:val="1001"/>
-        </w:numPr>
-      </w:pPr>
-      <w:r>
-        <w:t xml:space="preserve">V1.1 </w:t>
-      </w:r>
-      <w:r>
-        <w:rPr>
-          <w:rFonts w:hint="eastAsia"/>
-        </w:rPr>
-        <w:t xml:space="preserve">在核心用例基础上补充后端</w:t>
-      </w:r>
-      <w:r>
-        <w:t xml:space="preserve"> </w:t>
-      </w:r>
-      <w:r>
-        <w:rPr>
-          <w:rFonts w:hint="eastAsia"/>
-        </w:rPr>
-        <w:t xml:space="preserve">API、边界/异常、前端构建、UI</w:t>
-      </w:r>
-      <w:r>
-        <w:t xml:space="preserve"> </w:t>
-      </w:r>
-      <w:r>
-        <w:rPr>
-          <w:rFonts w:hint="eastAsia"/>
-        </w:rPr>
-        <w:t xml:space="preserve">截图和端到端流程。</w:t>
-      </w:r>
-    </w:p>
+    <w:tbl>
+      <w:tblPr>
+        <w:tblStyle w:val="Table"/>
+        <w:tblW w:type="auto" w:w="0"/>
+        <w:tblLook w:firstRow="1" w:lastRow="0" w:firstColumn="0" w:lastColumn="0" w:noHBand="0" w:noVBand="0" w:val="0020"/>
+      </w:tblPr>
+      <w:tblGrid>
+        <w:gridCol w:w="2640"/>
+        <w:gridCol w:w="2640"/>
+        <w:gridCol w:w="2640"/>
+      </w:tblGrid>
+      <w:tr>
+        <w:trPr>
+          <w:tblHeader w:val="on"/>
+        </w:trPr>
+        <w:tc>
+          <w:tcPr/>
+          <w:p>
+            <w:pPr>
+              <w:pStyle w:val="Compact"/>
+            </w:pPr>
+            <w:r>
+              <w:rPr>
+                <w:rFonts w:hint="eastAsia"/>
+              </w:rPr>
+              <w:t xml:space="preserve">测试类型</w:t>
+            </w:r>
+          </w:p>
+        </w:tc>
+        <w:tc>
+          <w:tcPr/>
+          <w:p>
+            <w:pPr>
+              <w:pStyle w:val="Compact"/>
+            </w:pPr>
+            <w:r>
+              <w:rPr>
+                <w:rFonts w:hint="eastAsia"/>
+              </w:rPr>
+              <w:t xml:space="preserve">用例数</w:t>
+            </w:r>
+          </w:p>
+        </w:tc>
+        <w:tc>
+          <w:tcPr/>
+          <w:p>
+            <w:pPr>
+              <w:pStyle w:val="Compact"/>
+            </w:pPr>
+            <w:r>
+              <w:rPr>
+                <w:rFonts w:hint="eastAsia"/>
+              </w:rPr>
+              <w:t xml:space="preserve">说明</w:t>
+            </w:r>
+          </w:p>
+        </w:tc>
+      </w:tr>
+      <w:tr>
+        <w:tc>
+          <w:tcPr/>
+          <w:p>
+            <w:pPr>
+              <w:pStyle w:val="Compact"/>
+            </w:pPr>
+            <w:r>
+              <w:rPr>
+                <w:rFonts w:hint="eastAsia"/>
+              </w:rPr>
+              <w:t xml:space="preserve">后端</w:t>
+            </w:r>
+            <w:r>
+              <w:t xml:space="preserve"> API </w:t>
+            </w:r>
+            <w:r>
+              <w:rPr>
+                <w:rFonts w:hint="eastAsia"/>
+              </w:rPr>
+              <w:t xml:space="preserve">功能测试</w:t>
+            </w:r>
+          </w:p>
+        </w:tc>
+        <w:tc>
+          <w:tcPr/>
+          <w:p>
+            <w:pPr>
+              <w:pStyle w:val="Compact"/>
+            </w:pPr>
+            <w:r>
+              <w:t xml:space="preserve">28</w:t>
+            </w:r>
+          </w:p>
+        </w:tc>
+        <w:tc>
+          <w:tcPr/>
+          <w:p>
+            <w:pPr>
+              <w:pStyle w:val="Compact"/>
+            </w:pPr>
+            <w:r>
+              <w:rPr>
+                <w:rFonts w:hint="eastAsia"/>
+              </w:rPr>
+              <w:t xml:space="preserve">覆盖主要业务端点</w:t>
+            </w:r>
+          </w:p>
+        </w:tc>
+      </w:tr>
+      <w:tr>
+        <w:tc>
+          <w:tcPr/>
+          <w:p>
+            <w:pPr>
+              <w:pStyle w:val="Compact"/>
+            </w:pPr>
+            <w:r>
+              <w:rPr>
+                <w:rFonts w:hint="eastAsia"/>
+              </w:rPr>
+              <w:t xml:space="preserve">后端</w:t>
+            </w:r>
+            <w:r>
+              <w:t xml:space="preserve"> API </w:t>
+            </w:r>
+            <w:r>
+              <w:rPr>
+                <w:rFonts w:hint="eastAsia"/>
+              </w:rPr>
+              <w:t xml:space="preserve">边界测试</w:t>
+            </w:r>
+          </w:p>
+        </w:tc>
+        <w:tc>
+          <w:tcPr/>
+          <w:p>
+            <w:pPr>
+              <w:pStyle w:val="Compact"/>
+            </w:pPr>
+            <w:r>
+              <w:t xml:space="preserve">8</w:t>
+            </w:r>
+          </w:p>
+        </w:tc>
+        <w:tc>
+          <w:tcPr/>
+          <w:p>
+            <w:pPr>
+              <w:pStyle w:val="Compact"/>
+            </w:pPr>
+            <w:r>
+              <w:rPr>
+                <w:rFonts w:hint="eastAsia"/>
+              </w:rPr>
+              <w:t xml:space="preserve">覆盖空值、长度、分页、非法参数</w:t>
+            </w:r>
+          </w:p>
+        </w:tc>
+      </w:tr>
+      <w:tr>
+        <w:tc>
+          <w:tcPr/>
+          <w:p>
+            <w:pPr>
+              <w:pStyle w:val="Compact"/>
+            </w:pPr>
+            <w:r>
+              <w:rPr>
+                <w:rFonts w:hint="eastAsia"/>
+              </w:rPr>
+              <w:t xml:space="preserve">后端</w:t>
+            </w:r>
+            <w:r>
+              <w:t xml:space="preserve"> API </w:t>
+            </w:r>
+            <w:r>
+              <w:rPr>
+                <w:rFonts w:hint="eastAsia"/>
+              </w:rPr>
+              <w:t xml:space="preserve">异常测试</w:t>
+            </w:r>
+          </w:p>
+        </w:tc>
+        <w:tc>
+          <w:tcPr/>
+          <w:p>
+            <w:pPr>
+              <w:pStyle w:val="Compact"/>
+            </w:pPr>
+            <w:r>
+              <w:t xml:space="preserve">6</w:t>
+            </w:r>
+          </w:p>
+        </w:tc>
+        <w:tc>
+          <w:tcPr/>
+          <w:p>
+            <w:pPr>
+              <w:pStyle w:val="Compact"/>
+            </w:pPr>
+            <w:r>
+              <w:rPr>
+                <w:rFonts w:hint="eastAsia"/>
+              </w:rPr>
+              <w:t xml:space="preserve">覆盖无认证、错误凭据、资源不存在等</w:t>
+            </w:r>
+          </w:p>
+        </w:tc>
+      </w:tr>
+      <w:tr>
+        <w:tc>
+          <w:tcPr/>
+          <w:p>
+            <w:pPr>
+              <w:pStyle w:val="Compact"/>
+            </w:pPr>
+            <w:r>
+              <w:t xml:space="preserve">NLU </w:t>
+            </w:r>
+            <w:r>
+              <w:rPr>
+                <w:rFonts w:hint="eastAsia"/>
+              </w:rPr>
+              <w:t xml:space="preserve">意图识别测试</w:t>
+            </w:r>
+          </w:p>
+        </w:tc>
+        <w:tc>
+          <w:tcPr/>
+          <w:p>
+            <w:pPr>
+              <w:pStyle w:val="Compact"/>
+            </w:pPr>
+            <w:r>
+              <w:t xml:space="preserve">17</w:t>
+            </w:r>
+          </w:p>
+        </w:tc>
+        <w:tc>
+          <w:tcPr/>
+          <w:p>
+            <w:pPr>
+              <w:pStyle w:val="Compact"/>
+            </w:pPr>
+            <w:r>
+              <w:rPr>
+                <w:rFonts w:hint="eastAsia"/>
+              </w:rPr>
+              <w:t xml:space="preserve">覆盖</w:t>
+            </w:r>
+            <w:r>
+              <w:t xml:space="preserve"> 15 </w:t>
+            </w:r>
+            <w:r>
+              <w:rPr>
+                <w:rFonts w:hint="eastAsia"/>
+              </w:rPr>
+              <w:t xml:space="preserve">类意图和</w:t>
+            </w:r>
+            <w:r>
+              <w:t xml:space="preserve"> 2 </w:t>
+            </w:r>
+            <w:r>
+              <w:rPr>
+                <w:rFonts w:hint="eastAsia"/>
+              </w:rPr>
+              <w:t xml:space="preserve">类边缘输入</w:t>
+            </w:r>
+          </w:p>
+        </w:tc>
+      </w:tr>
+      <w:tr>
+        <w:tc>
+          <w:tcPr/>
+          <w:p>
+            <w:pPr>
+              <w:pStyle w:val="Compact"/>
+            </w:pPr>
+            <w:r>
+              <w:rPr>
+                <w:rFonts w:hint="eastAsia"/>
+              </w:rPr>
+              <w:t xml:space="preserve">实体提取测试</w:t>
+            </w:r>
+          </w:p>
+        </w:tc>
+        <w:tc>
+          <w:tcPr/>
+          <w:p>
+            <w:pPr>
+              <w:pStyle w:val="Compact"/>
+            </w:pPr>
+            <w:r>
+              <w:t xml:space="preserve">5</w:t>
+            </w:r>
+          </w:p>
+        </w:tc>
+        <w:tc>
+          <w:tcPr/>
+          <w:p>
+            <w:pPr>
+              <w:pStyle w:val="Compact"/>
+            </w:pPr>
+            <w:r>
+              <w:rPr>
+                <w:rFonts w:hint="eastAsia"/>
+              </w:rPr>
+              <w:t xml:space="preserve">日期、课程、地点、人员实体</w:t>
+            </w:r>
+          </w:p>
+        </w:tc>
+      </w:tr>
+      <w:tr>
+        <w:tc>
+          <w:tcPr/>
+          <w:p>
+            <w:pPr>
+              <w:pStyle w:val="Compact"/>
+            </w:pPr>
+            <w:r>
+              <w:rPr>
+                <w:rFonts w:hint="eastAsia"/>
+              </w:rPr>
+              <w:t xml:space="preserve">用户前端编译检查</w:t>
+            </w:r>
+          </w:p>
+        </w:tc>
+        <w:tc>
+          <w:tcPr/>
+          <w:p>
+            <w:pPr>
+              <w:pStyle w:val="Compact"/>
+            </w:pPr>
+            <w:r>
+              <w:t xml:space="preserve">2</w:t>
+            </w:r>
+          </w:p>
+        </w:tc>
+        <w:tc>
+          <w:tcPr/>
+          <w:p>
+            <w:pPr>
+              <w:pStyle w:val="Compact"/>
+            </w:pPr>
+            <w:r>
+              <w:rPr>
+                <w:rFonts w:hint="eastAsia"/>
+              </w:rPr>
+              <w:t xml:space="preserve">类型检查和生产构建</w:t>
+            </w:r>
+          </w:p>
+        </w:tc>
+      </w:tr>
+      <w:tr>
+        <w:tc>
+          <w:tcPr/>
+          <w:p>
+            <w:pPr>
+              <w:pStyle w:val="Compact"/>
+            </w:pPr>
+            <w:r>
+              <w:rPr>
+                <w:rFonts w:hint="eastAsia"/>
+              </w:rPr>
+              <w:t xml:space="preserve">管理前端编译检查</w:t>
+            </w:r>
+          </w:p>
+        </w:tc>
+        <w:tc>
+          <w:tcPr/>
+          <w:p>
+            <w:pPr>
+              <w:pStyle w:val="Compact"/>
+            </w:pPr>
+            <w:r>
+              <w:t xml:space="preserve">2</w:t>
+            </w:r>
+          </w:p>
+        </w:tc>
+        <w:tc>
+          <w:tcPr/>
+          <w:p>
+            <w:pPr>
+              <w:pStyle w:val="Compact"/>
+            </w:pPr>
+            <w:r>
+              <w:rPr>
+                <w:rFonts w:hint="eastAsia"/>
+              </w:rPr>
+              <w:t xml:space="preserve">类型检查和生产构建</w:t>
+            </w:r>
+          </w:p>
+        </w:tc>
+      </w:tr>
+      <w:tr>
+        <w:tc>
+          <w:tcPr/>
+          <w:p>
+            <w:pPr>
+              <w:pStyle w:val="Compact"/>
+            </w:pPr>
+            <w:r>
+              <w:rPr>
+                <w:rFonts w:hint="eastAsia"/>
+              </w:rPr>
+              <w:t xml:space="preserve">端到端流程测试</w:t>
+            </w:r>
+          </w:p>
+        </w:tc>
+        <w:tc>
+          <w:tcPr/>
+          <w:p>
+            <w:pPr>
+              <w:pStyle w:val="Compact"/>
+            </w:pPr>
+            <w:r>
+              <w:t xml:space="preserve">3</w:t>
+            </w:r>
+          </w:p>
+        </w:tc>
+        <w:tc>
+          <w:tcPr/>
+          <w:p>
+            <w:pPr>
+              <w:pStyle w:val="Compact"/>
+            </w:pPr>
+            <w:r>
+              <w:rPr>
+                <w:rFonts w:hint="eastAsia"/>
+              </w:rPr>
+              <w:t xml:space="preserve">学生、管理员、未匹配问题闭环</w:t>
+            </w:r>
+          </w:p>
+        </w:tc>
+      </w:tr>
+      <w:tr>
+        <w:tc>
+          <w:tcPr/>
+          <w:p>
+            <w:pPr>
+              <w:pStyle w:val="Compact"/>
+            </w:pPr>
+            <w:r>
+              <w:t xml:space="preserve">UI </w:t>
+            </w:r>
+            <w:r>
+              <w:rPr>
+                <w:rFonts w:hint="eastAsia"/>
+              </w:rPr>
+              <w:t xml:space="preserve">截图回归</w:t>
+            </w:r>
+          </w:p>
+        </w:tc>
+        <w:tc>
+          <w:tcPr/>
+          <w:p>
+            <w:pPr>
+              <w:pStyle w:val="Compact"/>
+            </w:pPr>
+            <w:r>
+              <w:t xml:space="preserve">7</w:t>
+            </w:r>
+          </w:p>
+        </w:tc>
+        <w:tc>
+          <w:tcPr/>
+          <w:p>
+            <w:pPr>
+              <w:pStyle w:val="Compact"/>
+            </w:pPr>
+            <w:r>
+              <w:rPr>
+                <w:rFonts w:hint="eastAsia"/>
+              </w:rPr>
+              <w:t xml:space="preserve">登录、聊天、历史、管理后台等关键页面</w:t>
+            </w:r>
+          </w:p>
+        </w:tc>
+      </w:tr>
+      <w:tr>
+        <w:tc>
+          <w:tcPr/>
+          <w:p>
+            <w:pPr>
+              <w:pStyle w:val="Compact"/>
+            </w:pPr>
+            <w:r>
+              <w:rPr>
+                <w:rFonts w:hint="eastAsia"/>
+              </w:rPr>
+              <w:t xml:space="preserve">合计</w:t>
+            </w:r>
+          </w:p>
+        </w:tc>
+        <w:tc>
+          <w:tcPr/>
+          <w:p>
+            <w:pPr>
+              <w:pStyle w:val="Compact"/>
+            </w:pPr>
+            <w:r>
+              <w:t xml:space="preserve">78</w:t>
+            </w:r>
+          </w:p>
+        </w:tc>
+        <w:tc>
+          <w:tcPr/>
+          <w:p>
+            <w:pPr>
+              <w:pStyle w:val="Compact"/>
+            </w:pPr>
+            <w:r>
+              <w:rPr>
+                <w:rFonts w:hint="eastAsia"/>
+              </w:rPr>
+              <w:t xml:space="preserve">与评审记录</w:t>
+            </w:r>
+            <w:r>
+              <w:t xml:space="preserve"> R4 </w:t>
+            </w:r>
+            <w:r>
+              <w:rPr>
+                <w:rFonts w:hint="eastAsia"/>
+              </w:rPr>
+              <w:t xml:space="preserve">的</w:t>
+            </w:r>
+            <w:r>
+              <w:t xml:space="preserve"> 78 </w:t>
+            </w:r>
+            <w:r>
+              <w:rPr>
+                <w:rFonts w:hint="eastAsia"/>
+              </w:rPr>
+              <w:t xml:space="preserve">个</w:t>
+            </w:r>
+            <w:r>
+              <w:t xml:space="preserve"> TC </w:t>
+            </w:r>
+            <w:r>
+              <w:rPr>
+                <w:rFonts w:hint="eastAsia"/>
+              </w:rPr>
+              <w:t xml:space="preserve">保持一致</w:t>
+            </w:r>
+          </w:p>
+        </w:tc>
+      </w:tr>
+    </w:tbl>
     <w:bookmarkEnd w:id="11"/>
-    <w:bookmarkStart w:id="12" w:name="用例分组"/>
+    <w:bookmarkStart w:id="12" w:name="性能测试用例"/>
     <w:p>
       <w:pPr>
         <w:pStyle w:val="Heading2"/>
@@ -974,7 +1536,7 @@
         <w:rPr>
           <w:rFonts w:hint="eastAsia"/>
         </w:rPr>
-        <w:t xml:space="preserve">用例分组</w:t>
+        <w:t xml:space="preserve">性能测试用例</w:t>
       </w:r>
     </w:p>
     <w:tbl>
@@ -1004,49 +1566,49 @@
               <w:rPr>
                 <w:rFonts w:hint="eastAsia"/>
               </w:rPr>
-              <w:t xml:space="preserve">分组</w:t>
-            </w:r>
-          </w:p>
-        </w:tc>
-        <w:tc>
-          <w:tcPr/>
-          <w:p>
-            <w:pPr>
-              <w:pStyle w:val="Compact"/>
-            </w:pPr>
-            <w:r>
-              <w:rPr>
-                <w:rFonts w:hint="eastAsia"/>
-              </w:rPr>
-              <w:t xml:space="preserve">计划用例数</w:t>
-            </w:r>
-          </w:p>
-        </w:tc>
-        <w:tc>
-          <w:tcPr/>
-          <w:p>
-            <w:pPr>
-              <w:pStyle w:val="Compact"/>
-            </w:pPr>
-            <w:r>
-              <w:rPr>
-                <w:rFonts w:hint="eastAsia"/>
-              </w:rPr>
-              <w:t xml:space="preserve">优先级</w:t>
-            </w:r>
-          </w:p>
-        </w:tc>
-        <w:tc>
-          <w:tcPr/>
-          <w:p>
-            <w:pPr>
-              <w:pStyle w:val="Compact"/>
-            </w:pPr>
-            <w:r>
-              <w:rPr>
-                <w:rFonts w:hint="eastAsia"/>
-              </w:rPr>
-              <w:t xml:space="preserve">覆盖内容</w:t>
+              <w:t xml:space="preserve">编号</w:t>
+            </w:r>
+          </w:p>
+        </w:tc>
+        <w:tc>
+          <w:tcPr/>
+          <w:p>
+            <w:pPr>
+              <w:pStyle w:val="Compact"/>
+            </w:pPr>
+            <w:r>
+              <w:rPr>
+                <w:rFonts w:hint="eastAsia"/>
+              </w:rPr>
+              <w:t xml:space="preserve">场景</w:t>
+            </w:r>
+          </w:p>
+        </w:tc>
+        <w:tc>
+          <w:tcPr/>
+          <w:p>
+            <w:pPr>
+              <w:pStyle w:val="Compact"/>
+            </w:pPr>
+            <w:r>
+              <w:rPr>
+                <w:rFonts w:hint="eastAsia"/>
+              </w:rPr>
+              <w:t xml:space="preserve">配置</w:t>
+            </w:r>
+          </w:p>
+        </w:tc>
+        <w:tc>
+          <w:tcPr/>
+          <w:p>
+            <w:pPr>
+              <w:pStyle w:val="Compact"/>
+            </w:pPr>
+            <w:r>
+              <w:rPr>
+                <w:rFonts w:hint="eastAsia"/>
+              </w:rPr>
+              <w:t xml:space="preserve">预期</w:t>
             </w:r>
           </w:p>
         </w:tc>
@@ -1059,55 +1621,85 @@
               <w:pStyle w:val="Compact"/>
             </w:pPr>
             <w:r>
-              <w:rPr>
-                <w:rFonts w:hint="eastAsia"/>
-              </w:rPr>
-              <w:t xml:space="preserve">后端</w:t>
-            </w:r>
-            <w:r>
-              <w:t xml:space="preserve"> API </w:t>
-            </w:r>
-            <w:r>
-              <w:rPr>
-                <w:rFonts w:hint="eastAsia"/>
-              </w:rPr>
-              <w:t xml:space="preserve">功能</w:t>
-            </w:r>
-          </w:p>
-        </w:tc>
-        <w:tc>
-          <w:tcPr/>
-          <w:p>
-            <w:pPr>
-              <w:pStyle w:val="Compact"/>
-            </w:pPr>
-            <w:r>
-              <w:t xml:space="preserve">28</w:t>
-            </w:r>
-          </w:p>
-        </w:tc>
-        <w:tc>
-          <w:tcPr/>
-          <w:p>
-            <w:pPr>
-              <w:pStyle w:val="Compact"/>
-            </w:pPr>
-            <w:r>
-              <w:t xml:space="preserve">P0/P1</w:t>
-            </w:r>
-          </w:p>
-        </w:tc>
-        <w:tc>
-          <w:tcPr/>
-          <w:p>
-            <w:pPr>
-              <w:pStyle w:val="Compact"/>
-            </w:pPr>
-            <w:r>
-              <w:rPr>
-                <w:rFonts w:hint="eastAsia"/>
-              </w:rPr>
-              <w:t xml:space="preserve">认证、对话、历史、反馈、知识库、分类、统计、健康检查</w:t>
+              <w:t xml:space="preserve">TC-PERF-01</w:t>
+            </w:r>
+          </w:p>
+        </w:tc>
+        <w:tc>
+          <w:tcPr/>
+          <w:p>
+            <w:pPr>
+              <w:pStyle w:val="Compact"/>
+            </w:pPr>
+            <w:r>
+              <w:rPr>
+                <w:rFonts w:hint="eastAsia"/>
+              </w:rPr>
+              <w:t xml:space="preserve">核心问答接口压测</w:t>
+            </w:r>
+          </w:p>
+        </w:tc>
+        <w:tc>
+          <w:tcPr/>
+          <w:p>
+            <w:pPr>
+              <w:pStyle w:val="Compact"/>
+            </w:pPr>
+            <w:r>
+              <w:t xml:space="preserve">500 </w:t>
+            </w:r>
+            <w:r>
+              <w:rPr>
+                <w:rFonts w:hint="eastAsia"/>
+              </w:rPr>
+              <w:t xml:space="preserve">线程，60s</w:t>
+            </w:r>
+            <w:r>
+              <w:t xml:space="preserve"> </w:t>
+            </w:r>
+            <w:r>
+              <w:rPr>
+                <w:rFonts w:hint="eastAsia"/>
+              </w:rPr>
+              <w:t xml:space="preserve">ramp-up，持续</w:t>
+            </w:r>
+            <w:r>
+              <w:t xml:space="preserve"> 300s</w:t>
+            </w:r>
+          </w:p>
+        </w:tc>
+        <w:tc>
+          <w:tcPr/>
+          <w:p>
+            <w:pPr>
+              <w:pStyle w:val="Compact"/>
+            </w:pPr>
+            <w:r>
+              <w:rPr>
+                <w:rFonts w:hint="eastAsia"/>
+              </w:rPr>
+              <w:t xml:space="preserve">平均</w:t>
+            </w:r>
+            <w:r>
+              <w:t xml:space="preserve"> &lt;= </w:t>
+            </w:r>
+            <w:r>
+              <w:rPr>
+                <w:rFonts w:hint="eastAsia"/>
+              </w:rPr>
+              <w:t xml:space="preserve">3s，P95</w:t>
+            </w:r>
+            <w:r>
+              <w:t xml:space="preserve"> &lt;= </w:t>
+            </w:r>
+            <w:r>
+              <w:rPr>
+                <w:rFonts w:hint="eastAsia"/>
+              </w:rPr>
+              <w:t xml:space="preserve">5s，错误率</w:t>
+            </w:r>
+            <w:r>
+              <w:t xml:space="preserve"> &lt;= 1%</w:t>
             </w:r>
           </w:p>
         </w:tc>
@@ -1120,46 +1712,38 @@
               <w:pStyle w:val="Compact"/>
             </w:pPr>
             <w:r>
-              <w:rPr>
-                <w:rFonts w:hint="eastAsia"/>
-              </w:rPr>
-              <w:t xml:space="preserve">边界与异常</w:t>
-            </w:r>
-          </w:p>
-        </w:tc>
-        <w:tc>
-          <w:tcPr/>
-          <w:p>
-            <w:pPr>
-              <w:pStyle w:val="Compact"/>
-            </w:pPr>
-            <w:r>
-              <w:t xml:space="preserve">14</w:t>
-            </w:r>
-          </w:p>
-        </w:tc>
-        <w:tc>
-          <w:tcPr/>
-          <w:p>
-            <w:pPr>
-              <w:pStyle w:val="Compact"/>
-            </w:pPr>
-            <w:r>
-              <w:t xml:space="preserve">P0/P1</w:t>
-            </w:r>
-          </w:p>
-        </w:tc>
-        <w:tc>
-          <w:tcPr/>
-          <w:p>
-            <w:pPr>
-              <w:pStyle w:val="Compact"/>
-            </w:pPr>
-            <w:r>
-              <w:rPr>
-                <w:rFonts w:hint="eastAsia"/>
-              </w:rPr>
-              <w:t xml:space="preserve">空输入、错误账号、无</w:t>
+              <w:t xml:space="preserve">TC-PERF-02</w:t>
+            </w:r>
+          </w:p>
+        </w:tc>
+        <w:tc>
+          <w:tcPr/>
+          <w:p>
+            <w:pPr>
+              <w:pStyle w:val="Compact"/>
+            </w:pPr>
+            <w:r>
+              <w:rPr>
+                <w:rFonts w:hint="eastAsia"/>
+              </w:rPr>
+              <w:t xml:space="preserve">登录接口压测</w:t>
+            </w:r>
+          </w:p>
+        </w:tc>
+        <w:tc>
+          <w:tcPr/>
+          <w:p>
+            <w:pPr>
+              <w:pStyle w:val="Compact"/>
+            </w:pPr>
+            <w:r>
+              <w:t xml:space="preserve">200 </w:t>
+            </w:r>
+            <w:r>
+              <w:rPr>
+                <w:rFonts w:hint="eastAsia"/>
+              </w:rPr>
+              <w:t xml:space="preserve">线程，60s</w:t>
             </w:r>
             <w:r>
               <w:t xml:space="preserve"> </w:t>
@@ -1168,7 +1752,30 @@
               <w:rPr>
                 <w:rFonts w:hint="eastAsia"/>
               </w:rPr>
-              <w:t xml:space="preserve">Token、参数校验、未知问题</w:t>
+              <w:t xml:space="preserve">ramp-up，持续</w:t>
+            </w:r>
+            <w:r>
+              <w:t xml:space="preserve"> 300s</w:t>
+            </w:r>
+          </w:p>
+        </w:tc>
+        <w:tc>
+          <w:tcPr/>
+          <w:p>
+            <w:pPr>
+              <w:pStyle w:val="Compact"/>
+            </w:pPr>
+            <w:r>
+              <w:t xml:space="preserve">P95 &lt;= </w:t>
+            </w:r>
+            <w:r>
+              <w:rPr>
+                <w:rFonts w:hint="eastAsia"/>
+              </w:rPr>
+              <w:t xml:space="preserve">2s，错误率</w:t>
+            </w:r>
+            <w:r>
+              <w:t xml:space="preserve"> &lt;= 1%</w:t>
             </w:r>
           </w:p>
         </w:tc>
@@ -1181,52 +1788,38 @@
               <w:pStyle w:val="Compact"/>
             </w:pPr>
             <w:r>
-              <w:t xml:space="preserve">NLU </w:t>
-            </w:r>
-            <w:r>
-              <w:rPr>
-                <w:rFonts w:hint="eastAsia"/>
-              </w:rPr>
-              <w:t xml:space="preserve">与实体</w:t>
-            </w:r>
-          </w:p>
-        </w:tc>
-        <w:tc>
-          <w:tcPr/>
-          <w:p>
-            <w:pPr>
-              <w:pStyle w:val="Compact"/>
-            </w:pPr>
-            <w:r>
-              <w:t xml:space="preserve">22</w:t>
-            </w:r>
-          </w:p>
-        </w:tc>
-        <w:tc>
-          <w:tcPr/>
-          <w:p>
-            <w:pPr>
-              <w:pStyle w:val="Compact"/>
-            </w:pPr>
-            <w:r>
-              <w:t xml:space="preserve">P0/P1</w:t>
-            </w:r>
-          </w:p>
-        </w:tc>
-        <w:tc>
-          <w:tcPr/>
-          <w:p>
-            <w:pPr>
-              <w:pStyle w:val="Compact"/>
-            </w:pPr>
-            <w:r>
-              <w:t xml:space="preserve">17 </w:t>
-            </w:r>
-            <w:r>
-              <w:rPr>
-                <w:rFonts w:hint="eastAsia"/>
-              </w:rPr>
-              <w:t xml:space="preserve">条意图样本、5</w:t>
+              <w:t xml:space="preserve">TC-PERF-03</w:t>
+            </w:r>
+          </w:p>
+        </w:tc>
+        <w:tc>
+          <w:tcPr/>
+          <w:p>
+            <w:pPr>
+              <w:pStyle w:val="Compact"/>
+            </w:pPr>
+            <w:r>
+              <w:rPr>
+                <w:rFonts w:hint="eastAsia"/>
+              </w:rPr>
+              <w:t xml:space="preserve">知识库检索压测</w:t>
+            </w:r>
+          </w:p>
+        </w:tc>
+        <w:tc>
+          <w:tcPr/>
+          <w:p>
+            <w:pPr>
+              <w:pStyle w:val="Compact"/>
+            </w:pPr>
+            <w:r>
+              <w:t xml:space="preserve">300 </w:t>
+            </w:r>
+            <w:r>
+              <w:rPr>
+                <w:rFonts w:hint="eastAsia"/>
+              </w:rPr>
+              <w:t xml:space="preserve">线程，60s</w:t>
             </w:r>
             <w:r>
               <w:t xml:space="preserve"> </w:t>
@@ -1235,118 +1828,34 @@
               <w:rPr>
                 <w:rFonts w:hint="eastAsia"/>
               </w:rPr>
-              <w:t xml:space="preserve">条实体样本</w:t>
-            </w:r>
-          </w:p>
-        </w:tc>
-      </w:tr>
-      <w:tr>
-        <w:tc>
-          <w:tcPr/>
-          <w:p>
-            <w:pPr>
-              <w:pStyle w:val="Compact"/>
-            </w:pPr>
-            <w:r>
-              <w:rPr>
-                <w:rFonts w:hint="eastAsia"/>
-              </w:rPr>
-              <w:t xml:space="preserve">前端构建/UI</w:t>
-            </w:r>
-          </w:p>
-        </w:tc>
-        <w:tc>
-          <w:tcPr/>
-          <w:p>
-            <w:pPr>
-              <w:pStyle w:val="Compact"/>
-            </w:pPr>
-            <w:r>
-              <w:t xml:space="preserve">11</w:t>
-            </w:r>
-          </w:p>
-        </w:tc>
-        <w:tc>
-          <w:tcPr/>
-          <w:p>
-            <w:pPr>
-              <w:pStyle w:val="Compact"/>
-            </w:pPr>
-            <w:r>
-              <w:t xml:space="preserve">P1</w:t>
-            </w:r>
-          </w:p>
-        </w:tc>
-        <w:tc>
-          <w:tcPr/>
-          <w:p>
-            <w:pPr>
-              <w:pStyle w:val="Compact"/>
-            </w:pPr>
-            <w:r>
-              <w:rPr>
-                <w:rFonts w:hint="eastAsia"/>
-              </w:rPr>
-              <w:t xml:space="preserve">用户端、管理端类型检查、构建和关键页面截图</w:t>
-            </w:r>
-          </w:p>
-        </w:tc>
-      </w:tr>
-      <w:tr>
-        <w:tc>
-          <w:tcPr/>
-          <w:p>
-            <w:pPr>
-              <w:pStyle w:val="Compact"/>
-            </w:pPr>
-            <w:r>
-              <w:rPr>
-                <w:rFonts w:hint="eastAsia"/>
-              </w:rPr>
-              <w:t xml:space="preserve">端到端流程</w:t>
-            </w:r>
-          </w:p>
-        </w:tc>
-        <w:tc>
-          <w:tcPr/>
-          <w:p>
-            <w:pPr>
-              <w:pStyle w:val="Compact"/>
-            </w:pPr>
-            <w:r>
-              <w:t xml:space="preserve">3</w:t>
-            </w:r>
-          </w:p>
-        </w:tc>
-        <w:tc>
-          <w:tcPr/>
-          <w:p>
-            <w:pPr>
-              <w:pStyle w:val="Compact"/>
-            </w:pPr>
-            <w:r>
-              <w:t xml:space="preserve">P0</w:t>
-            </w:r>
-          </w:p>
-        </w:tc>
-        <w:tc>
-          <w:tcPr/>
-          <w:p>
-            <w:pPr>
-              <w:pStyle w:val="Compact"/>
-            </w:pPr>
-            <w:r>
-              <w:rPr>
-                <w:rFonts w:hint="eastAsia"/>
-              </w:rPr>
-              <w:t xml:space="preserve">学生问答、管理员知识库、未匹配问题解决</w:t>
+              <w:t xml:space="preserve">ramp-up，持续</w:t>
+            </w:r>
+            <w:r>
+              <w:t xml:space="preserve"> 300s</w:t>
+            </w:r>
+          </w:p>
+        </w:tc>
+        <w:tc>
+          <w:tcPr/>
+          <w:p>
+            <w:pPr>
+              <w:pStyle w:val="Compact"/>
+            </w:pPr>
+            <w:r>
+              <w:rPr>
+                <w:rFonts w:hint="eastAsia"/>
+              </w:rPr>
+              <w:t xml:space="preserve">返回正确且无</w:t>
+            </w:r>
+            <w:r>
+              <w:t xml:space="preserve"> 5xx</w:t>
             </w:r>
           </w:p>
         </w:tc>
       </w:tr>
     </w:tbl>
     <w:bookmarkEnd w:id="12"/>
-    <w:bookmarkStart w:id="13" w:name="接口用例样例"/>
+    <w:bookmarkStart w:id="13" w:name="安全测试用例"/>
     <w:p>
       <w:pPr>
         <w:pStyle w:val="Heading2"/>
@@ -1355,22 +1864,19 @@
         <w:rPr>
           <w:rFonts w:hint="eastAsia"/>
         </w:rPr>
-        <w:t xml:space="preserve">接口用例样例</w:t>
+        <w:t xml:space="preserve">安全测试用例</w:t>
       </w:r>
     </w:p>
     <w:tbl>
       <w:tblPr>
         <w:tblStyle w:val="Table"/>
-        <w:tblW w:type="pct" w:w="5000"/>
-        <w:tblLayout w:type="fixed"/>
+        <w:tblW w:type="auto" w:w="0"/>
         <w:tblLook w:firstRow="1" w:lastRow="0" w:firstColumn="0" w:lastColumn="0" w:noHBand="0" w:noVBand="0" w:val="0020"/>
       </w:tblPr>
       <w:tblGrid>
-        <w:gridCol w:w="1584"/>
-        <w:gridCol w:w="1584"/>
-        <w:gridCol w:w="1584"/>
-        <w:gridCol w:w="1584"/>
-        <w:gridCol w:w="1584"/>
+        <w:gridCol w:w="2640"/>
+        <w:gridCol w:w="2640"/>
+        <w:gridCol w:w="2640"/>
       </w:tblGrid>
       <w:tr>
         <w:trPr>
@@ -1400,35 +1906,7 @@
               <w:rPr>
                 <w:rFonts w:hint="eastAsia"/>
               </w:rPr>
-              <w:t xml:space="preserve">端点</w:t>
-            </w:r>
-          </w:p>
-        </w:tc>
-        <w:tc>
-          <w:tcPr/>
-          <w:p>
-            <w:pPr>
-              <w:pStyle w:val="Compact"/>
-            </w:pPr>
-            <w:r>
-              <w:rPr>
-                <w:rFonts w:hint="eastAsia"/>
-              </w:rPr>
-              <w:t xml:space="preserve">方法</w:t>
-            </w:r>
-          </w:p>
-        </w:tc>
-        <w:tc>
-          <w:tcPr/>
-          <w:p>
-            <w:pPr>
-              <w:pStyle w:val="Compact"/>
-            </w:pPr>
-            <w:r>
-              <w:rPr>
-                <w:rFonts w:hint="eastAsia"/>
-              </w:rPr>
-              <w:t xml:space="preserve">输入</w:t>
+              <w:t xml:space="preserve">测试点</w:t>
             </w:r>
           </w:p>
         </w:tc>
@@ -1455,66 +1933,44 @@
               <w:pStyle w:val="Compact"/>
             </w:pPr>
             <w:r>
-              <w:t xml:space="preserve">TC-API-01</w:t>
-            </w:r>
-          </w:p>
-        </w:tc>
-        <w:tc>
-          <w:tcPr/>
-          <w:p>
-            <w:pPr>
-              <w:pStyle w:val="Compact"/>
-            </w:pPr>
-            <w:r>
-              <w:t xml:space="preserve">/api/v1/auth/login</w:t>
-            </w:r>
-          </w:p>
-        </w:tc>
-        <w:tc>
-          <w:tcPr/>
-          <w:p>
-            <w:pPr>
-              <w:pStyle w:val="Compact"/>
-            </w:pPr>
-            <w:r>
-              <w:t xml:space="preserve">POST</w:t>
-            </w:r>
-          </w:p>
-        </w:tc>
-        <w:tc>
-          <w:tcPr/>
-          <w:p>
-            <w:pPr>
-              <w:pStyle w:val="Compact"/>
-            </w:pPr>
-            <w:r>
-              <w:t xml:space="preserve">student/123456</w:t>
-            </w:r>
-          </w:p>
-        </w:tc>
-        <w:tc>
-          <w:tcPr/>
-          <w:p>
-            <w:pPr>
-              <w:pStyle w:val="Compact"/>
-            </w:pPr>
-            <w:r>
-              <w:rPr>
-                <w:rFonts w:hint="eastAsia"/>
-              </w:rPr>
-              <w:t xml:space="preserve">200，返回</w:t>
-            </w:r>
-            <w:r>
-              <w:t xml:space="preserve"> token </w:t>
-            </w:r>
-            <w:r>
-              <w:rPr>
-                <w:rFonts w:hint="eastAsia"/>
-              </w:rPr>
-              <w:t xml:space="preserve">和</w:t>
-            </w:r>
-            <w:r>
-              <w:t xml:space="preserve"> userInfo</w:t>
+              <w:t xml:space="preserve">TC-SEC-01</w:t>
+            </w:r>
+          </w:p>
+        </w:tc>
+        <w:tc>
+          <w:tcPr/>
+          <w:p>
+            <w:pPr>
+              <w:pStyle w:val="Compact"/>
+            </w:pPr>
+            <w:r>
+              <w:rPr>
+                <w:rFonts w:hint="eastAsia"/>
+              </w:rPr>
+              <w:t xml:space="preserve">未登录访问受保护接口</w:t>
+            </w:r>
+          </w:p>
+        </w:tc>
+        <w:tc>
+          <w:tcPr/>
+          <w:p>
+            <w:pPr>
+              <w:pStyle w:val="Compact"/>
+            </w:pPr>
+            <w:r>
+              <w:rPr>
+                <w:rFonts w:hint="eastAsia"/>
+              </w:rPr>
+              <w:t xml:space="preserve">返回</w:t>
+            </w:r>
+            <w:r>
+              <w:t xml:space="preserve"> </w:t>
+            </w:r>
+            <w:r>
+              <w:rPr>
+                <w:rFonts w:hint="eastAsia"/>
+              </w:rPr>
+              <w:t xml:space="preserve">401，不泄露敏感信息</w:t>
             </w:r>
           </w:p>
         </w:tc>
@@ -1527,54 +1983,38 @@
               <w:pStyle w:val="Compact"/>
             </w:pPr>
             <w:r>
-              <w:t xml:space="preserve">TC-API-02</w:t>
-            </w:r>
-          </w:p>
-        </w:tc>
-        <w:tc>
-          <w:tcPr/>
-          <w:p>
-            <w:pPr>
-              <w:pStyle w:val="Compact"/>
-            </w:pPr>
-            <w:r>
-              <w:t xml:space="preserve">/api/v1/auth/login</w:t>
-            </w:r>
-          </w:p>
-        </w:tc>
-        <w:tc>
-          <w:tcPr/>
-          <w:p>
-            <w:pPr>
-              <w:pStyle w:val="Compact"/>
-            </w:pPr>
-            <w:r>
-              <w:t xml:space="preserve">POST</w:t>
-            </w:r>
-          </w:p>
-        </w:tc>
-        <w:tc>
-          <w:tcPr/>
-          <w:p>
-            <w:pPr>
-              <w:pStyle w:val="Compact"/>
-            </w:pPr>
-            <w:r>
-              <w:t xml:space="preserve">wrong/wrong</w:t>
-            </w:r>
-          </w:p>
-        </w:tc>
-        <w:tc>
-          <w:tcPr/>
-          <w:p>
-            <w:pPr>
-              <w:pStyle w:val="Compact"/>
-            </w:pPr>
-            <w:r>
-              <w:rPr>
-                <w:rFonts w:hint="eastAsia"/>
-              </w:rPr>
-              <w:t xml:space="preserve">401，提示用户名或密码错误</w:t>
+              <w:t xml:space="preserve">TC-SEC-02</w:t>
+            </w:r>
+          </w:p>
+        </w:tc>
+        <w:tc>
+          <w:tcPr/>
+          <w:p>
+            <w:pPr>
+              <w:pStyle w:val="Compact"/>
+            </w:pPr>
+            <w:r>
+              <w:rPr>
+                <w:rFonts w:hint="eastAsia"/>
+              </w:rPr>
+              <w:t xml:space="preserve">普通用户访问管理员接口</w:t>
+            </w:r>
+          </w:p>
+        </w:tc>
+        <w:tc>
+          <w:tcPr/>
+          <w:p>
+            <w:pPr>
+              <w:pStyle w:val="Compact"/>
+            </w:pPr>
+            <w:r>
+              <w:rPr>
+                <w:rFonts w:hint="eastAsia"/>
+              </w:rPr>
+              <w:t xml:space="preserve">返回</w:t>
+            </w:r>
+            <w:r>
+              <w:t xml:space="preserve"> 403</w:t>
             </w:r>
           </w:p>
         </w:tc>
@@ -1587,66 +2027,44 @@
               <w:pStyle w:val="Compact"/>
             </w:pPr>
             <w:r>
-              <w:t xml:space="preserve">TC-API-09</w:t>
-            </w:r>
-          </w:p>
-        </w:tc>
-        <w:tc>
-          <w:tcPr/>
-          <w:p>
-            <w:pPr>
-              <w:pStyle w:val="Compact"/>
-            </w:pPr>
-            <w:r>
-              <w:t xml:space="preserve">/chat/messages</w:t>
-            </w:r>
-          </w:p>
-        </w:tc>
-        <w:tc>
-          <w:tcPr/>
-          <w:p>
-            <w:pPr>
-              <w:pStyle w:val="Compact"/>
-            </w:pPr>
-            <w:r>
-              <w:t xml:space="preserve">POST</w:t>
-            </w:r>
-          </w:p>
-        </w:tc>
-        <w:tc>
-          <w:tcPr/>
-          <w:p>
-            <w:pPr>
-              <w:pStyle w:val="Compact"/>
-            </w:pPr>
-            <w:r>
-              <w:rPr>
-                <w:rFonts w:hint="eastAsia"/>
-              </w:rPr>
-              <w:t xml:space="preserve">怎么申请奖学金？</w:t>
-            </w:r>
-          </w:p>
-        </w:tc>
-        <w:tc>
-          <w:tcPr/>
-          <w:p>
-            <w:pPr>
-              <w:pStyle w:val="Compact"/>
-            </w:pPr>
-            <w:r>
-              <w:rPr>
-                <w:rFonts w:hint="eastAsia"/>
-              </w:rPr>
-              <w:t xml:space="preserve">返回</w:t>
-            </w:r>
-            <w:r>
-              <w:t xml:space="preserve"> PROCEDURE_QUERY </w:t>
-            </w:r>
-            <w:r>
-              <w:rPr>
-                <w:rFonts w:hint="eastAsia"/>
-              </w:rPr>
-              <w:t xml:space="preserve">和流程答案</w:t>
+              <w:t xml:space="preserve">TC-SEC-03</w:t>
+            </w:r>
+          </w:p>
+        </w:tc>
+        <w:tc>
+          <w:tcPr/>
+          <w:p>
+            <w:pPr>
+              <w:pStyle w:val="Compact"/>
+            </w:pPr>
+            <w:r>
+              <w:rPr>
+                <w:rFonts w:hint="eastAsia"/>
+              </w:rPr>
+              <w:t xml:space="preserve">输入脚本或</w:t>
+            </w:r>
+            <w:r>
+              <w:t xml:space="preserve"> SQL </w:t>
+            </w:r>
+            <w:r>
+              <w:rPr>
+                <w:rFonts w:hint="eastAsia"/>
+              </w:rPr>
+              <w:t xml:space="preserve">特殊字符</w:t>
+            </w:r>
+          </w:p>
+        </w:tc>
+        <w:tc>
+          <w:tcPr/>
+          <w:p>
+            <w:pPr>
+              <w:pStyle w:val="Compact"/>
+            </w:pPr>
+            <w:r>
+              <w:rPr>
+                <w:rFonts w:hint="eastAsia"/>
+              </w:rPr>
+              <w:t xml:space="preserve">被转义或校验，不触发注入</w:t>
             </w:r>
           </w:p>
         </w:tc>
@@ -1659,61 +2077,45 @@
               <w:pStyle w:val="Compact"/>
             </w:pPr>
             <w:r>
-              <w:t xml:space="preserve">TC-API-32</w:t>
-            </w:r>
-          </w:p>
-        </w:tc>
-        <w:tc>
-          <w:tcPr/>
-          <w:p>
-            <w:pPr>
-              <w:pStyle w:val="Compact"/>
-            </w:pPr>
-            <w:r>
-              <w:t xml:space="preserve">/admin/knowledge-entries</w:t>
-            </w:r>
-          </w:p>
-        </w:tc>
-        <w:tc>
-          <w:tcPr/>
-          <w:p>
-            <w:pPr>
-              <w:pStyle w:val="Compact"/>
-            </w:pPr>
-            <w:r>
-              <w:t xml:space="preserve">GET</w:t>
-            </w:r>
-          </w:p>
-        </w:tc>
-        <w:tc>
-          <w:tcPr/>
-          <w:p>
-            <w:pPr>
-              <w:pStyle w:val="Compact"/>
-            </w:pPr>
-            <w:r>
-              <w:t xml:space="preserve">page=1&amp;pageSize=15</w:t>
-            </w:r>
-          </w:p>
-        </w:tc>
-        <w:tc>
-          <w:tcPr/>
-          <w:p>
-            <w:pPr>
-              <w:pStyle w:val="Compact"/>
-            </w:pPr>
-            <w:r>
-              <w:rPr>
-                <w:rFonts w:hint="eastAsia"/>
-              </w:rPr>
-              <w:t xml:space="preserve">返回分页知识条目列表</w:t>
+              <w:t xml:space="preserve">TC-SEC-04</w:t>
+            </w:r>
+          </w:p>
+        </w:tc>
+        <w:tc>
+          <w:tcPr/>
+          <w:p>
+            <w:pPr>
+              <w:pStyle w:val="Compact"/>
+            </w:pPr>
+            <w:r>
+              <w:t xml:space="preserve">Token </w:t>
+            </w:r>
+            <w:r>
+              <w:rPr>
+                <w:rFonts w:hint="eastAsia"/>
+              </w:rPr>
+              <w:t xml:space="preserve">过期或伪造</w:t>
+            </w:r>
+          </w:p>
+        </w:tc>
+        <w:tc>
+          <w:tcPr/>
+          <w:p>
+            <w:pPr>
+              <w:pStyle w:val="Compact"/>
+            </w:pPr>
+            <w:r>
+              <w:rPr>
+                <w:rFonts w:hint="eastAsia"/>
+              </w:rPr>
+              <w:t xml:space="preserve">拒绝访问并要求重新登录</w:t>
             </w:r>
           </w:p>
         </w:tc>
       </w:tr>
     </w:tbl>
     <w:bookmarkEnd w:id="13"/>
-    <w:bookmarkStart w:id="14" w:name="执行记录要求"/>
+    <w:bookmarkStart w:id="14" w:name="追溯字段要求"/>
     <w:p>
       <w:pPr>
         <w:pStyle w:val="Heading2"/>
@@ -1722,7 +2124,7 @@
         <w:rPr>
           <w:rFonts w:hint="eastAsia"/>
         </w:rPr>
-        <w:t xml:space="preserve">执行记录要求</w:t>
+        <w:t xml:space="preserve">追溯字段要求</w:t>
       </w:r>
     </w:p>
     <w:p>
@@ -1730,14 +2132,41 @@
         <w:pStyle w:val="Compact"/>
         <w:numPr>
           <w:ilvl w:val="0"/>
-          <w:numId w:val="1002"/>
+          <w:numId w:val="1001"/>
         </w:numPr>
       </w:pPr>
       <w:r>
         <w:rPr>
           <w:rFonts w:hint="eastAsia"/>
         </w:rPr>
-        <w:t xml:space="preserve">每条用例执行时记录实际结果、响应时间、执行人、执行日期和状态。</w:t>
+        <w:t xml:space="preserve">每条用例必须维护：TC</w:t>
+      </w:r>
+      <w:r>
+        <w:t xml:space="preserve"> </w:t>
+      </w:r>
+      <w:r>
+        <w:rPr>
+          <w:rFonts w:hint="eastAsia"/>
+        </w:rPr>
+        <w:t xml:space="preserve">编号、关联</w:t>
+      </w:r>
+      <w:r>
+        <w:t xml:space="preserve"> </w:t>
+      </w:r>
+      <w:r>
+        <w:rPr>
+          <w:rFonts w:hint="eastAsia"/>
+        </w:rPr>
+        <w:t xml:space="preserve">REQ、关联</w:t>
+      </w:r>
+      <w:r>
+        <w:t xml:space="preserve"> </w:t>
+      </w:r>
+      <w:r>
+        <w:rPr>
+          <w:rFonts w:hint="eastAsia"/>
+        </w:rPr>
+        <w:t xml:space="preserve">UC、测试类型、优先级、前置条件、测试数据、预期结果、执行状态。</w:t>
       </w:r>
     </w:p>
     <w:p>
@@ -1745,38 +2174,14 @@
         <w:pStyle w:val="Compact"/>
         <w:numPr>
           <w:ilvl w:val="0"/>
-          <w:numId w:val="1002"/>
+          <w:numId w:val="1001"/>
         </w:numPr>
       </w:pPr>
       <w:r>
         <w:rPr>
           <w:rFonts w:hint="eastAsia"/>
         </w:rPr>
-        <w:t xml:space="preserve">失败用例必须关联缺陷编号，并在修复后更新复测结果。</w:t>
-      </w:r>
-    </w:p>
-    <w:p>
-      <w:pPr>
-        <w:pStyle w:val="Compact"/>
-        <w:numPr>
-          <w:ilvl w:val="0"/>
-          <w:numId w:val="1002"/>
-        </w:numPr>
-      </w:pPr>
-      <w:r>
-        <w:rPr>
-          <w:rFonts w:hint="eastAsia"/>
-        </w:rPr>
-        <w:t xml:space="preserve">所有自动化或命令行执行结果纳入</w:t>
-      </w:r>
-      <w:r>
-        <w:t xml:space="preserve"> TR </w:t>
-      </w:r>
-      <w:r>
-        <w:rPr>
-          <w:rFonts w:hint="eastAsia"/>
-        </w:rPr>
-        <w:t xml:space="preserve">对应版本。</w:t>
+        <w:t xml:space="preserve">对非功能指标的用例必须同时记录指标阈值、测试环境和限制说明。</w:t>
       </w:r>
     </w:p>
     <w:bookmarkEnd w:id="14"/>
@@ -1997,9 +2402,6 @@
     <w:abstractNumId w:val="990"/>
   </w:num>
   <w:num w:numId="1001">
-    <w:abstractNumId w:val="991"/>
-  </w:num>
-  <w:num w:numId="1002">
     <w:abstractNumId w:val="991"/>
   </w:num>
 </w:numbering>

--- a/11-测试文档/测试用例说明书(TCS).docx
+++ b/11-测试文档/测试用例说明书(TCS).docx
@@ -64,7 +64,7 @@
         <w:rPr>
           <w:rStyle w:val="VerbatimChar"/>
         </w:rPr>
-        <w:t xml:space="preserve">date: "2026-05-30"</w:t>
+        <w:t xml:space="preserve">date: "2026-06-05"</w:t>
       </w:r>
       <w:r>
         <w:br/>
@@ -172,7 +172,7 @@
         <w:t xml:space="preserve">文档编号</w:t>
       </w:r>
       <w:r>
-        <w:t xml:space="preserve"> | SRA2026-TCS-V12 |</w:t>
+        <w:t xml:space="preserve"> | SRA2026-TCS-V13 |</w:t>
       </w:r>
       <w:r>
         <w:br/>
@@ -184,7 +184,7 @@
         <w:t xml:space="preserve">文档版本</w:t>
       </w:r>
       <w:r>
-        <w:t xml:space="preserve"> | V1.2 |</w:t>
+        <w:t xml:space="preserve"> | V1.3 |</w:t>
       </w:r>
       <w:r>
         <w:br/>
@@ -202,7 +202,7 @@
         <w:rPr>
           <w:rFonts w:hint="eastAsia"/>
         </w:rPr>
-        <w:t xml:space="preserve">完整用例版</w:t>
+        <w:t xml:space="preserve">覆盖矩阵基线版</w:t>
       </w:r>
       <w:r>
         <w:t xml:space="preserve"> |</w:t>
@@ -229,7 +229,7 @@
         <w:t xml:space="preserve">本版发布日期</w:t>
       </w:r>
       <w:r>
-        <w:t xml:space="preserve"> | 2026-05-30 |</w:t>
+        <w:t xml:space="preserve"> | 2026-06-05 |</w:t>
       </w:r>
       <w:r>
         <w:br/>
@@ -669,6 +669,72 @@
           </w:p>
         </w:tc>
       </w:tr>
+      <w:tr>
+        <w:tc>
+          <w:tcPr/>
+          <w:p>
+            <w:pPr>
+              <w:pStyle w:val="Compact"/>
+            </w:pPr>
+            <w:r>
+              <w:t xml:space="preserve">V1.3</w:t>
+            </w:r>
+          </w:p>
+        </w:tc>
+        <w:tc>
+          <w:tcPr/>
+          <w:p>
+            <w:pPr>
+              <w:pStyle w:val="Compact"/>
+            </w:pPr>
+            <w:r>
+              <w:t xml:space="preserve">2026-06-05</w:t>
+            </w:r>
+          </w:p>
+        </w:tc>
+        <w:tc>
+          <w:tcPr/>
+          <w:p>
+            <w:pPr>
+              <w:pStyle w:val="Compact"/>
+            </w:pPr>
+            <w:r>
+              <w:rPr>
+                <w:rFonts w:hint="eastAsia"/>
+              </w:rPr>
+              <w:t xml:space="preserve">冻结覆盖矩阵并发布测试用例基线</w:t>
+            </w:r>
+          </w:p>
+        </w:tc>
+        <w:tc>
+          <w:tcPr/>
+          <w:p>
+            <w:pPr>
+              <w:pStyle w:val="Compact"/>
+            </w:pPr>
+            <w:r>
+              <w:rPr>
+                <w:rFonts w:hint="eastAsia"/>
+              </w:rPr>
+              <w:t xml:space="preserve">测试负责人</w:t>
+            </w:r>
+          </w:p>
+        </w:tc>
+        <w:tc>
+          <w:tcPr/>
+          <w:p>
+            <w:pPr>
+              <w:pStyle w:val="Compact"/>
+            </w:pPr>
+            <w:r>
+              <w:rPr>
+                <w:rFonts w:hint="eastAsia"/>
+              </w:rPr>
+              <w:t xml:space="preserve">已发布</w:t>
+            </w:r>
+          </w:p>
+        </w:tc>
+      </w:tr>
     </w:tbl>
     <w:bookmarkStart w:id="9" w:name="本版摘要"/>
     <w:p>
@@ -690,16 +756,7 @@
         <w:rPr>
           <w:rFonts w:hint="eastAsia"/>
         </w:rPr>
-        <w:t xml:space="preserve">依据</w:t>
-      </w:r>
-      <w:r>
-        <w:t xml:space="preserve"> CCB </w:t>
-      </w:r>
-      <w:r>
-        <w:rPr>
-          <w:rFonts w:hint="eastAsia"/>
-        </w:rPr>
-        <w:t xml:space="preserve">修订补全</w:t>
+        <w:t xml:space="preserve">冻结</w:t>
       </w:r>
       <w:r>
         <w:t xml:space="preserve"> 78 </w:t>
@@ -708,7 +765,7 @@
         <w:rPr>
           <w:rFonts w:hint="eastAsia"/>
         </w:rPr>
-        <w:t xml:space="preserve">条用例，补充性能、安全、兼容性与可追溯字段。</w:t>
+        <w:t xml:space="preserve">条用例并补充需求-用例-测试覆盖矩阵，作为最终交付副本。</w:t>
       </w:r>
     </w:p>
     <w:bookmarkEnd w:id="9"/>
@@ -967,7 +1024,7 @@
       </w:tr>
     </w:tbl>
     <w:bookmarkEnd w:id="10"/>
-    <w:bookmarkStart w:id="11" w:name="完整用例统计"/>
+    <w:bookmarkStart w:id="11" w:name="基线说明"/>
     <w:p>
       <w:pPr>
         <w:pStyle w:val="Heading2"/>
@@ -976,558 +1033,148 @@
         <w:rPr>
           <w:rFonts w:hint="eastAsia"/>
         </w:rPr>
-        <w:t xml:space="preserve">完整用例统计</w:t>
+        <w:t xml:space="preserve">基线说明</w:t>
       </w:r>
     </w:p>
-    <w:tbl>
-      <w:tblPr>
-        <w:tblStyle w:val="Table"/>
-        <w:tblW w:type="auto" w:w="0"/>
-        <w:tblLook w:firstRow="1" w:lastRow="0" w:firstColumn="0" w:lastColumn="0" w:noHBand="0" w:noVBand="0" w:val="0020"/>
-      </w:tblPr>
-      <w:tblGrid>
-        <w:gridCol w:w="2640"/>
-        <w:gridCol w:w="2640"/>
-        <w:gridCol w:w="2640"/>
-      </w:tblGrid>
-      <w:tr>
-        <w:trPr>
-          <w:tblHeader w:val="on"/>
-        </w:trPr>
-        <w:tc>
-          <w:tcPr/>
-          <w:p>
-            <w:pPr>
-              <w:pStyle w:val="Compact"/>
-            </w:pPr>
-            <w:r>
-              <w:rPr>
-                <w:rFonts w:hint="eastAsia"/>
-              </w:rPr>
-              <w:t xml:space="preserve">测试类型</w:t>
-            </w:r>
-          </w:p>
-        </w:tc>
-        <w:tc>
-          <w:tcPr/>
-          <w:p>
-            <w:pPr>
-              <w:pStyle w:val="Compact"/>
-            </w:pPr>
-            <w:r>
-              <w:rPr>
-                <w:rFonts w:hint="eastAsia"/>
-              </w:rPr>
-              <w:t xml:space="preserve">用例数</w:t>
-            </w:r>
-          </w:p>
-        </w:tc>
-        <w:tc>
-          <w:tcPr/>
-          <w:p>
-            <w:pPr>
-              <w:pStyle w:val="Compact"/>
-            </w:pPr>
-            <w:r>
-              <w:rPr>
-                <w:rFonts w:hint="eastAsia"/>
-              </w:rPr>
-              <w:t xml:space="preserve">说明</w:t>
-            </w:r>
-          </w:p>
-        </w:tc>
-      </w:tr>
-      <w:tr>
-        <w:tc>
-          <w:tcPr/>
-          <w:p>
-            <w:pPr>
-              <w:pStyle w:val="Compact"/>
-            </w:pPr>
-            <w:r>
-              <w:rPr>
-                <w:rFonts w:hint="eastAsia"/>
-              </w:rPr>
-              <w:t xml:space="preserve">后端</w:t>
-            </w:r>
-            <w:r>
-              <w:t xml:space="preserve"> API </w:t>
-            </w:r>
-            <w:r>
-              <w:rPr>
-                <w:rFonts w:hint="eastAsia"/>
-              </w:rPr>
-              <w:t xml:space="preserve">功能测试</w:t>
-            </w:r>
-          </w:p>
-        </w:tc>
-        <w:tc>
-          <w:tcPr/>
-          <w:p>
-            <w:pPr>
-              <w:pStyle w:val="Compact"/>
-            </w:pPr>
-            <w:r>
-              <w:t xml:space="preserve">28</w:t>
-            </w:r>
-          </w:p>
-        </w:tc>
-        <w:tc>
-          <w:tcPr/>
-          <w:p>
-            <w:pPr>
-              <w:pStyle w:val="Compact"/>
-            </w:pPr>
-            <w:r>
-              <w:rPr>
-                <w:rFonts w:hint="eastAsia"/>
-              </w:rPr>
-              <w:t xml:space="preserve">覆盖主要业务端点</w:t>
-            </w:r>
-          </w:p>
-        </w:tc>
-      </w:tr>
-      <w:tr>
-        <w:tc>
-          <w:tcPr/>
-          <w:p>
-            <w:pPr>
-              <w:pStyle w:val="Compact"/>
-            </w:pPr>
-            <w:r>
-              <w:rPr>
-                <w:rFonts w:hint="eastAsia"/>
-              </w:rPr>
-              <w:t xml:space="preserve">后端</w:t>
-            </w:r>
-            <w:r>
-              <w:t xml:space="preserve"> API </w:t>
-            </w:r>
-            <w:r>
-              <w:rPr>
-                <w:rFonts w:hint="eastAsia"/>
-              </w:rPr>
-              <w:t xml:space="preserve">边界测试</w:t>
-            </w:r>
-          </w:p>
-        </w:tc>
-        <w:tc>
-          <w:tcPr/>
-          <w:p>
-            <w:pPr>
-              <w:pStyle w:val="Compact"/>
-            </w:pPr>
-            <w:r>
-              <w:t xml:space="preserve">8</w:t>
-            </w:r>
-          </w:p>
-        </w:tc>
-        <w:tc>
-          <w:tcPr/>
-          <w:p>
-            <w:pPr>
-              <w:pStyle w:val="Compact"/>
-            </w:pPr>
-            <w:r>
-              <w:rPr>
-                <w:rFonts w:hint="eastAsia"/>
-              </w:rPr>
-              <w:t xml:space="preserve">覆盖空值、长度、分页、非法参数</w:t>
-            </w:r>
-          </w:p>
-        </w:tc>
-      </w:tr>
-      <w:tr>
-        <w:tc>
-          <w:tcPr/>
-          <w:p>
-            <w:pPr>
-              <w:pStyle w:val="Compact"/>
-            </w:pPr>
-            <w:r>
-              <w:rPr>
-                <w:rFonts w:hint="eastAsia"/>
-              </w:rPr>
-              <w:t xml:space="preserve">后端</w:t>
-            </w:r>
-            <w:r>
-              <w:t xml:space="preserve"> API </w:t>
-            </w:r>
-            <w:r>
-              <w:rPr>
-                <w:rFonts w:hint="eastAsia"/>
-              </w:rPr>
-              <w:t xml:space="preserve">异常测试</w:t>
-            </w:r>
-          </w:p>
-        </w:tc>
-        <w:tc>
-          <w:tcPr/>
-          <w:p>
-            <w:pPr>
-              <w:pStyle w:val="Compact"/>
-            </w:pPr>
-            <w:r>
-              <w:t xml:space="preserve">6</w:t>
-            </w:r>
-          </w:p>
-        </w:tc>
-        <w:tc>
-          <w:tcPr/>
-          <w:p>
-            <w:pPr>
-              <w:pStyle w:val="Compact"/>
-            </w:pPr>
-            <w:r>
-              <w:rPr>
-                <w:rFonts w:hint="eastAsia"/>
-              </w:rPr>
-              <w:t xml:space="preserve">覆盖无认证、错误凭据、资源不存在等</w:t>
-            </w:r>
-          </w:p>
-        </w:tc>
-      </w:tr>
-      <w:tr>
-        <w:tc>
-          <w:tcPr/>
-          <w:p>
-            <w:pPr>
-              <w:pStyle w:val="Compact"/>
-            </w:pPr>
-            <w:r>
-              <w:t xml:space="preserve">NLU </w:t>
-            </w:r>
-            <w:r>
-              <w:rPr>
-                <w:rFonts w:hint="eastAsia"/>
-              </w:rPr>
-              <w:t xml:space="preserve">意图识别测试</w:t>
-            </w:r>
-          </w:p>
-        </w:tc>
-        <w:tc>
-          <w:tcPr/>
-          <w:p>
-            <w:pPr>
-              <w:pStyle w:val="Compact"/>
-            </w:pPr>
-            <w:r>
-              <w:t xml:space="preserve">17</w:t>
-            </w:r>
-          </w:p>
-        </w:tc>
-        <w:tc>
-          <w:tcPr/>
-          <w:p>
-            <w:pPr>
-              <w:pStyle w:val="Compact"/>
-            </w:pPr>
-            <w:r>
-              <w:rPr>
-                <w:rFonts w:hint="eastAsia"/>
-              </w:rPr>
-              <w:t xml:space="preserve">覆盖</w:t>
-            </w:r>
-            <w:r>
-              <w:t xml:space="preserve"> 15 </w:t>
-            </w:r>
-            <w:r>
-              <w:rPr>
-                <w:rFonts w:hint="eastAsia"/>
-              </w:rPr>
-              <w:t xml:space="preserve">类意图和</w:t>
-            </w:r>
-            <w:r>
-              <w:t xml:space="preserve"> 2 </w:t>
-            </w:r>
-            <w:r>
-              <w:rPr>
-                <w:rFonts w:hint="eastAsia"/>
-              </w:rPr>
-              <w:t xml:space="preserve">类边缘输入</w:t>
-            </w:r>
-          </w:p>
-        </w:tc>
-      </w:tr>
-      <w:tr>
-        <w:tc>
-          <w:tcPr/>
-          <w:p>
-            <w:pPr>
-              <w:pStyle w:val="Compact"/>
-            </w:pPr>
-            <w:r>
-              <w:rPr>
-                <w:rFonts w:hint="eastAsia"/>
-              </w:rPr>
-              <w:t xml:space="preserve">实体提取测试</w:t>
-            </w:r>
-          </w:p>
-        </w:tc>
-        <w:tc>
-          <w:tcPr/>
-          <w:p>
-            <w:pPr>
-              <w:pStyle w:val="Compact"/>
-            </w:pPr>
-            <w:r>
-              <w:t xml:space="preserve">5</w:t>
-            </w:r>
-          </w:p>
-        </w:tc>
-        <w:tc>
-          <w:tcPr/>
-          <w:p>
-            <w:pPr>
-              <w:pStyle w:val="Compact"/>
-            </w:pPr>
-            <w:r>
-              <w:rPr>
-                <w:rFonts w:hint="eastAsia"/>
-              </w:rPr>
-              <w:t xml:space="preserve">日期、课程、地点、人员实体</w:t>
-            </w:r>
-          </w:p>
-        </w:tc>
-      </w:tr>
-      <w:tr>
-        <w:tc>
-          <w:tcPr/>
-          <w:p>
-            <w:pPr>
-              <w:pStyle w:val="Compact"/>
-            </w:pPr>
-            <w:r>
-              <w:rPr>
-                <w:rFonts w:hint="eastAsia"/>
-              </w:rPr>
-              <w:t xml:space="preserve">用户前端编译检查</w:t>
-            </w:r>
-          </w:p>
-        </w:tc>
-        <w:tc>
-          <w:tcPr/>
-          <w:p>
-            <w:pPr>
-              <w:pStyle w:val="Compact"/>
-            </w:pPr>
-            <w:r>
-              <w:t xml:space="preserve">2</w:t>
-            </w:r>
-          </w:p>
-        </w:tc>
-        <w:tc>
-          <w:tcPr/>
-          <w:p>
-            <w:pPr>
-              <w:pStyle w:val="Compact"/>
-            </w:pPr>
-            <w:r>
-              <w:rPr>
-                <w:rFonts w:hint="eastAsia"/>
-              </w:rPr>
-              <w:t xml:space="preserve">类型检查和生产构建</w:t>
-            </w:r>
-          </w:p>
-        </w:tc>
-      </w:tr>
-      <w:tr>
-        <w:tc>
-          <w:tcPr/>
-          <w:p>
-            <w:pPr>
-              <w:pStyle w:val="Compact"/>
-            </w:pPr>
-            <w:r>
-              <w:rPr>
-                <w:rFonts w:hint="eastAsia"/>
-              </w:rPr>
-              <w:t xml:space="preserve">管理前端编译检查</w:t>
-            </w:r>
-          </w:p>
-        </w:tc>
-        <w:tc>
-          <w:tcPr/>
-          <w:p>
-            <w:pPr>
-              <w:pStyle w:val="Compact"/>
-            </w:pPr>
-            <w:r>
-              <w:t xml:space="preserve">2</w:t>
-            </w:r>
-          </w:p>
-        </w:tc>
-        <w:tc>
-          <w:tcPr/>
-          <w:p>
-            <w:pPr>
-              <w:pStyle w:val="Compact"/>
-            </w:pPr>
-            <w:r>
-              <w:rPr>
-                <w:rFonts w:hint="eastAsia"/>
-              </w:rPr>
-              <w:t xml:space="preserve">类型检查和生产构建</w:t>
-            </w:r>
-          </w:p>
-        </w:tc>
-      </w:tr>
-      <w:tr>
-        <w:tc>
-          <w:tcPr/>
-          <w:p>
-            <w:pPr>
-              <w:pStyle w:val="Compact"/>
-            </w:pPr>
-            <w:r>
-              <w:rPr>
-                <w:rFonts w:hint="eastAsia"/>
-              </w:rPr>
-              <w:t xml:space="preserve">端到端流程测试</w:t>
-            </w:r>
-          </w:p>
-        </w:tc>
-        <w:tc>
-          <w:tcPr/>
-          <w:p>
-            <w:pPr>
-              <w:pStyle w:val="Compact"/>
-            </w:pPr>
-            <w:r>
-              <w:t xml:space="preserve">3</w:t>
-            </w:r>
-          </w:p>
-        </w:tc>
-        <w:tc>
-          <w:tcPr/>
-          <w:p>
-            <w:pPr>
-              <w:pStyle w:val="Compact"/>
-            </w:pPr>
-            <w:r>
-              <w:rPr>
-                <w:rFonts w:hint="eastAsia"/>
-              </w:rPr>
-              <w:t xml:space="preserve">学生、管理员、未匹配问题闭环</w:t>
-            </w:r>
-          </w:p>
-        </w:tc>
-      </w:tr>
-      <w:tr>
-        <w:tc>
-          <w:tcPr/>
-          <w:p>
-            <w:pPr>
-              <w:pStyle w:val="Compact"/>
-            </w:pPr>
-            <w:r>
-              <w:t xml:space="preserve">UI </w:t>
-            </w:r>
-            <w:r>
-              <w:rPr>
-                <w:rFonts w:hint="eastAsia"/>
-              </w:rPr>
-              <w:t xml:space="preserve">截图回归</w:t>
-            </w:r>
-          </w:p>
-        </w:tc>
-        <w:tc>
-          <w:tcPr/>
-          <w:p>
-            <w:pPr>
-              <w:pStyle w:val="Compact"/>
-            </w:pPr>
-            <w:r>
-              <w:t xml:space="preserve">7</w:t>
-            </w:r>
-          </w:p>
-        </w:tc>
-        <w:tc>
-          <w:tcPr/>
-          <w:p>
-            <w:pPr>
-              <w:pStyle w:val="Compact"/>
-            </w:pPr>
-            <w:r>
-              <w:rPr>
-                <w:rFonts w:hint="eastAsia"/>
-              </w:rPr>
-              <w:t xml:space="preserve">登录、聊天、历史、管理后台等关键页面</w:t>
-            </w:r>
-          </w:p>
-        </w:tc>
-      </w:tr>
-      <w:tr>
-        <w:tc>
-          <w:tcPr/>
-          <w:p>
-            <w:pPr>
-              <w:pStyle w:val="Compact"/>
-            </w:pPr>
-            <w:r>
-              <w:rPr>
-                <w:rFonts w:hint="eastAsia"/>
-              </w:rPr>
-              <w:t xml:space="preserve">合计</w:t>
-            </w:r>
-          </w:p>
-        </w:tc>
-        <w:tc>
-          <w:tcPr/>
-          <w:p>
-            <w:pPr>
-              <w:pStyle w:val="Compact"/>
-            </w:pPr>
-            <w:r>
-              <w:t xml:space="preserve">78</w:t>
-            </w:r>
-          </w:p>
-        </w:tc>
-        <w:tc>
-          <w:tcPr/>
-          <w:p>
-            <w:pPr>
-              <w:pStyle w:val="Compact"/>
-            </w:pPr>
-            <w:r>
-              <w:rPr>
-                <w:rFonts w:hint="eastAsia"/>
-              </w:rPr>
-              <w:t xml:space="preserve">与评审记录</w:t>
-            </w:r>
-            <w:r>
-              <w:t xml:space="preserve"> R4 </w:t>
-            </w:r>
-            <w:r>
-              <w:rPr>
-                <w:rFonts w:hint="eastAsia"/>
-              </w:rPr>
-              <w:t xml:space="preserve">的</w:t>
-            </w:r>
-            <w:r>
-              <w:t xml:space="preserve"> 78 </w:t>
-            </w:r>
-            <w:r>
-              <w:rPr>
-                <w:rFonts w:hint="eastAsia"/>
-              </w:rPr>
-              <w:t xml:space="preserve">个</w:t>
-            </w:r>
-            <w:r>
-              <w:t xml:space="preserve"> TC </w:t>
-            </w:r>
-            <w:r>
-              <w:rPr>
-                <w:rFonts w:hint="eastAsia"/>
-              </w:rPr>
-              <w:t xml:space="preserve">保持一致</w:t>
-            </w:r>
-          </w:p>
-        </w:tc>
-      </w:tr>
-    </w:tbl>
+    <w:p>
+      <w:pPr>
+        <w:pStyle w:val="Compact"/>
+        <w:numPr>
+          <w:ilvl w:val="0"/>
+          <w:numId w:val="1001"/>
+        </w:numPr>
+      </w:pPr>
+      <w:r>
+        <w:rPr>
+          <w:rFonts w:hint="eastAsia"/>
+        </w:rPr>
+        <w:t xml:space="preserve">本文件为测试用例说明书基线版。</w:t>
+      </w:r>
+      <w:r>
+        <w:rPr>
+          <w:rStyle w:val="VerbatimChar"/>
+          <w:rFonts w:hint="eastAsia"/>
+        </w:rPr>
+        <w:t xml:space="preserve">测试用例说明书(TCS).docx</w:t>
+      </w:r>
+      <w:r>
+        <w:t xml:space="preserve"> </w:t>
+      </w:r>
+      <w:r>
+        <w:rPr>
+          <w:rFonts w:hint="eastAsia"/>
+        </w:rPr>
+        <w:t xml:space="preserve">与</w:t>
+      </w:r>
+      <w:r>
+        <w:t xml:space="preserve"> </w:t>
+      </w:r>
+      <w:r>
+        <w:rPr>
+          <w:rStyle w:val="VerbatimChar"/>
+          <w:rFonts w:hint="eastAsia"/>
+        </w:rPr>
+        <w:t xml:space="preserve">测试用例说明书(TCS)_V1.3.docx</w:t>
+      </w:r>
+      <w:r>
+        <w:t xml:space="preserve"> </w:t>
+      </w:r>
+      <w:r>
+        <w:rPr>
+          <w:rFonts w:hint="eastAsia"/>
+        </w:rPr>
+        <w:t xml:space="preserve">内容一致，均作为</w:t>
+      </w:r>
+      <w:r>
+        <w:t xml:space="preserve"> V1.3 </w:t>
+      </w:r>
+      <w:r>
+        <w:rPr>
+          <w:rFonts w:hint="eastAsia"/>
+        </w:rPr>
+        <w:t xml:space="preserve">最终交付副本。</w:t>
+      </w:r>
+    </w:p>
+    <w:p>
+      <w:pPr>
+        <w:pStyle w:val="Compact"/>
+        <w:numPr>
+          <w:ilvl w:val="0"/>
+          <w:numId w:val="1001"/>
+        </w:numPr>
+      </w:pPr>
+      <w:r>
+        <w:rPr>
+          <w:rFonts w:hint="eastAsia"/>
+        </w:rPr>
+        <w:t xml:space="preserve">需求口径：SRS</w:t>
+      </w:r>
+      <w:r>
+        <w:t xml:space="preserve"> </w:t>
+      </w:r>
+      <w:r>
+        <w:rPr>
+          <w:rFonts w:hint="eastAsia"/>
+        </w:rPr>
+        <w:t xml:space="preserve">基线</w:t>
+      </w:r>
+      <w:r>
+        <w:t xml:space="preserve"> V1.0 </w:t>
+      </w:r>
+      <w:r>
+        <w:rPr>
+          <w:rFonts w:hint="eastAsia"/>
+        </w:rPr>
+        <w:t xml:space="preserve">中</w:t>
+      </w:r>
+      <w:r>
+        <w:t xml:space="preserve"> 40 </w:t>
+      </w:r>
+      <w:r>
+        <w:rPr>
+          <w:rFonts w:hint="eastAsia"/>
+        </w:rPr>
+        <w:t xml:space="preserve">条可追溯业务需求、47</w:t>
+      </w:r>
+      <w:r>
+        <w:t xml:space="preserve"> </w:t>
+      </w:r>
+      <w:r>
+        <w:rPr>
+          <w:rFonts w:hint="eastAsia"/>
+        </w:rPr>
+        <w:t xml:space="preserve">个业务用例、11</w:t>
+      </w:r>
+      <w:r>
+        <w:t xml:space="preserve"> </w:t>
+      </w:r>
+      <w:r>
+        <w:rPr>
+          <w:rFonts w:hint="eastAsia"/>
+        </w:rPr>
+        <w:t xml:space="preserve">类</w:t>
+      </w:r>
+      <w:r>
+        <w:t xml:space="preserve"> 94 </w:t>
+      </w:r>
+      <w:r>
+        <w:rPr>
+          <w:rFonts w:hint="eastAsia"/>
+        </w:rPr>
+        <w:t xml:space="preserve">项非功能指标；测试口径：78</w:t>
+      </w:r>
+      <w:r>
+        <w:t xml:space="preserve"> </w:t>
+      </w:r>
+      <w:r>
+        <w:rPr>
+          <w:rFonts w:hint="eastAsia"/>
+        </w:rPr>
+        <w:t xml:space="preserve">条测试用例，覆盖功能、接口、NLU、性能、安全、兼容性和端到端场景。</w:t>
+      </w:r>
+    </w:p>
     <w:bookmarkEnd w:id="11"/>
-    <w:bookmarkStart w:id="12" w:name="性能测试用例"/>
+    <w:bookmarkStart w:id="12" w:name="覆盖矩阵"/>
     <w:p>
       <w:pPr>
         <w:pStyle w:val="Heading2"/>
@@ -1536,7 +1183,7 @@
         <w:rPr>
           <w:rFonts w:hint="eastAsia"/>
         </w:rPr>
-        <w:t xml:space="preserve">性能测试用例</w:t>
+        <w:t xml:space="preserve">覆盖矩阵</w:t>
       </w:r>
     </w:p>
     <w:tbl>
@@ -1544,6 +1191,633 @@
         <w:tblStyle w:val="Table"/>
         <w:tblW w:type="pct" w:w="5000"/>
         <w:tblLayout w:type="fixed"/>
+        <w:tblLook w:firstRow="1" w:lastRow="0" w:firstColumn="0" w:lastColumn="0" w:noHBand="0" w:noVBand="0" w:val="0020"/>
+      </w:tblPr>
+      <w:tblGrid>
+        <w:gridCol w:w="1584"/>
+        <w:gridCol w:w="1584"/>
+        <w:gridCol w:w="1584"/>
+        <w:gridCol w:w="1584"/>
+        <w:gridCol w:w="1584"/>
+      </w:tblGrid>
+      <w:tr>
+        <w:trPr>
+          <w:tblHeader w:val="on"/>
+        </w:trPr>
+        <w:tc>
+          <w:tcPr/>
+          <w:p>
+            <w:pPr>
+              <w:pStyle w:val="Compact"/>
+            </w:pPr>
+            <w:r>
+              <w:rPr>
+                <w:rFonts w:hint="eastAsia"/>
+              </w:rPr>
+              <w:t xml:space="preserve">需求/用例域</w:t>
+            </w:r>
+          </w:p>
+        </w:tc>
+        <w:tc>
+          <w:tcPr/>
+          <w:p>
+            <w:pPr>
+              <w:pStyle w:val="Compact"/>
+            </w:pPr>
+            <w:r>
+              <w:rPr>
+                <w:rFonts w:hint="eastAsia"/>
+              </w:rPr>
+              <w:t xml:space="preserve">业务需求数</w:t>
+            </w:r>
+          </w:p>
+        </w:tc>
+        <w:tc>
+          <w:tcPr/>
+          <w:p>
+            <w:pPr>
+              <w:pStyle w:val="Compact"/>
+            </w:pPr>
+            <w:r>
+              <w:rPr>
+                <w:rFonts w:hint="eastAsia"/>
+              </w:rPr>
+              <w:t xml:space="preserve">业务用例数</w:t>
+            </w:r>
+          </w:p>
+        </w:tc>
+        <w:tc>
+          <w:tcPr/>
+          <w:p>
+            <w:pPr>
+              <w:pStyle w:val="Compact"/>
+            </w:pPr>
+            <w:r>
+              <w:rPr>
+                <w:rFonts w:hint="eastAsia"/>
+              </w:rPr>
+              <w:t xml:space="preserve">测试用例范围</w:t>
+            </w:r>
+          </w:p>
+        </w:tc>
+        <w:tc>
+          <w:tcPr/>
+          <w:p>
+            <w:pPr>
+              <w:pStyle w:val="Compact"/>
+            </w:pPr>
+            <w:r>
+              <w:rPr>
+                <w:rFonts w:hint="eastAsia"/>
+              </w:rPr>
+              <w:t xml:space="preserve">覆盖结论</w:t>
+            </w:r>
+          </w:p>
+        </w:tc>
+      </w:tr>
+      <w:tr>
+        <w:tc>
+          <w:tcPr/>
+          <w:p>
+            <w:pPr>
+              <w:pStyle w:val="Compact"/>
+            </w:pPr>
+            <w:r>
+              <w:rPr>
+                <w:rFonts w:hint="eastAsia"/>
+              </w:rPr>
+              <w:t xml:space="preserve">学生服务</w:t>
+            </w:r>
+          </w:p>
+        </w:tc>
+        <w:tc>
+          <w:tcPr/>
+          <w:p>
+            <w:pPr>
+              <w:pStyle w:val="Compact"/>
+            </w:pPr>
+            <w:r>
+              <w:t xml:space="preserve">10</w:t>
+            </w:r>
+          </w:p>
+        </w:tc>
+        <w:tc>
+          <w:tcPr/>
+          <w:p>
+            <w:pPr>
+              <w:pStyle w:val="Compact"/>
+            </w:pPr>
+            <w:r>
+              <w:t xml:space="preserve">10</w:t>
+            </w:r>
+          </w:p>
+        </w:tc>
+        <w:tc>
+          <w:tcPr/>
+          <w:p>
+            <w:pPr>
+              <w:pStyle w:val="Compact"/>
+            </w:pPr>
+            <w:r>
+              <w:t xml:space="preserve">TC-CHAT、TC-API、TC-E2E</w:t>
+            </w:r>
+          </w:p>
+        </w:tc>
+        <w:tc>
+          <w:tcPr/>
+          <w:p>
+            <w:pPr>
+              <w:pStyle w:val="Compact"/>
+            </w:pPr>
+            <w:r>
+              <w:rPr>
+                <w:rFonts w:hint="eastAsia"/>
+              </w:rPr>
+              <w:t xml:space="preserve">已覆盖课程、考试、成绩、办事流程、设施等</w:t>
+            </w:r>
+          </w:p>
+        </w:tc>
+      </w:tr>
+      <w:tr>
+        <w:tc>
+          <w:tcPr/>
+          <w:p>
+            <w:pPr>
+              <w:pStyle w:val="Compact"/>
+            </w:pPr>
+            <w:r>
+              <w:rPr>
+                <w:rFonts w:hint="eastAsia"/>
+              </w:rPr>
+              <w:t xml:space="preserve">教师服务</w:t>
+            </w:r>
+          </w:p>
+        </w:tc>
+        <w:tc>
+          <w:tcPr/>
+          <w:p>
+            <w:pPr>
+              <w:pStyle w:val="Compact"/>
+            </w:pPr>
+            <w:r>
+              <w:t xml:space="preserve">7</w:t>
+            </w:r>
+          </w:p>
+        </w:tc>
+        <w:tc>
+          <w:tcPr/>
+          <w:p>
+            <w:pPr>
+              <w:pStyle w:val="Compact"/>
+            </w:pPr>
+            <w:r>
+              <w:t xml:space="preserve">7</w:t>
+            </w:r>
+          </w:p>
+        </w:tc>
+        <w:tc>
+          <w:tcPr/>
+          <w:p>
+            <w:pPr>
+              <w:pStyle w:val="Compact"/>
+            </w:pPr>
+            <w:r>
+              <w:t xml:space="preserve">TC-CHAT、TC-API</w:t>
+            </w:r>
+          </w:p>
+        </w:tc>
+        <w:tc>
+          <w:tcPr/>
+          <w:p>
+            <w:pPr>
+              <w:pStyle w:val="Compact"/>
+            </w:pPr>
+            <w:r>
+              <w:rPr>
+                <w:rFonts w:hint="eastAsia"/>
+              </w:rPr>
+              <w:t xml:space="preserve">已覆盖授课课表、学生名单、监考、规章查询等</w:t>
+            </w:r>
+          </w:p>
+        </w:tc>
+      </w:tr>
+      <w:tr>
+        <w:tc>
+          <w:tcPr/>
+          <w:p>
+            <w:pPr>
+              <w:pStyle w:val="Compact"/>
+            </w:pPr>
+            <w:r>
+              <w:rPr>
+                <w:rFonts w:hint="eastAsia"/>
+              </w:rPr>
+              <w:t xml:space="preserve">辅导员服务</w:t>
+            </w:r>
+          </w:p>
+        </w:tc>
+        <w:tc>
+          <w:tcPr/>
+          <w:p>
+            <w:pPr>
+              <w:pStyle w:val="Compact"/>
+            </w:pPr>
+            <w:r>
+              <w:t xml:space="preserve">6</w:t>
+            </w:r>
+          </w:p>
+        </w:tc>
+        <w:tc>
+          <w:tcPr/>
+          <w:p>
+            <w:pPr>
+              <w:pStyle w:val="Compact"/>
+            </w:pPr>
+            <w:r>
+              <w:t xml:space="preserve">6</w:t>
+            </w:r>
+          </w:p>
+        </w:tc>
+        <w:tc>
+          <w:tcPr/>
+          <w:p>
+            <w:pPr>
+              <w:pStyle w:val="Compact"/>
+            </w:pPr>
+            <w:r>
+              <w:t xml:space="preserve">TC-CHAT、TC-API</w:t>
+            </w:r>
+          </w:p>
+        </w:tc>
+        <w:tc>
+          <w:tcPr/>
+          <w:p>
+            <w:pPr>
+              <w:pStyle w:val="Compact"/>
+            </w:pPr>
+            <w:r>
+              <w:rPr>
+                <w:rFonts w:hint="eastAsia"/>
+              </w:rPr>
+              <w:t xml:space="preserve">已覆盖学生信息、通知、咨询和统计辅助查询</w:t>
+            </w:r>
+          </w:p>
+        </w:tc>
+      </w:tr>
+      <w:tr>
+        <w:tc>
+          <w:tcPr/>
+          <w:p>
+            <w:pPr>
+              <w:pStyle w:val="Compact"/>
+            </w:pPr>
+            <w:r>
+              <w:rPr>
+                <w:rFonts w:hint="eastAsia"/>
+              </w:rPr>
+              <w:t xml:space="preserve">管理员服务</w:t>
+            </w:r>
+          </w:p>
+        </w:tc>
+        <w:tc>
+          <w:tcPr/>
+          <w:p>
+            <w:pPr>
+              <w:pStyle w:val="Compact"/>
+            </w:pPr>
+            <w:r>
+              <w:t xml:space="preserve">7</w:t>
+            </w:r>
+          </w:p>
+        </w:tc>
+        <w:tc>
+          <w:tcPr/>
+          <w:p>
+            <w:pPr>
+              <w:pStyle w:val="Compact"/>
+            </w:pPr>
+            <w:r>
+              <w:t xml:space="preserve">7</w:t>
+            </w:r>
+          </w:p>
+        </w:tc>
+        <w:tc>
+          <w:tcPr/>
+          <w:p>
+            <w:pPr>
+              <w:pStyle w:val="Compact"/>
+            </w:pPr>
+            <w:r>
+              <w:t xml:space="preserve">TC-KB、TC-API、TC-SEC、TC-E2E</w:t>
+            </w:r>
+          </w:p>
+        </w:tc>
+        <w:tc>
+          <w:tcPr/>
+          <w:p>
+            <w:pPr>
+              <w:pStyle w:val="Compact"/>
+            </w:pPr>
+            <w:r>
+              <w:rPr>
+                <w:rFonts w:hint="eastAsia"/>
+              </w:rPr>
+              <w:t xml:space="preserve">已覆盖知识库、分类、统计、权限和未匹配问题处理</w:t>
+            </w:r>
+          </w:p>
+        </w:tc>
+      </w:tr>
+      <w:tr>
+        <w:tc>
+          <w:tcPr/>
+          <w:p>
+            <w:pPr>
+              <w:pStyle w:val="Compact"/>
+            </w:pPr>
+            <w:r>
+              <w:rPr>
+                <w:rFonts w:hint="eastAsia"/>
+              </w:rPr>
+              <w:t xml:space="preserve">家长服务</w:t>
+            </w:r>
+          </w:p>
+        </w:tc>
+        <w:tc>
+          <w:tcPr/>
+          <w:p>
+            <w:pPr>
+              <w:pStyle w:val="Compact"/>
+            </w:pPr>
+            <w:r>
+              <w:t xml:space="preserve">5</w:t>
+            </w:r>
+          </w:p>
+        </w:tc>
+        <w:tc>
+          <w:tcPr/>
+          <w:p>
+            <w:pPr>
+              <w:pStyle w:val="Compact"/>
+            </w:pPr>
+            <w:r>
+              <w:t xml:space="preserve">5</w:t>
+            </w:r>
+          </w:p>
+        </w:tc>
+        <w:tc>
+          <w:tcPr/>
+          <w:p>
+            <w:pPr>
+              <w:pStyle w:val="Compact"/>
+            </w:pPr>
+            <w:r>
+              <w:t xml:space="preserve">TC-CHAT、TC-AUTH</w:t>
+            </w:r>
+          </w:p>
+        </w:tc>
+        <w:tc>
+          <w:tcPr/>
+          <w:p>
+            <w:pPr>
+              <w:pStyle w:val="Compact"/>
+            </w:pPr>
+            <w:r>
+              <w:rPr>
+                <w:rFonts w:hint="eastAsia"/>
+              </w:rPr>
+              <w:t xml:space="preserve">已覆盖绑定后查询和公开咨询边界</w:t>
+            </w:r>
+          </w:p>
+        </w:tc>
+      </w:tr>
+      <w:tr>
+        <w:tc>
+          <w:tcPr/>
+          <w:p>
+            <w:pPr>
+              <w:pStyle w:val="Compact"/>
+            </w:pPr>
+            <w:r>
+              <w:rPr>
+                <w:rFonts w:hint="eastAsia"/>
+              </w:rPr>
+              <w:t xml:space="preserve">访客/考生服务</w:t>
+            </w:r>
+          </w:p>
+        </w:tc>
+        <w:tc>
+          <w:tcPr/>
+          <w:p>
+            <w:pPr>
+              <w:pStyle w:val="Compact"/>
+            </w:pPr>
+            <w:r>
+              <w:t xml:space="preserve">5</w:t>
+            </w:r>
+          </w:p>
+        </w:tc>
+        <w:tc>
+          <w:tcPr/>
+          <w:p>
+            <w:pPr>
+              <w:pStyle w:val="Compact"/>
+            </w:pPr>
+            <w:r>
+              <w:t xml:space="preserve">5</w:t>
+            </w:r>
+          </w:p>
+        </w:tc>
+        <w:tc>
+          <w:tcPr/>
+          <w:p>
+            <w:pPr>
+              <w:pStyle w:val="Compact"/>
+            </w:pPr>
+            <w:r>
+              <w:t xml:space="preserve">TC-CHAT、TC-UI</w:t>
+            </w:r>
+          </w:p>
+        </w:tc>
+        <w:tc>
+          <w:tcPr/>
+          <w:p>
+            <w:pPr>
+              <w:pStyle w:val="Compact"/>
+            </w:pPr>
+            <w:r>
+              <w:rPr>
+                <w:rFonts w:hint="eastAsia"/>
+              </w:rPr>
+              <w:t xml:space="preserve">已覆盖招生、校历、校园导航和公开问答</w:t>
+            </w:r>
+          </w:p>
+        </w:tc>
+      </w:tr>
+      <w:tr>
+        <w:tc>
+          <w:tcPr/>
+          <w:p>
+            <w:pPr>
+              <w:pStyle w:val="Compact"/>
+            </w:pPr>
+            <w:r>
+              <w:rPr>
+                <w:rFonts w:hint="eastAsia"/>
+              </w:rPr>
+              <w:t xml:space="preserve">通用能力</w:t>
+            </w:r>
+          </w:p>
+        </w:tc>
+        <w:tc>
+          <w:tcPr/>
+          <w:p>
+            <w:pPr>
+              <w:pStyle w:val="Compact"/>
+            </w:pPr>
+            <w:r>
+              <w:t xml:space="preserve">0</w:t>
+            </w:r>
+          </w:p>
+        </w:tc>
+        <w:tc>
+          <w:tcPr/>
+          <w:p>
+            <w:pPr>
+              <w:pStyle w:val="Compact"/>
+            </w:pPr>
+            <w:r>
+              <w:t xml:space="preserve">7</w:t>
+            </w:r>
+          </w:p>
+        </w:tc>
+        <w:tc>
+          <w:tcPr/>
+          <w:p>
+            <w:pPr>
+              <w:pStyle w:val="Compact"/>
+            </w:pPr>
+            <w:r>
+              <w:t xml:space="preserve">TC-AUTH、TC-NLU、TC-SEC、TC-PERF、TC-UI</w:t>
+            </w:r>
+          </w:p>
+        </w:tc>
+        <w:tc>
+          <w:tcPr/>
+          <w:p>
+            <w:pPr>
+              <w:pStyle w:val="Compact"/>
+            </w:pPr>
+            <w:r>
+              <w:rPr>
+                <w:rFonts w:hint="eastAsia"/>
+              </w:rPr>
+              <w:t xml:space="preserve">覆盖认证、NLU、反馈、兼容性、性能和安全</w:t>
+            </w:r>
+          </w:p>
+        </w:tc>
+      </w:tr>
+      <w:tr>
+        <w:tc>
+          <w:tcPr/>
+          <w:p>
+            <w:pPr>
+              <w:pStyle w:val="Compact"/>
+            </w:pPr>
+            <w:r>
+              <w:rPr>
+                <w:rFonts w:hint="eastAsia"/>
+              </w:rPr>
+              <w:t xml:space="preserve">合计</w:t>
+            </w:r>
+          </w:p>
+        </w:tc>
+        <w:tc>
+          <w:tcPr/>
+          <w:p>
+            <w:pPr>
+              <w:pStyle w:val="Compact"/>
+            </w:pPr>
+            <w:r>
+              <w:t xml:space="preserve">40</w:t>
+            </w:r>
+          </w:p>
+        </w:tc>
+        <w:tc>
+          <w:tcPr/>
+          <w:p>
+            <w:pPr>
+              <w:pStyle w:val="Compact"/>
+            </w:pPr>
+            <w:r>
+              <w:t xml:space="preserve">47</w:t>
+            </w:r>
+          </w:p>
+        </w:tc>
+        <w:tc>
+          <w:tcPr/>
+          <w:p>
+            <w:pPr>
+              <w:pStyle w:val="Compact"/>
+            </w:pPr>
+            <w:r>
+              <w:t xml:space="preserve">78 </w:t>
+            </w:r>
+            <w:r>
+              <w:rPr>
+                <w:rFonts w:hint="eastAsia"/>
+              </w:rPr>
+              <w:t xml:space="preserve">条</w:t>
+            </w:r>
+            <w:r>
+              <w:t xml:space="preserve"> TC</w:t>
+            </w:r>
+          </w:p>
+        </w:tc>
+        <w:tc>
+          <w:tcPr/>
+          <w:p>
+            <w:pPr>
+              <w:pStyle w:val="Compact"/>
+            </w:pPr>
+            <w:r>
+              <w:rPr>
+                <w:rFonts w:hint="eastAsia"/>
+              </w:rPr>
+              <w:t xml:space="preserve">与</w:t>
+            </w:r>
+            <w:r>
+              <w:t xml:space="preserve"> </w:t>
+            </w:r>
+            <w:r>
+              <w:rPr>
+                <w:rFonts w:hint="eastAsia"/>
+              </w:rPr>
+              <w:t xml:space="preserve">SRS/评审口径一致</w:t>
+            </w:r>
+          </w:p>
+        </w:tc>
+      </w:tr>
+    </w:tbl>
+    <w:bookmarkEnd w:id="12"/>
+    <w:bookmarkStart w:id="13" w:name="条用例基线统计"/>
+    <w:p>
+      <w:pPr>
+        <w:pStyle w:val="Heading2"/>
+      </w:pPr>
+      <w:r>
+        <w:t xml:space="preserve">78 </w:t>
+      </w:r>
+      <w:r>
+        <w:rPr>
+          <w:rFonts w:hint="eastAsia"/>
+        </w:rPr>
+        <w:t xml:space="preserve">条用例基线统计</w:t>
+      </w:r>
+    </w:p>
+    <w:tbl>
+      <w:tblPr>
+        <w:tblStyle w:val="Table"/>
+        <w:tblW w:type="auto" w:w="0"/>
         <w:tblLook w:firstRow="1" w:lastRow="0" w:firstColumn="0" w:lastColumn="0" w:noHBand="0" w:noVBand="0" w:val="0020"/>
       </w:tblPr>
       <w:tblGrid>
@@ -1566,49 +1840,49 @@
               <w:rPr>
                 <w:rFonts w:hint="eastAsia"/>
               </w:rPr>
-              <w:t xml:space="preserve">编号</w:t>
-            </w:r>
-          </w:p>
-        </w:tc>
-        <w:tc>
-          <w:tcPr/>
-          <w:p>
-            <w:pPr>
-              <w:pStyle w:val="Compact"/>
-            </w:pPr>
-            <w:r>
-              <w:rPr>
-                <w:rFonts w:hint="eastAsia"/>
-              </w:rPr>
-              <w:t xml:space="preserve">场景</w:t>
-            </w:r>
-          </w:p>
-        </w:tc>
-        <w:tc>
-          <w:tcPr/>
-          <w:p>
-            <w:pPr>
-              <w:pStyle w:val="Compact"/>
-            </w:pPr>
-            <w:r>
-              <w:rPr>
-                <w:rFonts w:hint="eastAsia"/>
-              </w:rPr>
-              <w:t xml:space="preserve">配置</w:t>
-            </w:r>
-          </w:p>
-        </w:tc>
-        <w:tc>
-          <w:tcPr/>
-          <w:p>
-            <w:pPr>
-              <w:pStyle w:val="Compact"/>
-            </w:pPr>
-            <w:r>
-              <w:rPr>
-                <w:rFonts w:hint="eastAsia"/>
-              </w:rPr>
-              <w:t xml:space="preserve">预期</w:t>
+              <w:t xml:space="preserve">类别</w:t>
+            </w:r>
+          </w:p>
+        </w:tc>
+        <w:tc>
+          <w:tcPr/>
+          <w:p>
+            <w:pPr>
+              <w:pStyle w:val="Compact"/>
+            </w:pPr>
+            <w:r>
+              <w:rPr>
+                <w:rFonts w:hint="eastAsia"/>
+              </w:rPr>
+              <w:t xml:space="preserve">数量</w:t>
+            </w:r>
+          </w:p>
+        </w:tc>
+        <w:tc>
+          <w:tcPr/>
+          <w:p>
+            <w:pPr>
+              <w:pStyle w:val="Compact"/>
+            </w:pPr>
+            <w:r>
+              <w:rPr>
+                <w:rFonts w:hint="eastAsia"/>
+              </w:rPr>
+              <w:t xml:space="preserve">执行阶段</w:t>
+            </w:r>
+          </w:p>
+        </w:tc>
+        <w:tc>
+          <w:tcPr/>
+          <w:p>
+            <w:pPr>
+              <w:pStyle w:val="Compact"/>
+            </w:pPr>
+            <w:r>
+              <w:rPr>
+                <w:rFonts w:hint="eastAsia"/>
+              </w:rPr>
+              <w:t xml:space="preserve">基线状态</w:t>
             </w:r>
           </w:p>
         </w:tc>
@@ -1621,85 +1895,58 @@
               <w:pStyle w:val="Compact"/>
             </w:pPr>
             <w:r>
-              <w:t xml:space="preserve">TC-PERF-01</w:t>
-            </w:r>
-          </w:p>
-        </w:tc>
-        <w:tc>
-          <w:tcPr/>
-          <w:p>
-            <w:pPr>
-              <w:pStyle w:val="Compact"/>
-            </w:pPr>
-            <w:r>
-              <w:rPr>
-                <w:rFonts w:hint="eastAsia"/>
-              </w:rPr>
-              <w:t xml:space="preserve">核心问答接口压测</w:t>
-            </w:r>
-          </w:p>
-        </w:tc>
-        <w:tc>
-          <w:tcPr/>
-          <w:p>
-            <w:pPr>
-              <w:pStyle w:val="Compact"/>
-            </w:pPr>
-            <w:r>
-              <w:t xml:space="preserve">500 </w:t>
-            </w:r>
-            <w:r>
-              <w:rPr>
-                <w:rFonts w:hint="eastAsia"/>
-              </w:rPr>
-              <w:t xml:space="preserve">线程，60s</w:t>
-            </w:r>
-            <w:r>
-              <w:t xml:space="preserve"> </w:t>
-            </w:r>
-            <w:r>
-              <w:rPr>
-                <w:rFonts w:hint="eastAsia"/>
-              </w:rPr>
-              <w:t xml:space="preserve">ramp-up，持续</w:t>
-            </w:r>
-            <w:r>
-              <w:t xml:space="preserve"> 300s</w:t>
-            </w:r>
-          </w:p>
-        </w:tc>
-        <w:tc>
-          <w:tcPr/>
-          <w:p>
-            <w:pPr>
-              <w:pStyle w:val="Compact"/>
-            </w:pPr>
-            <w:r>
-              <w:rPr>
-                <w:rFonts w:hint="eastAsia"/>
-              </w:rPr>
-              <w:t xml:space="preserve">平均</w:t>
-            </w:r>
-            <w:r>
-              <w:t xml:space="preserve"> &lt;= </w:t>
-            </w:r>
-            <w:r>
-              <w:rPr>
-                <w:rFonts w:hint="eastAsia"/>
-              </w:rPr>
-              <w:t xml:space="preserve">3s，P95</w:t>
-            </w:r>
-            <w:r>
-              <w:t xml:space="preserve"> &lt;= </w:t>
-            </w:r>
-            <w:r>
-              <w:rPr>
-                <w:rFonts w:hint="eastAsia"/>
-              </w:rPr>
-              <w:t xml:space="preserve">5s，错误率</w:t>
-            </w:r>
-            <w:r>
-              <w:t xml:space="preserve"> &lt;= 1%</w:t>
+              <w:rPr>
+                <w:rFonts w:hint="eastAsia"/>
+              </w:rPr>
+              <w:t xml:space="preserve">后端</w:t>
+            </w:r>
+            <w:r>
+              <w:t xml:space="preserve"> API </w:t>
+            </w:r>
+            <w:r>
+              <w:rPr>
+                <w:rFonts w:hint="eastAsia"/>
+              </w:rPr>
+              <w:t xml:space="preserve">功能测试</w:t>
+            </w:r>
+          </w:p>
+        </w:tc>
+        <w:tc>
+          <w:tcPr/>
+          <w:p>
+            <w:pPr>
+              <w:pStyle w:val="Compact"/>
+            </w:pPr>
+            <w:r>
+              <w:t xml:space="preserve">28</w:t>
+            </w:r>
+          </w:p>
+        </w:tc>
+        <w:tc>
+          <w:tcPr/>
+          <w:p>
+            <w:pPr>
+              <w:pStyle w:val="Compact"/>
+            </w:pPr>
+            <w:r>
+              <w:rPr>
+                <w:rFonts w:hint="eastAsia"/>
+              </w:rPr>
+              <w:t xml:space="preserve">初测/回归</w:t>
+            </w:r>
+          </w:p>
+        </w:tc>
+        <w:tc>
+          <w:tcPr/>
+          <w:p>
+            <w:pPr>
+              <w:pStyle w:val="Compact"/>
+            </w:pPr>
+            <w:r>
+              <w:rPr>
+                <w:rFonts w:hint="eastAsia"/>
+              </w:rPr>
+              <w:t xml:space="preserve">冻结</w:t>
             </w:r>
           </w:p>
         </w:tc>
@@ -1712,70 +1959,58 @@
               <w:pStyle w:val="Compact"/>
             </w:pPr>
             <w:r>
-              <w:t xml:space="preserve">TC-PERF-02</w:t>
-            </w:r>
-          </w:p>
-        </w:tc>
-        <w:tc>
-          <w:tcPr/>
-          <w:p>
-            <w:pPr>
-              <w:pStyle w:val="Compact"/>
-            </w:pPr>
-            <w:r>
-              <w:rPr>
-                <w:rFonts w:hint="eastAsia"/>
-              </w:rPr>
-              <w:t xml:space="preserve">登录接口压测</w:t>
-            </w:r>
-          </w:p>
-        </w:tc>
-        <w:tc>
-          <w:tcPr/>
-          <w:p>
-            <w:pPr>
-              <w:pStyle w:val="Compact"/>
-            </w:pPr>
-            <w:r>
-              <w:t xml:space="preserve">200 </w:t>
-            </w:r>
-            <w:r>
-              <w:rPr>
-                <w:rFonts w:hint="eastAsia"/>
-              </w:rPr>
-              <w:t xml:space="preserve">线程，60s</w:t>
-            </w:r>
-            <w:r>
-              <w:t xml:space="preserve"> </w:t>
-            </w:r>
-            <w:r>
-              <w:rPr>
-                <w:rFonts w:hint="eastAsia"/>
-              </w:rPr>
-              <w:t xml:space="preserve">ramp-up，持续</w:t>
-            </w:r>
-            <w:r>
-              <w:t xml:space="preserve"> 300s</w:t>
-            </w:r>
-          </w:p>
-        </w:tc>
-        <w:tc>
-          <w:tcPr/>
-          <w:p>
-            <w:pPr>
-              <w:pStyle w:val="Compact"/>
-            </w:pPr>
-            <w:r>
-              <w:t xml:space="preserve">P95 &lt;= </w:t>
-            </w:r>
-            <w:r>
-              <w:rPr>
-                <w:rFonts w:hint="eastAsia"/>
-              </w:rPr>
-              <w:t xml:space="preserve">2s，错误率</w:t>
-            </w:r>
-            <w:r>
-              <w:t xml:space="preserve"> &lt;= 1%</w:t>
+              <w:rPr>
+                <w:rFonts w:hint="eastAsia"/>
+              </w:rPr>
+              <w:t xml:space="preserve">后端</w:t>
+            </w:r>
+            <w:r>
+              <w:t xml:space="preserve"> API </w:t>
+            </w:r>
+            <w:r>
+              <w:rPr>
+                <w:rFonts w:hint="eastAsia"/>
+              </w:rPr>
+              <w:t xml:space="preserve">边界测试</w:t>
+            </w:r>
+          </w:p>
+        </w:tc>
+        <w:tc>
+          <w:tcPr/>
+          <w:p>
+            <w:pPr>
+              <w:pStyle w:val="Compact"/>
+            </w:pPr>
+            <w:r>
+              <w:t xml:space="preserve">8</w:t>
+            </w:r>
+          </w:p>
+        </w:tc>
+        <w:tc>
+          <w:tcPr/>
+          <w:p>
+            <w:pPr>
+              <w:pStyle w:val="Compact"/>
+            </w:pPr>
+            <w:r>
+              <w:rPr>
+                <w:rFonts w:hint="eastAsia"/>
+              </w:rPr>
+              <w:t xml:space="preserve">初测/回归</w:t>
+            </w:r>
+          </w:p>
+        </w:tc>
+        <w:tc>
+          <w:tcPr/>
+          <w:p>
+            <w:pPr>
+              <w:pStyle w:val="Compact"/>
+            </w:pPr>
+            <w:r>
+              <w:rPr>
+                <w:rFonts w:hint="eastAsia"/>
+              </w:rPr>
+              <w:t xml:space="preserve">冻结</w:t>
             </w:r>
           </w:p>
         </w:tc>
@@ -1788,74 +2023,401 @@
               <w:pStyle w:val="Compact"/>
             </w:pPr>
             <w:r>
-              <w:t xml:space="preserve">TC-PERF-03</w:t>
-            </w:r>
-          </w:p>
-        </w:tc>
-        <w:tc>
-          <w:tcPr/>
-          <w:p>
-            <w:pPr>
-              <w:pStyle w:val="Compact"/>
-            </w:pPr>
-            <w:r>
-              <w:rPr>
-                <w:rFonts w:hint="eastAsia"/>
-              </w:rPr>
-              <w:t xml:space="preserve">知识库检索压测</w:t>
-            </w:r>
-          </w:p>
-        </w:tc>
-        <w:tc>
-          <w:tcPr/>
-          <w:p>
-            <w:pPr>
-              <w:pStyle w:val="Compact"/>
-            </w:pPr>
-            <w:r>
-              <w:t xml:space="preserve">300 </w:t>
-            </w:r>
-            <w:r>
-              <w:rPr>
-                <w:rFonts w:hint="eastAsia"/>
-              </w:rPr>
-              <w:t xml:space="preserve">线程，60s</w:t>
-            </w:r>
-            <w:r>
-              <w:t xml:space="preserve"> </w:t>
-            </w:r>
-            <w:r>
-              <w:rPr>
-                <w:rFonts w:hint="eastAsia"/>
-              </w:rPr>
-              <w:t xml:space="preserve">ramp-up，持续</w:t>
-            </w:r>
-            <w:r>
-              <w:t xml:space="preserve"> 300s</w:t>
-            </w:r>
-          </w:p>
-        </w:tc>
-        <w:tc>
-          <w:tcPr/>
-          <w:p>
-            <w:pPr>
-              <w:pStyle w:val="Compact"/>
-            </w:pPr>
-            <w:r>
-              <w:rPr>
-                <w:rFonts w:hint="eastAsia"/>
-              </w:rPr>
-              <w:t xml:space="preserve">返回正确且无</w:t>
-            </w:r>
-            <w:r>
-              <w:t xml:space="preserve"> 5xx</w:t>
+              <w:rPr>
+                <w:rFonts w:hint="eastAsia"/>
+              </w:rPr>
+              <w:t xml:space="preserve">后端</w:t>
+            </w:r>
+            <w:r>
+              <w:t xml:space="preserve"> API </w:t>
+            </w:r>
+            <w:r>
+              <w:rPr>
+                <w:rFonts w:hint="eastAsia"/>
+              </w:rPr>
+              <w:t xml:space="preserve">异常测试</w:t>
+            </w:r>
+          </w:p>
+        </w:tc>
+        <w:tc>
+          <w:tcPr/>
+          <w:p>
+            <w:pPr>
+              <w:pStyle w:val="Compact"/>
+            </w:pPr>
+            <w:r>
+              <w:t xml:space="preserve">6</w:t>
+            </w:r>
+          </w:p>
+        </w:tc>
+        <w:tc>
+          <w:tcPr/>
+          <w:p>
+            <w:pPr>
+              <w:pStyle w:val="Compact"/>
+            </w:pPr>
+            <w:r>
+              <w:rPr>
+                <w:rFonts w:hint="eastAsia"/>
+              </w:rPr>
+              <w:t xml:space="preserve">初测/回归</w:t>
+            </w:r>
+          </w:p>
+        </w:tc>
+        <w:tc>
+          <w:tcPr/>
+          <w:p>
+            <w:pPr>
+              <w:pStyle w:val="Compact"/>
+            </w:pPr>
+            <w:r>
+              <w:rPr>
+                <w:rFonts w:hint="eastAsia"/>
+              </w:rPr>
+              <w:t xml:space="preserve">冻结</w:t>
+            </w:r>
+          </w:p>
+        </w:tc>
+      </w:tr>
+      <w:tr>
+        <w:tc>
+          <w:tcPr/>
+          <w:p>
+            <w:pPr>
+              <w:pStyle w:val="Compact"/>
+            </w:pPr>
+            <w:r>
+              <w:t xml:space="preserve">NLU </w:t>
+            </w:r>
+            <w:r>
+              <w:rPr>
+                <w:rFonts w:hint="eastAsia"/>
+              </w:rPr>
+              <w:t xml:space="preserve">意图识别测试</w:t>
+            </w:r>
+          </w:p>
+        </w:tc>
+        <w:tc>
+          <w:tcPr/>
+          <w:p>
+            <w:pPr>
+              <w:pStyle w:val="Compact"/>
+            </w:pPr>
+            <w:r>
+              <w:t xml:space="preserve">17</w:t>
+            </w:r>
+          </w:p>
+        </w:tc>
+        <w:tc>
+          <w:tcPr/>
+          <w:p>
+            <w:pPr>
+              <w:pStyle w:val="Compact"/>
+            </w:pPr>
+            <w:r>
+              <w:rPr>
+                <w:rFonts w:hint="eastAsia"/>
+              </w:rPr>
+              <w:t xml:space="preserve">初测/回归</w:t>
+            </w:r>
+          </w:p>
+        </w:tc>
+        <w:tc>
+          <w:tcPr/>
+          <w:p>
+            <w:pPr>
+              <w:pStyle w:val="Compact"/>
+            </w:pPr>
+            <w:r>
+              <w:rPr>
+                <w:rFonts w:hint="eastAsia"/>
+              </w:rPr>
+              <w:t xml:space="preserve">冻结</w:t>
+            </w:r>
+          </w:p>
+        </w:tc>
+      </w:tr>
+      <w:tr>
+        <w:tc>
+          <w:tcPr/>
+          <w:p>
+            <w:pPr>
+              <w:pStyle w:val="Compact"/>
+            </w:pPr>
+            <w:r>
+              <w:rPr>
+                <w:rFonts w:hint="eastAsia"/>
+              </w:rPr>
+              <w:t xml:space="preserve">实体提取测试</w:t>
+            </w:r>
+          </w:p>
+        </w:tc>
+        <w:tc>
+          <w:tcPr/>
+          <w:p>
+            <w:pPr>
+              <w:pStyle w:val="Compact"/>
+            </w:pPr>
+            <w:r>
+              <w:t xml:space="preserve">5</w:t>
+            </w:r>
+          </w:p>
+        </w:tc>
+        <w:tc>
+          <w:tcPr/>
+          <w:p>
+            <w:pPr>
+              <w:pStyle w:val="Compact"/>
+            </w:pPr>
+            <w:r>
+              <w:rPr>
+                <w:rFonts w:hint="eastAsia"/>
+              </w:rPr>
+              <w:t xml:space="preserve">初测/回归</w:t>
+            </w:r>
+          </w:p>
+        </w:tc>
+        <w:tc>
+          <w:tcPr/>
+          <w:p>
+            <w:pPr>
+              <w:pStyle w:val="Compact"/>
+            </w:pPr>
+            <w:r>
+              <w:rPr>
+                <w:rFonts w:hint="eastAsia"/>
+              </w:rPr>
+              <w:t xml:space="preserve">冻结</w:t>
+            </w:r>
+          </w:p>
+        </w:tc>
+      </w:tr>
+      <w:tr>
+        <w:tc>
+          <w:tcPr/>
+          <w:p>
+            <w:pPr>
+              <w:pStyle w:val="Compact"/>
+            </w:pPr>
+            <w:r>
+              <w:rPr>
+                <w:rFonts w:hint="eastAsia"/>
+              </w:rPr>
+              <w:t xml:space="preserve">前端编译检查</w:t>
+            </w:r>
+          </w:p>
+        </w:tc>
+        <w:tc>
+          <w:tcPr/>
+          <w:p>
+            <w:pPr>
+              <w:pStyle w:val="Compact"/>
+            </w:pPr>
+            <w:r>
+              <w:t xml:space="preserve">4</w:t>
+            </w:r>
+          </w:p>
+        </w:tc>
+        <w:tc>
+          <w:tcPr/>
+          <w:p>
+            <w:pPr>
+              <w:pStyle w:val="Compact"/>
+            </w:pPr>
+            <w:r>
+              <w:rPr>
+                <w:rFonts w:hint="eastAsia"/>
+              </w:rPr>
+              <w:t xml:space="preserve">构建验证</w:t>
+            </w:r>
+          </w:p>
+        </w:tc>
+        <w:tc>
+          <w:tcPr/>
+          <w:p>
+            <w:pPr>
+              <w:pStyle w:val="Compact"/>
+            </w:pPr>
+            <w:r>
+              <w:rPr>
+                <w:rFonts w:hint="eastAsia"/>
+              </w:rPr>
+              <w:t xml:space="preserve">冻结</w:t>
+            </w:r>
+          </w:p>
+        </w:tc>
+      </w:tr>
+      <w:tr>
+        <w:tc>
+          <w:tcPr/>
+          <w:p>
+            <w:pPr>
+              <w:pStyle w:val="Compact"/>
+            </w:pPr>
+            <w:r>
+              <w:rPr>
+                <w:rFonts w:hint="eastAsia"/>
+              </w:rPr>
+              <w:t xml:space="preserve">端到端流程测试</w:t>
+            </w:r>
+          </w:p>
+        </w:tc>
+        <w:tc>
+          <w:tcPr/>
+          <w:p>
+            <w:pPr>
+              <w:pStyle w:val="Compact"/>
+            </w:pPr>
+            <w:r>
+              <w:t xml:space="preserve">3</w:t>
+            </w:r>
+          </w:p>
+        </w:tc>
+        <w:tc>
+          <w:tcPr/>
+          <w:p>
+            <w:pPr>
+              <w:pStyle w:val="Compact"/>
+            </w:pPr>
+            <w:r>
+              <w:rPr>
+                <w:rFonts w:hint="eastAsia"/>
+              </w:rPr>
+              <w:t xml:space="preserve">系统测试</w:t>
+            </w:r>
+          </w:p>
+        </w:tc>
+        <w:tc>
+          <w:tcPr/>
+          <w:p>
+            <w:pPr>
+              <w:pStyle w:val="Compact"/>
+            </w:pPr>
+            <w:r>
+              <w:rPr>
+                <w:rFonts w:hint="eastAsia"/>
+              </w:rPr>
+              <w:t xml:space="preserve">冻结</w:t>
+            </w:r>
+          </w:p>
+        </w:tc>
+      </w:tr>
+      <w:tr>
+        <w:tc>
+          <w:tcPr/>
+          <w:p>
+            <w:pPr>
+              <w:pStyle w:val="Compact"/>
+            </w:pPr>
+            <w:r>
+              <w:t xml:space="preserve">UI </w:t>
+            </w:r>
+            <w:r>
+              <w:rPr>
+                <w:rFonts w:hint="eastAsia"/>
+              </w:rPr>
+              <w:t xml:space="preserve">截图回归</w:t>
+            </w:r>
+          </w:p>
+        </w:tc>
+        <w:tc>
+          <w:tcPr/>
+          <w:p>
+            <w:pPr>
+              <w:pStyle w:val="Compact"/>
+            </w:pPr>
+            <w:r>
+              <w:t xml:space="preserve">7</w:t>
+            </w:r>
+          </w:p>
+        </w:tc>
+        <w:tc>
+          <w:tcPr/>
+          <w:p>
+            <w:pPr>
+              <w:pStyle w:val="Compact"/>
+            </w:pPr>
+            <w:r>
+              <w:rPr>
+                <w:rFonts w:hint="eastAsia"/>
+              </w:rPr>
+              <w:t xml:space="preserve">系统测试</w:t>
+            </w:r>
+          </w:p>
+        </w:tc>
+        <w:tc>
+          <w:tcPr/>
+          <w:p>
+            <w:pPr>
+              <w:pStyle w:val="Compact"/>
+            </w:pPr>
+            <w:r>
+              <w:rPr>
+                <w:rFonts w:hint="eastAsia"/>
+              </w:rPr>
+              <w:t xml:space="preserve">冻结</w:t>
+            </w:r>
+          </w:p>
+        </w:tc>
+      </w:tr>
+      <w:tr>
+        <w:tc>
+          <w:tcPr/>
+          <w:p>
+            <w:pPr>
+              <w:pStyle w:val="Compact"/>
+            </w:pPr>
+            <w:r>
+              <w:rPr>
+                <w:rFonts w:hint="eastAsia"/>
+              </w:rPr>
+              <w:t xml:space="preserve">合计</w:t>
+            </w:r>
+          </w:p>
+        </w:tc>
+        <w:tc>
+          <w:tcPr/>
+          <w:p>
+            <w:pPr>
+              <w:pStyle w:val="Compact"/>
+            </w:pPr>
+            <w:r>
+              <w:t xml:space="preserve">78</w:t>
+            </w:r>
+          </w:p>
+        </w:tc>
+        <w:tc>
+          <w:tcPr/>
+          <w:p>
+            <w:pPr>
+              <w:pStyle w:val="Compact"/>
+            </w:pPr>
+            <w:r>
+              <w:rPr>
+                <w:rFonts w:hint="eastAsia"/>
+              </w:rPr>
+              <w:t xml:space="preserve">全阶段</w:t>
+            </w:r>
+          </w:p>
+        </w:tc>
+        <w:tc>
+          <w:tcPr/>
+          <w:p>
+            <w:pPr>
+              <w:pStyle w:val="Compact"/>
+            </w:pPr>
+            <w:r>
+              <w:rPr>
+                <w:rFonts w:hint="eastAsia"/>
+              </w:rPr>
+              <w:t xml:space="preserve">冻结</w:t>
             </w:r>
           </w:p>
         </w:tc>
       </w:tr>
     </w:tbl>
-    <w:bookmarkEnd w:id="12"/>
-    <w:bookmarkStart w:id="13" w:name="安全测试用例"/>
+    <w:bookmarkEnd w:id="13"/>
+    <w:bookmarkStart w:id="14" w:name="代表性用例"/>
     <w:p>
       <w:pPr>
         <w:pStyle w:val="Heading2"/>
@@ -1864,19 +2426,22 @@
         <w:rPr>
           <w:rFonts w:hint="eastAsia"/>
         </w:rPr>
-        <w:t xml:space="preserve">安全测试用例</w:t>
+        <w:t xml:space="preserve">代表性用例</w:t>
       </w:r>
     </w:p>
     <w:tbl>
       <w:tblPr>
         <w:tblStyle w:val="Table"/>
-        <w:tblW w:type="auto" w:w="0"/>
+        <w:tblW w:type="pct" w:w="5000"/>
+        <w:tblLayout w:type="fixed"/>
         <w:tblLook w:firstRow="1" w:lastRow="0" w:firstColumn="0" w:lastColumn="0" w:noHBand="0" w:noVBand="0" w:val="0020"/>
       </w:tblPr>
       <w:tblGrid>
-        <w:gridCol w:w="2640"/>
-        <w:gridCol w:w="2640"/>
-        <w:gridCol w:w="2640"/>
+        <w:gridCol w:w="1584"/>
+        <w:gridCol w:w="1584"/>
+        <w:gridCol w:w="1584"/>
+        <w:gridCol w:w="1584"/>
+        <w:gridCol w:w="1584"/>
       </w:tblGrid>
       <w:tr>
         <w:trPr>
@@ -1906,21 +2471,49 @@
               <w:rPr>
                 <w:rFonts w:hint="eastAsia"/>
               </w:rPr>
-              <w:t xml:space="preserve">测试点</w:t>
-            </w:r>
-          </w:p>
-        </w:tc>
-        <w:tc>
-          <w:tcPr/>
-          <w:p>
-            <w:pPr>
-              <w:pStyle w:val="Compact"/>
-            </w:pPr>
-            <w:r>
-              <w:rPr>
-                <w:rFonts w:hint="eastAsia"/>
-              </w:rPr>
-              <w:t xml:space="preserve">预期</w:t>
+              <w:t xml:space="preserve">名称</w:t>
+            </w:r>
+          </w:p>
+        </w:tc>
+        <w:tc>
+          <w:tcPr/>
+          <w:p>
+            <w:pPr>
+              <w:pStyle w:val="Compact"/>
+            </w:pPr>
+            <w:r>
+              <w:rPr>
+                <w:rFonts w:hint="eastAsia"/>
+              </w:rPr>
+              <w:t xml:space="preserve">关联项</w:t>
+            </w:r>
+          </w:p>
+        </w:tc>
+        <w:tc>
+          <w:tcPr/>
+          <w:p>
+            <w:pPr>
+              <w:pStyle w:val="Compact"/>
+            </w:pPr>
+            <w:r>
+              <w:rPr>
+                <w:rFonts w:hint="eastAsia"/>
+              </w:rPr>
+              <w:t xml:space="preserve">优先级</w:t>
+            </w:r>
+          </w:p>
+        </w:tc>
+        <w:tc>
+          <w:tcPr/>
+          <w:p>
+            <w:pPr>
+              <w:pStyle w:val="Compact"/>
+            </w:pPr>
+            <w:r>
+              <w:rPr>
+                <w:rFonts w:hint="eastAsia"/>
+              </w:rPr>
+              <w:t xml:space="preserve">预期结果</w:t>
             </w:r>
           </w:p>
         </w:tc>
@@ -1933,21 +2526,43 @@
               <w:pStyle w:val="Compact"/>
             </w:pPr>
             <w:r>
-              <w:t xml:space="preserve">TC-SEC-01</w:t>
-            </w:r>
-          </w:p>
-        </w:tc>
-        <w:tc>
-          <w:tcPr/>
-          <w:p>
-            <w:pPr>
-              <w:pStyle w:val="Compact"/>
-            </w:pPr>
-            <w:r>
-              <w:rPr>
-                <w:rFonts w:hint="eastAsia"/>
-              </w:rPr>
-              <w:t xml:space="preserve">未登录访问受保护接口</w:t>
+              <w:t xml:space="preserve">TC-AUTH-01</w:t>
+            </w:r>
+          </w:p>
+        </w:tc>
+        <w:tc>
+          <w:tcPr/>
+          <w:p>
+            <w:pPr>
+              <w:pStyle w:val="Compact"/>
+            </w:pPr>
+            <w:r>
+              <w:rPr>
+                <w:rFonts w:hint="eastAsia"/>
+              </w:rPr>
+              <w:t xml:space="preserve">学生登录成功</w:t>
+            </w:r>
+          </w:p>
+        </w:tc>
+        <w:tc>
+          <w:tcPr/>
+          <w:p>
+            <w:pPr>
+              <w:pStyle w:val="Compact"/>
+            </w:pPr>
+            <w:r>
+              <w:t xml:space="preserve">REQ-COM-01</w:t>
+            </w:r>
+          </w:p>
+        </w:tc>
+        <w:tc>
+          <w:tcPr/>
+          <w:p>
+            <w:pPr>
+              <w:pStyle w:val="Compact"/>
+            </w:pPr>
+            <w:r>
+              <w:t xml:space="preserve">P0</w:t>
             </w:r>
           </w:p>
         </w:tc>
@@ -1970,7 +2585,7 @@
               <w:rPr>
                 <w:rFonts w:hint="eastAsia"/>
               </w:rPr>
-              <w:t xml:space="preserve">401，不泄露敏感信息</w:t>
+              <w:t xml:space="preserve">token、角色和用户信息</w:t>
             </w:r>
           </w:p>
         </w:tc>
@@ -1983,38 +2598,57 @@
               <w:pStyle w:val="Compact"/>
             </w:pPr>
             <w:r>
-              <w:t xml:space="preserve">TC-SEC-02</w:t>
-            </w:r>
-          </w:p>
-        </w:tc>
-        <w:tc>
-          <w:tcPr/>
-          <w:p>
-            <w:pPr>
-              <w:pStyle w:val="Compact"/>
-            </w:pPr>
-            <w:r>
-              <w:rPr>
-                <w:rFonts w:hint="eastAsia"/>
-              </w:rPr>
-              <w:t xml:space="preserve">普通用户访问管理员接口</w:t>
-            </w:r>
-          </w:p>
-        </w:tc>
-        <w:tc>
-          <w:tcPr/>
-          <w:p>
-            <w:pPr>
-              <w:pStyle w:val="Compact"/>
-            </w:pPr>
-            <w:r>
-              <w:rPr>
-                <w:rFonts w:hint="eastAsia"/>
-              </w:rPr>
-              <w:t xml:space="preserve">返回</w:t>
-            </w:r>
-            <w:r>
-              <w:t xml:space="preserve"> 403</w:t>
+              <w:t xml:space="preserve">TC-CHAT-01</w:t>
+            </w:r>
+          </w:p>
+        </w:tc>
+        <w:tc>
+          <w:tcPr/>
+          <w:p>
+            <w:pPr>
+              <w:pStyle w:val="Compact"/>
+            </w:pPr>
+            <w:r>
+              <w:rPr>
+                <w:rFonts w:hint="eastAsia"/>
+              </w:rPr>
+              <w:t xml:space="preserve">课程安排查询</w:t>
+            </w:r>
+          </w:p>
+        </w:tc>
+        <w:tc>
+          <w:tcPr/>
+          <w:p>
+            <w:pPr>
+              <w:pStyle w:val="Compact"/>
+            </w:pPr>
+            <w:r>
+              <w:t xml:space="preserve">REQ-STU-01 / UC-STU-01</w:t>
+            </w:r>
+          </w:p>
+        </w:tc>
+        <w:tc>
+          <w:tcPr/>
+          <w:p>
+            <w:pPr>
+              <w:pStyle w:val="Compact"/>
+            </w:pPr>
+            <w:r>
+              <w:t xml:space="preserve">P0</w:t>
+            </w:r>
+          </w:p>
+        </w:tc>
+        <w:tc>
+          <w:tcPr/>
+          <w:p>
+            <w:pPr>
+              <w:pStyle w:val="Compact"/>
+            </w:pPr>
+            <w:r>
+              <w:rPr>
+                <w:rFonts w:hint="eastAsia"/>
+              </w:rPr>
+              <w:t xml:space="preserve">返回课程时间、地点、教师信息</w:t>
             </w:r>
           </w:p>
         </w:tc>
@@ -2027,44 +2661,57 @@
               <w:pStyle w:val="Compact"/>
             </w:pPr>
             <w:r>
-              <w:t xml:space="preserve">TC-SEC-03</w:t>
-            </w:r>
-          </w:p>
-        </w:tc>
-        <w:tc>
-          <w:tcPr/>
-          <w:p>
-            <w:pPr>
-              <w:pStyle w:val="Compact"/>
-            </w:pPr>
-            <w:r>
-              <w:rPr>
-                <w:rFonts w:hint="eastAsia"/>
-              </w:rPr>
-              <w:t xml:space="preserve">输入脚本或</w:t>
-            </w:r>
-            <w:r>
-              <w:t xml:space="preserve"> SQL </w:t>
-            </w:r>
-            <w:r>
-              <w:rPr>
-                <w:rFonts w:hint="eastAsia"/>
-              </w:rPr>
-              <w:t xml:space="preserve">特殊字符</w:t>
-            </w:r>
-          </w:p>
-        </w:tc>
-        <w:tc>
-          <w:tcPr/>
-          <w:p>
-            <w:pPr>
-              <w:pStyle w:val="Compact"/>
-            </w:pPr>
-            <w:r>
-              <w:rPr>
-                <w:rFonts w:hint="eastAsia"/>
-              </w:rPr>
-              <w:t xml:space="preserve">被转义或校验，不触发注入</w:t>
+              <w:t xml:space="preserve">TC-CHAT-04</w:t>
+            </w:r>
+          </w:p>
+        </w:tc>
+        <w:tc>
+          <w:tcPr/>
+          <w:p>
+            <w:pPr>
+              <w:pStyle w:val="Compact"/>
+            </w:pPr>
+            <w:r>
+              <w:rPr>
+                <w:rFonts w:hint="eastAsia"/>
+              </w:rPr>
+              <w:t xml:space="preserve">办事流程查询</w:t>
+            </w:r>
+          </w:p>
+        </w:tc>
+        <w:tc>
+          <w:tcPr/>
+          <w:p>
+            <w:pPr>
+              <w:pStyle w:val="Compact"/>
+            </w:pPr>
+            <w:r>
+              <w:t xml:space="preserve">REQ-STU-04 / UC-STU-04</w:t>
+            </w:r>
+          </w:p>
+        </w:tc>
+        <w:tc>
+          <w:tcPr/>
+          <w:p>
+            <w:pPr>
+              <w:pStyle w:val="Compact"/>
+            </w:pPr>
+            <w:r>
+              <w:t xml:space="preserve">P0</w:t>
+            </w:r>
+          </w:p>
+        </w:tc>
+        <w:tc>
+          <w:tcPr/>
+          <w:p>
+            <w:pPr>
+              <w:pStyle w:val="Compact"/>
+            </w:pPr>
+            <w:r>
+              <w:rPr>
+                <w:rFonts w:hint="eastAsia"/>
+              </w:rPr>
+              <w:t xml:space="preserve">返回流程、材料、部门和联系方式</w:t>
             </w:r>
           </w:p>
         </w:tc>
@@ -2077,45 +2724,337 @@
               <w:pStyle w:val="Compact"/>
             </w:pPr>
             <w:r>
-              <w:t xml:space="preserve">TC-SEC-04</w:t>
-            </w:r>
-          </w:p>
-        </w:tc>
-        <w:tc>
-          <w:tcPr/>
-          <w:p>
-            <w:pPr>
-              <w:pStyle w:val="Compact"/>
-            </w:pPr>
-            <w:r>
-              <w:t xml:space="preserve">Token </w:t>
-            </w:r>
-            <w:r>
-              <w:rPr>
-                <w:rFonts w:hint="eastAsia"/>
-              </w:rPr>
-              <w:t xml:space="preserve">过期或伪造</w:t>
-            </w:r>
-          </w:p>
-        </w:tc>
-        <w:tc>
-          <w:tcPr/>
-          <w:p>
-            <w:pPr>
-              <w:pStyle w:val="Compact"/>
-            </w:pPr>
-            <w:r>
-              <w:rPr>
-                <w:rFonts w:hint="eastAsia"/>
-              </w:rPr>
-              <w:t xml:space="preserve">拒绝访问并要求重新登录</w:t>
+              <w:t xml:space="preserve">TC-KB-01</w:t>
+            </w:r>
+          </w:p>
+        </w:tc>
+        <w:tc>
+          <w:tcPr/>
+          <w:p>
+            <w:pPr>
+              <w:pStyle w:val="Compact"/>
+            </w:pPr>
+            <w:r>
+              <w:rPr>
+                <w:rFonts w:hint="eastAsia"/>
+              </w:rPr>
+              <w:t xml:space="preserve">知识库条目维护</w:t>
+            </w:r>
+          </w:p>
+        </w:tc>
+        <w:tc>
+          <w:tcPr/>
+          <w:p>
+            <w:pPr>
+              <w:pStyle w:val="Compact"/>
+            </w:pPr>
+            <w:r>
+              <w:t xml:space="preserve">REQ-ADM-01 / UC-ADM-01</w:t>
+            </w:r>
+          </w:p>
+        </w:tc>
+        <w:tc>
+          <w:tcPr/>
+          <w:p>
+            <w:pPr>
+              <w:pStyle w:val="Compact"/>
+            </w:pPr>
+            <w:r>
+              <w:t xml:space="preserve">P0</w:t>
+            </w:r>
+          </w:p>
+        </w:tc>
+        <w:tc>
+          <w:tcPr/>
+          <w:p>
+            <w:pPr>
+              <w:pStyle w:val="Compact"/>
+            </w:pPr>
+            <w:r>
+              <w:rPr>
+                <w:rFonts w:hint="eastAsia"/>
+              </w:rPr>
+              <w:t xml:space="preserve">支持新增、编辑、版本历史和停用</w:t>
+            </w:r>
+          </w:p>
+        </w:tc>
+      </w:tr>
+      <w:tr>
+        <w:tc>
+          <w:tcPr/>
+          <w:p>
+            <w:pPr>
+              <w:pStyle w:val="Compact"/>
+            </w:pPr>
+            <w:r>
+              <w:t xml:space="preserve">TC-NLU-01</w:t>
+            </w:r>
+          </w:p>
+        </w:tc>
+        <w:tc>
+          <w:tcPr/>
+          <w:p>
+            <w:pPr>
+              <w:pStyle w:val="Compact"/>
+            </w:pPr>
+            <w:r>
+              <w:rPr>
+                <w:rFonts w:hint="eastAsia"/>
+              </w:rPr>
+              <w:t xml:space="preserve">核心意图识别</w:t>
+            </w:r>
+          </w:p>
+        </w:tc>
+        <w:tc>
+          <w:tcPr/>
+          <w:p>
+            <w:pPr>
+              <w:pStyle w:val="Compact"/>
+            </w:pPr>
+            <w:r>
+              <w:t xml:space="preserve">REQ-COM-02</w:t>
+            </w:r>
+          </w:p>
+        </w:tc>
+        <w:tc>
+          <w:tcPr/>
+          <w:p>
+            <w:pPr>
+              <w:pStyle w:val="Compact"/>
+            </w:pPr>
+            <w:r>
+              <w:t xml:space="preserve">P0</w:t>
+            </w:r>
+          </w:p>
+        </w:tc>
+        <w:tc>
+          <w:tcPr/>
+          <w:p>
+            <w:pPr>
+              <w:pStyle w:val="Compact"/>
+            </w:pPr>
+            <w:r>
+              <w:t xml:space="preserve">15 </w:t>
+            </w:r>
+            <w:r>
+              <w:rPr>
+                <w:rFonts w:hint="eastAsia"/>
+              </w:rPr>
+              <w:t xml:space="preserve">类核心意图识别准确率</w:t>
+            </w:r>
+            <w:r>
+              <w:t xml:space="preserve"> &gt;= 85%</w:t>
+            </w:r>
+          </w:p>
+        </w:tc>
+      </w:tr>
+      <w:tr>
+        <w:tc>
+          <w:tcPr/>
+          <w:p>
+            <w:pPr>
+              <w:pStyle w:val="Compact"/>
+            </w:pPr>
+            <w:r>
+              <w:t xml:space="preserve">TC-SEC-02</w:t>
+            </w:r>
+          </w:p>
+        </w:tc>
+        <w:tc>
+          <w:tcPr/>
+          <w:p>
+            <w:pPr>
+              <w:pStyle w:val="Compact"/>
+            </w:pPr>
+            <w:r>
+              <w:rPr>
+                <w:rFonts w:hint="eastAsia"/>
+              </w:rPr>
+              <w:t xml:space="preserve">越权访问拦截</w:t>
+            </w:r>
+          </w:p>
+        </w:tc>
+        <w:tc>
+          <w:tcPr/>
+          <w:p>
+            <w:pPr>
+              <w:pStyle w:val="Compact"/>
+            </w:pPr>
+            <w:r>
+              <w:t xml:space="preserve">NFR-SAFE/RBAC</w:t>
+            </w:r>
+          </w:p>
+        </w:tc>
+        <w:tc>
+          <w:tcPr/>
+          <w:p>
+            <w:pPr>
+              <w:pStyle w:val="Compact"/>
+            </w:pPr>
+            <w:r>
+              <w:t xml:space="preserve">P0</w:t>
+            </w:r>
+          </w:p>
+        </w:tc>
+        <w:tc>
+          <w:tcPr/>
+          <w:p>
+            <w:pPr>
+              <w:pStyle w:val="Compact"/>
+            </w:pPr>
+            <w:r>
+              <w:rPr>
+                <w:rFonts w:hint="eastAsia"/>
+              </w:rPr>
+              <w:t xml:space="preserve">普通用户访问管理接口返回</w:t>
+            </w:r>
+            <w:r>
+              <w:t xml:space="preserve"> 403</w:t>
+            </w:r>
+          </w:p>
+        </w:tc>
+      </w:tr>
+      <w:tr>
+        <w:tc>
+          <w:tcPr/>
+          <w:p>
+            <w:pPr>
+              <w:pStyle w:val="Compact"/>
+            </w:pPr>
+            <w:r>
+              <w:t xml:space="preserve">TC-PERF-01</w:t>
+            </w:r>
+          </w:p>
+        </w:tc>
+        <w:tc>
+          <w:tcPr/>
+          <w:p>
+            <w:pPr>
+              <w:pStyle w:val="Compact"/>
+            </w:pPr>
+            <w:r>
+              <w:rPr>
+                <w:rFonts w:hint="eastAsia"/>
+              </w:rPr>
+              <w:t xml:space="preserve">问答接口性能</w:t>
+            </w:r>
+          </w:p>
+        </w:tc>
+        <w:tc>
+          <w:tcPr/>
+          <w:p>
+            <w:pPr>
+              <w:pStyle w:val="Compact"/>
+            </w:pPr>
+            <w:r>
+              <w:t xml:space="preserve">NFR-PERF</w:t>
+            </w:r>
+          </w:p>
+        </w:tc>
+        <w:tc>
+          <w:tcPr/>
+          <w:p>
+            <w:pPr>
+              <w:pStyle w:val="Compact"/>
+            </w:pPr>
+            <w:r>
+              <w:t xml:space="preserve">P1</w:t>
+            </w:r>
+          </w:p>
+        </w:tc>
+        <w:tc>
+          <w:tcPr/>
+          <w:p>
+            <w:pPr>
+              <w:pStyle w:val="Compact"/>
+            </w:pPr>
+            <w:r>
+              <w:rPr>
+                <w:rFonts w:hint="eastAsia"/>
+              </w:rPr>
+              <w:t xml:space="preserve">平均</w:t>
+            </w:r>
+            <w:r>
+              <w:t xml:space="preserve"> &lt;= </w:t>
+            </w:r>
+            <w:r>
+              <w:rPr>
+                <w:rFonts w:hint="eastAsia"/>
+              </w:rPr>
+              <w:t xml:space="preserve">3s，P95</w:t>
+            </w:r>
+            <w:r>
+              <w:t xml:space="preserve"> &lt;= 5s</w:t>
+            </w:r>
+          </w:p>
+        </w:tc>
+      </w:tr>
+      <w:tr>
+        <w:tc>
+          <w:tcPr/>
+          <w:p>
+            <w:pPr>
+              <w:pStyle w:val="Compact"/>
+            </w:pPr>
+            <w:r>
+              <w:t xml:space="preserve">TC-E2E-02</w:t>
+            </w:r>
+          </w:p>
+        </w:tc>
+        <w:tc>
+          <w:tcPr/>
+          <w:p>
+            <w:pPr>
+              <w:pStyle w:val="Compact"/>
+            </w:pPr>
+            <w:r>
+              <w:rPr>
+                <w:rFonts w:hint="eastAsia"/>
+              </w:rPr>
+              <w:t xml:space="preserve">管理员知识库闭环</w:t>
+            </w:r>
+          </w:p>
+        </w:tc>
+        <w:tc>
+          <w:tcPr/>
+          <w:p>
+            <w:pPr>
+              <w:pStyle w:val="Compact"/>
+            </w:pPr>
+            <w:r>
+              <w:t xml:space="preserve">UC-ADM-01</w:t>
+            </w:r>
+          </w:p>
+        </w:tc>
+        <w:tc>
+          <w:tcPr/>
+          <w:p>
+            <w:pPr>
+              <w:pStyle w:val="Compact"/>
+            </w:pPr>
+            <w:r>
+              <w:t xml:space="preserve">P0</w:t>
+            </w:r>
+          </w:p>
+        </w:tc>
+        <w:tc>
+          <w:tcPr/>
+          <w:p>
+            <w:pPr>
+              <w:pStyle w:val="Compact"/>
+            </w:pPr>
+            <w:r>
+              <w:rPr>
+                <w:rFonts w:hint="eastAsia"/>
+              </w:rPr>
+              <w:t xml:space="preserve">从新增到删除流程全部通过</w:t>
             </w:r>
           </w:p>
         </w:tc>
       </w:tr>
     </w:tbl>
-    <w:bookmarkEnd w:id="13"/>
-    <w:bookmarkStart w:id="14" w:name="追溯字段要求"/>
+    <w:bookmarkEnd w:id="14"/>
+    <w:bookmarkStart w:id="15" w:name="变更控制"/>
     <w:p>
       <w:pPr>
         <w:pStyle w:val="Heading2"/>
@@ -2124,7 +3063,7 @@
         <w:rPr>
           <w:rFonts w:hint="eastAsia"/>
         </w:rPr>
-        <w:t xml:space="preserve">追溯字段要求</w:t>
+        <w:t xml:space="preserve">变更控制</w:t>
       </w:r>
     </w:p>
     <w:p>
@@ -2132,41 +3071,35 @@
         <w:pStyle w:val="Compact"/>
         <w:numPr>
           <w:ilvl w:val="0"/>
-          <w:numId w:val="1001"/>
+          <w:numId w:val="1002"/>
         </w:numPr>
       </w:pPr>
       <w:r>
-        <w:rPr>
-          <w:rFonts w:hint="eastAsia"/>
-        </w:rPr>
-        <w:t xml:space="preserve">每条用例必须维护：TC</w:t>
-      </w:r>
-      <w:r>
-        <w:t xml:space="preserve"> </w:t>
-      </w:r>
-      <w:r>
-        <w:rPr>
-          <w:rFonts w:hint="eastAsia"/>
-        </w:rPr>
-        <w:t xml:space="preserve">编号、关联</w:t>
-      </w:r>
-      <w:r>
-        <w:t xml:space="preserve"> </w:t>
-      </w:r>
-      <w:r>
-        <w:rPr>
-          <w:rFonts w:hint="eastAsia"/>
-        </w:rPr>
-        <w:t xml:space="preserve">REQ、关联</w:t>
-      </w:r>
-      <w:r>
-        <w:t xml:space="preserve"> </w:t>
-      </w:r>
-      <w:r>
-        <w:rPr>
-          <w:rFonts w:hint="eastAsia"/>
-        </w:rPr>
-        <w:t xml:space="preserve">UC、测试类型、优先级、前置条件、测试数据、预期结果、执行状态。</w:t>
+        <w:t xml:space="preserve">V1.3 </w:t>
+      </w:r>
+      <w:r>
+        <w:rPr>
+          <w:rFonts w:hint="eastAsia"/>
+        </w:rPr>
+        <w:t xml:space="preserve">发布后，如</w:t>
+      </w:r>
+      <w:r>
+        <w:t xml:space="preserve"> SRS </w:t>
+      </w:r>
+      <w:r>
+        <w:rPr>
+          <w:rFonts w:hint="eastAsia"/>
+        </w:rPr>
+        <w:t xml:space="preserve">或</w:t>
+      </w:r>
+      <w:r>
+        <w:t xml:space="preserve"> CR </w:t>
+      </w:r>
+      <w:r>
+        <w:rPr>
+          <w:rFonts w:hint="eastAsia"/>
+        </w:rPr>
+        <w:t xml:space="preserve">引入需求变更，需新增或更新测试用例并重新生成覆盖矩阵。</w:t>
       </w:r>
     </w:p>
     <w:p>
@@ -2174,17 +3107,26 @@
         <w:pStyle w:val="Compact"/>
         <w:numPr>
           <w:ilvl w:val="0"/>
-          <w:numId w:val="1001"/>
+          <w:numId w:val="1002"/>
         </w:numPr>
       </w:pPr>
       <w:r>
         <w:rPr>
           <w:rFonts w:hint="eastAsia"/>
         </w:rPr>
-        <w:t xml:space="preserve">对非功能指标的用例必须同时记录指标阈值、测试环境和限制说明。</w:t>
+        <w:t xml:space="preserve">删除或降级</w:t>
+      </w:r>
+      <w:r>
+        <w:t xml:space="preserve"> P0/P1 </w:t>
+      </w:r>
+      <w:r>
+        <w:rPr>
+          <w:rFonts w:hint="eastAsia"/>
+        </w:rPr>
+        <w:t xml:space="preserve">用例必须经测试负责人和需求分析负责人确认。</w:t>
       </w:r>
     </w:p>
-    <w:bookmarkEnd w:id="14"/>
+    <w:bookmarkEnd w:id="15"/>
     <w:sectPr>
       <w:footnotePr>
         <w:numRestart w:val="eachSect"/>
@@ -2402,6 +3344,9 @@
     <w:abstractNumId w:val="990"/>
   </w:num>
   <w:num w:numId="1001">
+    <w:abstractNumId w:val="991"/>
+  </w:num>
+  <w:num w:numId="1002">
     <w:abstractNumId w:val="991"/>
   </w:num>
 </w:numbering>

--- a/11-测试文档/测试用例说明书(TCS).docx
+++ b/11-测试文档/测试用例说明书(TCS).docx
@@ -4,155 +4,205 @@
   <w:body>
     <w:p>
       <w:pPr>
-        <w:pStyle w:val="SourceCode"/>
+        <w:spacing w:before="0" w:after="360"/>
+        <w:jc w:val="center"/>
       </w:pPr>
       <w:r>
         <w:rPr>
-          <w:rStyle w:val="VerbatimChar"/>
-        </w:rPr>
-        <w:t xml:space="preserve">---</w:t>
-      </w:r>
-      <w:r>
-        <w:br/>
-      </w:r>
-      <w:r>
-        <w:rPr>
-          <w:rStyle w:val="VerbatimChar"/>
-        </w:rPr>
-        <w:t xml:space="preserve">title: </w:t>
-      </w:r>
-      <w:r>
-        <w:rPr>
-          <w:rStyle w:val="VerbatimChar"/>
-          <w:rFonts w:hint="eastAsia"/>
-        </w:rPr>
-        <w:t xml:space="preserve">"测试用例说明书</w:t>
-      </w:r>
-      <w:r>
-        <w:rPr>
-          <w:rStyle w:val="VerbatimChar"/>
-        </w:rPr>
-        <w:t xml:space="preserve"> (TCS) - </w:t>
-      </w:r>
-      <w:r>
-        <w:rPr>
-          <w:rStyle w:val="VerbatimChar"/>
-          <w:rFonts w:hint="eastAsia"/>
-        </w:rPr>
-        <w:t xml:space="preserve">校务问答机器人"</w:t>
-      </w:r>
-      <w:r>
-        <w:br/>
-      </w:r>
-      <w:r>
-        <w:rPr>
-          <w:rStyle w:val="VerbatimChar"/>
-        </w:rPr>
-        <w:t xml:space="preserve">author: </w:t>
-      </w:r>
-      <w:r>
-        <w:rPr>
-          <w:rStyle w:val="VerbatimChar"/>
-          <w:rFonts w:hint="eastAsia"/>
-        </w:rPr>
-        <w:t xml:space="preserve">"校务问答机器人项目组"</w:t>
-      </w:r>
-      <w:r>
-        <w:br/>
-      </w:r>
-      <w:r>
-        <w:rPr>
-          <w:rStyle w:val="VerbatimChar"/>
-        </w:rPr>
-        <w:t xml:space="preserve">date: "2026-06-05"</w:t>
-      </w:r>
-      <w:r>
-        <w:br/>
-      </w:r>
-      <w:r>
-        <w:rPr>
-          <w:rStyle w:val="VerbatimChar"/>
-        </w:rPr>
-        <w:t xml:space="preserve">lang: zh-CN</w:t>
-      </w:r>
-      <w:r>
-        <w:br/>
-      </w:r>
-      <w:r>
-        <w:rPr>
-          <w:rStyle w:val="VerbatimChar"/>
-        </w:rPr>
-        <w:t xml:space="preserve">---</w:t>
-      </w:r>
-      <w:r>
-        <w:br/>
-      </w:r>
-      <w:r>
-        <w:br/>
-      </w:r>
-      <w:r>
-        <w:rPr>
-          <w:rStyle w:val="VerbatimChar"/>
-        </w:rPr>
-        <w:t xml:space="preserve"># </w:t>
-      </w:r>
-      <w:r>
-        <w:rPr>
-          <w:rStyle w:val="VerbatimChar"/>
-          <w:rFonts w:hint="eastAsia"/>
-        </w:rPr>
-        <w:t xml:space="preserve">测试用例说明书</w:t>
-      </w:r>
-      <w:r>
-        <w:rPr>
-          <w:rStyle w:val="VerbatimChar"/>
-        </w:rPr>
-        <w:t xml:space="preserve"> (TCS) - </w:t>
-      </w:r>
-      <w:r>
-        <w:rPr>
-          <w:rStyle w:val="VerbatimChar"/>
-          <w:rFonts w:hint="eastAsia"/>
-        </w:rPr>
-        <w:t xml:space="preserve">校务问答机器人</w:t>
-      </w:r>
-      <w:r>
-        <w:br/>
-      </w:r>
-      <w:r>
-        <w:br/>
-      </w:r>
-      <w:r>
-        <w:rPr>
-          <w:rStyle w:val="VerbatimChar"/>
-        </w:rPr>
-        <w:t xml:space="preserve">| </w:t>
-      </w:r>
-      <w:r>
-        <w:rPr>
-          <w:rStyle w:val="VerbatimChar"/>
-          <w:rFonts w:hint="eastAsia"/>
-        </w:rPr>
-        <w:t xml:space="preserve">元信息项</w:t>
-      </w:r>
-      <w:r>
-        <w:rPr>
-          <w:rStyle w:val="VerbatimChar"/>
-        </w:rPr>
-        <w:t xml:space="preserve"> | </w:t>
-      </w:r>
-      <w:r>
-        <w:rPr>
-          <w:rStyle w:val="VerbatimChar"/>
-          <w:rFonts w:hint="eastAsia"/>
-        </w:rPr>
-        <w:t xml:space="preserve">内容</w:t>
-      </w:r>
-      <w:r>
-        <w:rPr>
-          <w:rStyle w:val="VerbatimChar"/>
-        </w:rPr>
-        <w:t xml:space="preserve"> |</w:t>
+          <w:rFonts w:ascii="宋体" w:hAnsi="宋体" w:eastAsia="宋体"/>
+          <w:b w:val="0"/>
+          <w:sz w:val="16"/>
+        </w:rPr>
+      </w:r>
+    </w:p>
+    <w:p>
+      <w:pPr>
+        <w:spacing w:before="0" w:after="160"/>
+        <w:jc w:val="center"/>
+      </w:pPr>
+      <w:r>
+        <w:rPr>
+          <w:rFonts w:ascii="宋体" w:hAnsi="宋体" w:eastAsia="宋体"/>
+          <w:b/>
+          <w:sz w:val="48"/>
+        </w:rPr>
+        <w:t>校务问答机器人</w:t>
+      </w:r>
+    </w:p>
+    <w:p>
+      <w:pPr>
+        <w:spacing w:before="0" w:after="360"/>
+        <w:jc w:val="center"/>
+      </w:pPr>
+      <w:r>
+        <w:rPr>
+          <w:rFonts w:ascii="宋体" w:hAnsi="宋体" w:eastAsia="宋体"/>
+          <w:b/>
+          <w:sz w:val="40"/>
+        </w:rPr>
+        <w:t>测试用例说明书(TCS)</w:t>
+      </w:r>
+    </w:p>
+    <w:p>
+      <w:pPr>
+        <w:spacing w:after="480"/>
+        <w:jc w:val="center"/>
+      </w:pPr>
+      <w:r>
+        <w:drawing>
+          <wp:inline>
+            <wp:extent cx="1143000" cy="953011"/>
+            <wp:docPr id="2" name="Picture 2"/>
+            <wp:cNvGraphicFramePr>
+              <a:graphicFrameLocks noChangeAspect="1"/>
+            </wp:cNvGraphicFramePr>
+            <a:graphic>
+              <a:graphicData uri="http://schemas.openxmlformats.org/drawingml/2006/picture">
+                <pic:pic>
+                  <pic:nvPicPr>
+                    <pic:cNvPr id="0" name="image.png"/>
+                    <pic:cNvPicPr/>
+                  </pic:nvPicPr>
+                  <pic:blipFill>
+                    <a:blip r:embed="rId9"/>
+                    <a:stretch>
+                      <a:fillRect/>
+                    </a:stretch>
+                  </pic:blipFill>
+                  <pic:spPr>
+                    <a:xfrm>
+                      <a:off x="0" y="0"/>
+                      <a:ext cx="1143000" cy="953011"/>
+                    </a:xfrm>
+                    <a:prstGeom prst="rect"/>
+                  </pic:spPr>
+                </pic:pic>
+              </a:graphicData>
+            </a:graphic>
+          </wp:inline>
+        </w:drawing>
+      </w:r>
+    </w:p>
+    <w:p>
+      <w:pPr>
+        <w:spacing w:before="0" w:after="80"/>
+        <w:jc w:val="center"/>
+      </w:pPr>
+      <w:r>
+        <w:rPr>
+          <w:rFonts w:ascii="宋体" w:hAnsi="宋体" w:eastAsia="宋体"/>
+          <w:b w:val="0"/>
+          <w:sz w:val="24"/>
+        </w:rPr>
+        <w:t>项目名称：智慧校园助手（SRA2026）校务问答机器人</w:t>
+      </w:r>
+    </w:p>
+    <w:p>
+      <w:pPr>
+        <w:spacing w:before="0" w:after="80"/>
+        <w:jc w:val="center"/>
+      </w:pPr>
+      <w:r>
+        <w:rPr>
+          <w:rFonts w:ascii="宋体" w:hAnsi="宋体" w:eastAsia="宋体"/>
+          <w:b w:val="0"/>
+          <w:sz w:val="24"/>
+        </w:rPr>
+        <w:t>文档编号：SRA2026-TCS-V1.3</w:t>
+      </w:r>
+    </w:p>
+    <w:p>
+      <w:pPr>
+        <w:spacing w:before="0" w:after="80"/>
+        <w:jc w:val="center"/>
+      </w:pPr>
+      <w:r>
+        <w:rPr>
+          <w:rFonts w:ascii="宋体" w:hAnsi="宋体" w:eastAsia="宋体"/>
+          <w:b w:val="0"/>
+          <w:sz w:val="24"/>
+        </w:rPr>
+        <w:t>版本：V1.3</w:t>
+      </w:r>
+    </w:p>
+    <w:p>
+      <w:pPr>
+        <w:spacing w:before="0" w:after="80"/>
+        <w:jc w:val="center"/>
+      </w:pPr>
+      <w:r>
+        <w:rPr>
+          <w:rFonts w:ascii="宋体" w:hAnsi="宋体" w:eastAsia="宋体"/>
+          <w:b w:val="0"/>
+          <w:sz w:val="24"/>
+        </w:rPr>
+        <w:t>状态：覆盖矩阵基线版</w:t>
+      </w:r>
+    </w:p>
+    <w:p>
+      <w:pPr>
+        <w:spacing w:before="0" w:after="80"/>
+        <w:jc w:val="center"/>
+      </w:pPr>
+      <w:r>
+        <w:rPr>
+          <w:rFonts w:ascii="宋体" w:hAnsi="宋体" w:eastAsia="宋体"/>
+          <w:b w:val="0"/>
+          <w:sz w:val="24"/>
+        </w:rPr>
+        <w:t>编制日期：2026年6月5日</w:t>
+      </w:r>
+    </w:p>
+    <w:p>
+      <w:pPr>
+        <w:spacing w:before="0" w:after="80"/>
+        <w:jc w:val="center"/>
+      </w:pPr>
+      <w:r>
+        <w:rPr>
+          <w:rFonts w:ascii="宋体" w:hAnsi="宋体" w:eastAsia="宋体"/>
+          <w:b w:val="0"/>
+          <w:sz w:val="24"/>
+        </w:rPr>
+        <w:t>编制团队：SRA2026-G10 项目组</w:t>
+      </w:r>
+    </w:p>
+    <w:p>
+      <w:pPr>
+        <w:spacing w:before="0" w:after="0"/>
+        <w:jc w:val="center"/>
+      </w:pPr>
+      <w:r>
+        <w:rPr>
+          <w:rFonts w:ascii="宋体" w:hAnsi="宋体" w:eastAsia="宋体"/>
+          <w:b w:val="0"/>
+          <w:color w:val="666666"/>
+          <w:sz w:val="21"/>
+        </w:rPr>
+        <w:t>适用范围：软件需求工程课程项目交付文档</w:t>
+      </w:r>
+    </w:p>
+    <w:p>
+      <w:pPr>
+        <w:spacing w:before="480" w:after="0"/>
+        <w:jc w:val="center"/>
+      </w:pPr>
+      <w:r>
+        <w:rPr>
+          <w:rFonts w:ascii="宋体" w:hAnsi="宋体" w:eastAsia="宋体"/>
+          <w:b w:val="0"/>
+          <w:color w:val="666666"/>
+          <w:sz w:val="18"/>
+        </w:rPr>
+        <w:t>依据：SRS、RG、UG、UC、PT、设计、测试、评审与配置管理基线材料</w:t>
+      </w:r>
+    </w:p>
+    <w:p>
+      <w:pPr>
+        <w:spacing w:after="0"/>
+      </w:pPr>
+      <w:r>
+        <w:br w:type="page"/>
       </w:r>
     </w:p>
     <w:p>
@@ -353,6 +403,390 @@
           <w:rFonts w:hint="eastAsia"/>
         </w:rPr>
         <w:t xml:space="preserve">版本记录</w:t>
+      </w:r>
+    </w:p>
+    <w:bookmarkStart w:id="9" w:name="本版摘要"/>
+    <w:p>
+      <w:pPr>
+        <w:pStyle w:val="FirstParagraph"/>
+      </w:pPr>
+      <w:r>
+        <w:rPr>
+          <w:rFonts w:hint="eastAsia"/>
+        </w:rPr>
+        <w:t xml:space="preserve">冻结</w:t>
+      </w:r>
+      <w:r>
+        <w:t xml:space="preserve"> 78 </w:t>
+      </w:r>
+      <w:r>
+        <w:rPr>
+          <w:rFonts w:hint="eastAsia"/>
+        </w:rPr>
+        <w:t xml:space="preserve">条用例并补充需求-用例-测试覆盖矩阵，作为最终交付副本。</w:t>
+      </w:r>
+    </w:p>
+    <w:bookmarkEnd w:id="9"/>
+    <w:bookmarkStart w:id="10" w:name="参考文档"/>
+    <w:bookmarkEnd w:id="10"/>
+    <w:bookmarkStart w:id="11" w:name="基线说明"/>
+    <w:p>
+      <w:pPr>
+        <w:pStyle w:val="Compact"/>
+        <w:numPr>
+          <w:ilvl w:val="0"/>
+          <w:numId w:val="1001"/>
+        </w:numPr>
+      </w:pPr>
+      <w:r>
+        <w:rPr>
+          <w:rFonts w:hint="eastAsia"/>
+        </w:rPr>
+        <w:t xml:space="preserve">本文件为测试用例说明书基线版。</w:t>
+      </w:r>
+      <w:r>
+        <w:rPr>
+          <w:rStyle w:val="VerbatimChar"/>
+          <w:rFonts w:hint="eastAsia"/>
+        </w:rPr>
+        <w:t xml:space="preserve">测试用例说明书(TCS).docx</w:t>
+      </w:r>
+      <w:r>
+        <w:t xml:space="preserve"> </w:t>
+      </w:r>
+      <w:r>
+        <w:rPr>
+          <w:rFonts w:hint="eastAsia"/>
+        </w:rPr>
+        <w:t xml:space="preserve">与</w:t>
+      </w:r>
+      <w:r>
+        <w:t xml:space="preserve"> </w:t>
+      </w:r>
+      <w:r>
+        <w:rPr>
+          <w:rStyle w:val="VerbatimChar"/>
+          <w:rFonts w:hint="eastAsia"/>
+        </w:rPr>
+        <w:t xml:space="preserve">测试用例说明书(TCS)_V1.3.docx</w:t>
+      </w:r>
+      <w:r>
+        <w:t xml:space="preserve"> </w:t>
+      </w:r>
+      <w:r>
+        <w:rPr>
+          <w:rFonts w:hint="eastAsia"/>
+        </w:rPr>
+        <w:t xml:space="preserve">内容一致，均作为</w:t>
+      </w:r>
+      <w:r>
+        <w:t xml:space="preserve"> V1.3 </w:t>
+      </w:r>
+      <w:r>
+        <w:rPr>
+          <w:rFonts w:hint="eastAsia"/>
+        </w:rPr>
+        <w:t xml:space="preserve">最终交付副本。</w:t>
+      </w:r>
+    </w:p>
+    <w:p>
+      <w:pPr>
+        <w:pStyle w:val="Compact"/>
+        <w:numPr>
+          <w:ilvl w:val="0"/>
+          <w:numId w:val="1001"/>
+        </w:numPr>
+      </w:pPr>
+      <w:r>
+        <w:rPr>
+          <w:rFonts w:hint="eastAsia"/>
+        </w:rPr>
+        <w:t xml:space="preserve">需求口径：SRS</w:t>
+      </w:r>
+      <w:r>
+        <w:t xml:space="preserve"> </w:t>
+      </w:r>
+      <w:r>
+        <w:rPr>
+          <w:rFonts w:hint="eastAsia"/>
+        </w:rPr>
+        <w:t xml:space="preserve">基线</w:t>
+      </w:r>
+      <w:r>
+        <w:t xml:space="preserve"> V1.0 </w:t>
+      </w:r>
+      <w:r>
+        <w:rPr>
+          <w:rFonts w:hint="eastAsia"/>
+        </w:rPr>
+        <w:t xml:space="preserve">中</w:t>
+      </w:r>
+      <w:r>
+        <w:t xml:space="preserve"> 40 </w:t>
+      </w:r>
+      <w:r>
+        <w:rPr>
+          <w:rFonts w:hint="eastAsia"/>
+        </w:rPr>
+        <w:t xml:space="preserve">条可追溯业务需求、47</w:t>
+      </w:r>
+      <w:r>
+        <w:t xml:space="preserve"> </w:t>
+      </w:r>
+      <w:r>
+        <w:rPr>
+          <w:rFonts w:hint="eastAsia"/>
+        </w:rPr>
+        <w:t xml:space="preserve">个业务用例、11</w:t>
+      </w:r>
+      <w:r>
+        <w:t xml:space="preserve"> </w:t>
+      </w:r>
+      <w:r>
+        <w:rPr>
+          <w:rFonts w:hint="eastAsia"/>
+        </w:rPr>
+        <w:t xml:space="preserve">类</w:t>
+      </w:r>
+      <w:r>
+        <w:t xml:space="preserve"> 94 </w:t>
+      </w:r>
+      <w:r>
+        <w:rPr>
+          <w:rFonts w:hint="eastAsia"/>
+        </w:rPr>
+        <w:t xml:space="preserve">项非功能指标；测试口径：78</w:t>
+      </w:r>
+      <w:r>
+        <w:t xml:space="preserve"> </w:t>
+      </w:r>
+      <w:r>
+        <w:rPr>
+          <w:rFonts w:hint="eastAsia"/>
+        </w:rPr>
+        <w:t xml:space="preserve">条测试用例，覆盖功能、接口、NLU、性能、安全、兼容性和端到端场景。</w:t>
+      </w:r>
+    </w:p>
+    <w:bookmarkEnd w:id="11"/>
+    <w:bookmarkStart w:id="12" w:name="覆盖矩阵"/>
+    <w:bookmarkEnd w:id="12"/>
+    <w:bookmarkStart w:id="13" w:name="条用例基线统计"/>
+    <w:bookmarkEnd w:id="13"/>
+    <w:bookmarkStart w:id="14" w:name="代表性用例"/>
+    <w:bookmarkEnd w:id="14"/>
+    <w:bookmarkStart w:id="15" w:name="变更控制"/>
+    <w:p>
+      <w:pPr>
+        <w:pStyle w:val="Compact"/>
+        <w:numPr>
+          <w:ilvl w:val="0"/>
+          <w:numId w:val="1002"/>
+        </w:numPr>
+      </w:pPr>
+      <w:r>
+        <w:t xml:space="preserve">V1.3 </w:t>
+      </w:r>
+      <w:r>
+        <w:rPr>
+          <w:rFonts w:hint="eastAsia"/>
+        </w:rPr>
+        <w:t xml:space="preserve">发布后，如</w:t>
+      </w:r>
+      <w:r>
+        <w:t xml:space="preserve"> SRS </w:t>
+      </w:r>
+      <w:r>
+        <w:rPr>
+          <w:rFonts w:hint="eastAsia"/>
+        </w:rPr>
+        <w:t xml:space="preserve">或</w:t>
+      </w:r>
+      <w:r>
+        <w:t xml:space="preserve"> CR </w:t>
+      </w:r>
+      <w:r>
+        <w:rPr>
+          <w:rFonts w:hint="eastAsia"/>
+        </w:rPr>
+        <w:t xml:space="preserve">引入需求变更，需新增或更新测试用例并重新生成覆盖矩阵。</w:t>
+      </w:r>
+    </w:p>
+    <w:p>
+      <w:pPr>
+        <w:pStyle w:val="Compact"/>
+        <w:numPr>
+          <w:ilvl w:val="0"/>
+          <w:numId w:val="1002"/>
+        </w:numPr>
+      </w:pPr>
+      <w:r>
+        <w:rPr>
+          <w:rFonts w:hint="eastAsia"/>
+        </w:rPr>
+        <w:t xml:space="preserve">删除或降级</w:t>
+      </w:r>
+      <w:r>
+        <w:t xml:space="preserve"> P0/P1 </w:t>
+      </w:r>
+      <w:r>
+        <w:rPr>
+          <w:rFonts w:hint="eastAsia"/>
+        </w:rPr>
+        <w:t xml:space="preserve">用例必须经测试负责人和需求分析负责人确认。</w:t>
+      </w:r>
+    </w:p>
+    <w:bookmarkEnd w:id="15"/>
+    <w:p>
+      <w:pPr>
+        <w:pStyle w:val="SourceCode"/>
+      </w:pPr>
+      <w:r>
+        <w:rPr>
+          <w:rStyle w:val="VerbatimChar"/>
+        </w:rPr>
+        <w:t xml:space="preserve">---</w:t>
+      </w:r>
+      <w:r>
+        <w:br/>
+      </w:r>
+      <w:r>
+        <w:rPr>
+          <w:rStyle w:val="VerbatimChar"/>
+        </w:rPr>
+        <w:t xml:space="preserve">title: </w:t>
+      </w:r>
+      <w:r>
+        <w:rPr>
+          <w:rStyle w:val="VerbatimChar"/>
+          <w:rFonts w:hint="eastAsia"/>
+        </w:rPr>
+        <w:t xml:space="preserve">"测试用例说明书</w:t>
+      </w:r>
+      <w:r>
+        <w:rPr>
+          <w:rStyle w:val="VerbatimChar"/>
+        </w:rPr>
+        <w:t xml:space="preserve"> (TCS) - </w:t>
+      </w:r>
+      <w:r>
+        <w:rPr>
+          <w:rStyle w:val="VerbatimChar"/>
+          <w:rFonts w:hint="eastAsia"/>
+        </w:rPr>
+        <w:t xml:space="preserve">校务问答机器人"</w:t>
+      </w:r>
+      <w:r>
+        <w:br/>
+      </w:r>
+      <w:r>
+        <w:rPr>
+          <w:rStyle w:val="VerbatimChar"/>
+        </w:rPr>
+        <w:t xml:space="preserve">author: </w:t>
+      </w:r>
+      <w:r>
+        <w:rPr>
+          <w:rStyle w:val="VerbatimChar"/>
+          <w:rFonts w:hint="eastAsia"/>
+        </w:rPr>
+        <w:t xml:space="preserve">"校务问答机器人项目组"</w:t>
+      </w:r>
+      <w:r>
+        <w:br/>
+      </w:r>
+      <w:r>
+        <w:rPr>
+          <w:rStyle w:val="VerbatimChar"/>
+        </w:rPr>
+        <w:t xml:space="preserve">date: "2026-06-05"</w:t>
+      </w:r>
+      <w:r>
+        <w:br/>
+      </w:r>
+      <w:r>
+        <w:rPr>
+          <w:rStyle w:val="VerbatimChar"/>
+        </w:rPr>
+        <w:t xml:space="preserve">lang: zh-CN</w:t>
+      </w:r>
+      <w:r>
+        <w:br/>
+      </w:r>
+      <w:r>
+        <w:rPr>
+          <w:rStyle w:val="VerbatimChar"/>
+        </w:rPr>
+        <w:t xml:space="preserve">---</w:t>
+      </w:r>
+      <w:r>
+        <w:br/>
+      </w:r>
+      <w:r>
+        <w:br/>
+      </w:r>
+      <w:r>
+        <w:rPr>
+          <w:rStyle w:val="VerbatimChar"/>
+        </w:rPr>
+        <w:t xml:space="preserve"># </w:t>
+      </w:r>
+      <w:r>
+        <w:rPr>
+          <w:rStyle w:val="VerbatimChar"/>
+          <w:rFonts w:hint="eastAsia"/>
+        </w:rPr>
+        <w:t xml:space="preserve">测试用例说明书</w:t>
+      </w:r>
+      <w:r>
+        <w:rPr>
+          <w:rStyle w:val="VerbatimChar"/>
+        </w:rPr>
+        <w:t xml:space="preserve"> (TCS) - </w:t>
+      </w:r>
+      <w:r>
+        <w:rPr>
+          <w:rStyle w:val="VerbatimChar"/>
+          <w:rFonts w:hint="eastAsia"/>
+        </w:rPr>
+        <w:t xml:space="preserve">校务问答机器人</w:t>
+      </w:r>
+      <w:r>
+        <w:br/>
+      </w:r>
+      <w:r>
+        <w:br/>
+      </w:r>
+      <w:r>
+        <w:rPr>
+          <w:rStyle w:val="VerbatimChar"/>
+        </w:rPr>
+        <w:t xml:space="preserve">| </w:t>
+      </w:r>
+      <w:r>
+        <w:rPr>
+          <w:rStyle w:val="VerbatimChar"/>
+          <w:rFonts w:hint="eastAsia"/>
+        </w:rPr>
+        <w:t xml:space="preserve">元信息项</w:t>
+      </w:r>
+      <w:r>
+        <w:rPr>
+          <w:rStyle w:val="VerbatimChar"/>
+        </w:rPr>
+        <w:t xml:space="preserve"> | </w:t>
+      </w:r>
+      <w:r>
+        <w:rPr>
+          <w:rStyle w:val="VerbatimChar"/>
+          <w:rFonts w:hint="eastAsia"/>
+        </w:rPr>
+        <w:t xml:space="preserve">内容</w:t>
+      </w:r>
+      <w:r>
+        <w:rPr>
+          <w:rStyle w:val="VerbatimChar"/>
+        </w:rPr>
+        <w:t xml:space="preserve"> |</w:t>
       </w:r>
     </w:p>
     <w:tbl>
@@ -736,7 +1170,6 @@
         </w:tc>
       </w:tr>
     </w:tbl>
-    <w:bookmarkStart w:id="9" w:name="本版摘要"/>
     <w:p>
       <w:pPr>
         <w:pStyle w:val="Heading2"/>
@@ -748,28 +1181,6 @@
         <w:t xml:space="preserve">本版摘要</w:t>
       </w:r>
     </w:p>
-    <w:p>
-      <w:pPr>
-        <w:pStyle w:val="FirstParagraph"/>
-      </w:pPr>
-      <w:r>
-        <w:rPr>
-          <w:rFonts w:hint="eastAsia"/>
-        </w:rPr>
-        <w:t xml:space="preserve">冻结</w:t>
-      </w:r>
-      <w:r>
-        <w:t xml:space="preserve"> 78 </w:t>
-      </w:r>
-      <w:r>
-        <w:rPr>
-          <w:rFonts w:hint="eastAsia"/>
-        </w:rPr>
-        <w:t xml:space="preserve">条用例并补充需求-用例-测试覆盖矩阵，作为最终交付副本。</w:t>
-      </w:r>
-    </w:p>
-    <w:bookmarkEnd w:id="9"/>
-    <w:bookmarkStart w:id="10" w:name="参考文档"/>
     <w:p>
       <w:pPr>
         <w:pStyle w:val="Heading2"/>
@@ -1023,8 +1434,6 @@
         </w:tc>
       </w:tr>
     </w:tbl>
-    <w:bookmarkEnd w:id="10"/>
-    <w:bookmarkStart w:id="11" w:name="基线说明"/>
     <w:p>
       <w:pPr>
         <w:pStyle w:val="Heading2"/>
@@ -1036,145 +1445,6 @@
         <w:t xml:space="preserve">基线说明</w:t>
       </w:r>
     </w:p>
-    <w:p>
-      <w:pPr>
-        <w:pStyle w:val="Compact"/>
-        <w:numPr>
-          <w:ilvl w:val="0"/>
-          <w:numId w:val="1001"/>
-        </w:numPr>
-      </w:pPr>
-      <w:r>
-        <w:rPr>
-          <w:rFonts w:hint="eastAsia"/>
-        </w:rPr>
-        <w:t xml:space="preserve">本文件为测试用例说明书基线版。</w:t>
-      </w:r>
-      <w:r>
-        <w:rPr>
-          <w:rStyle w:val="VerbatimChar"/>
-          <w:rFonts w:hint="eastAsia"/>
-        </w:rPr>
-        <w:t xml:space="preserve">测试用例说明书(TCS).docx</w:t>
-      </w:r>
-      <w:r>
-        <w:t xml:space="preserve"> </w:t>
-      </w:r>
-      <w:r>
-        <w:rPr>
-          <w:rFonts w:hint="eastAsia"/>
-        </w:rPr>
-        <w:t xml:space="preserve">与</w:t>
-      </w:r>
-      <w:r>
-        <w:t xml:space="preserve"> </w:t>
-      </w:r>
-      <w:r>
-        <w:rPr>
-          <w:rStyle w:val="VerbatimChar"/>
-          <w:rFonts w:hint="eastAsia"/>
-        </w:rPr>
-        <w:t xml:space="preserve">测试用例说明书(TCS)_V1.3.docx</w:t>
-      </w:r>
-      <w:r>
-        <w:t xml:space="preserve"> </w:t>
-      </w:r>
-      <w:r>
-        <w:rPr>
-          <w:rFonts w:hint="eastAsia"/>
-        </w:rPr>
-        <w:t xml:space="preserve">内容一致，均作为</w:t>
-      </w:r>
-      <w:r>
-        <w:t xml:space="preserve"> V1.3 </w:t>
-      </w:r>
-      <w:r>
-        <w:rPr>
-          <w:rFonts w:hint="eastAsia"/>
-        </w:rPr>
-        <w:t xml:space="preserve">最终交付副本。</w:t>
-      </w:r>
-    </w:p>
-    <w:p>
-      <w:pPr>
-        <w:pStyle w:val="Compact"/>
-        <w:numPr>
-          <w:ilvl w:val="0"/>
-          <w:numId w:val="1001"/>
-        </w:numPr>
-      </w:pPr>
-      <w:r>
-        <w:rPr>
-          <w:rFonts w:hint="eastAsia"/>
-        </w:rPr>
-        <w:t xml:space="preserve">需求口径：SRS</w:t>
-      </w:r>
-      <w:r>
-        <w:t xml:space="preserve"> </w:t>
-      </w:r>
-      <w:r>
-        <w:rPr>
-          <w:rFonts w:hint="eastAsia"/>
-        </w:rPr>
-        <w:t xml:space="preserve">基线</w:t>
-      </w:r>
-      <w:r>
-        <w:t xml:space="preserve"> V1.0 </w:t>
-      </w:r>
-      <w:r>
-        <w:rPr>
-          <w:rFonts w:hint="eastAsia"/>
-        </w:rPr>
-        <w:t xml:space="preserve">中</w:t>
-      </w:r>
-      <w:r>
-        <w:t xml:space="preserve"> 40 </w:t>
-      </w:r>
-      <w:r>
-        <w:rPr>
-          <w:rFonts w:hint="eastAsia"/>
-        </w:rPr>
-        <w:t xml:space="preserve">条可追溯业务需求、47</w:t>
-      </w:r>
-      <w:r>
-        <w:t xml:space="preserve"> </w:t>
-      </w:r>
-      <w:r>
-        <w:rPr>
-          <w:rFonts w:hint="eastAsia"/>
-        </w:rPr>
-        <w:t xml:space="preserve">个业务用例、11</w:t>
-      </w:r>
-      <w:r>
-        <w:t xml:space="preserve"> </w:t>
-      </w:r>
-      <w:r>
-        <w:rPr>
-          <w:rFonts w:hint="eastAsia"/>
-        </w:rPr>
-        <w:t xml:space="preserve">类</w:t>
-      </w:r>
-      <w:r>
-        <w:t xml:space="preserve"> 94 </w:t>
-      </w:r>
-      <w:r>
-        <w:rPr>
-          <w:rFonts w:hint="eastAsia"/>
-        </w:rPr>
-        <w:t xml:space="preserve">项非功能指标；测试口径：78</w:t>
-      </w:r>
-      <w:r>
-        <w:t xml:space="preserve"> </w:t>
-      </w:r>
-      <w:r>
-        <w:rPr>
-          <w:rFonts w:hint="eastAsia"/>
-        </w:rPr>
-        <w:t xml:space="preserve">条测试用例，覆盖功能、接口、NLU、性能、安全、兼容性和端到端场景。</w:t>
-      </w:r>
-    </w:p>
-    <w:bookmarkEnd w:id="11"/>
-    <w:bookmarkStart w:id="12" w:name="覆盖矩阵"/>
     <w:p>
       <w:pPr>
         <w:pStyle w:val="Heading2"/>
@@ -1798,8 +2068,6 @@
         </w:tc>
       </w:tr>
     </w:tbl>
-    <w:bookmarkEnd w:id="12"/>
-    <w:bookmarkStart w:id="13" w:name="条用例基线统计"/>
     <w:p>
       <w:pPr>
         <w:pStyle w:val="Heading2"/>
@@ -2416,8 +2684,6 @@
         </w:tc>
       </w:tr>
     </w:tbl>
-    <w:bookmarkEnd w:id="13"/>
-    <w:bookmarkStart w:id="14" w:name="代表性用例"/>
     <w:p>
       <w:pPr>
         <w:pStyle w:val="Heading2"/>
@@ -3053,8 +3319,6 @@
         </w:tc>
       </w:tr>
     </w:tbl>
-    <w:bookmarkEnd w:id="14"/>
-    <w:bookmarkStart w:id="15" w:name="变更控制"/>
     <w:p>
       <w:pPr>
         <w:pStyle w:val="Heading2"/>
@@ -3066,67 +3330,6 @@
         <w:t xml:space="preserve">变更控制</w:t>
       </w:r>
     </w:p>
-    <w:p>
-      <w:pPr>
-        <w:pStyle w:val="Compact"/>
-        <w:numPr>
-          <w:ilvl w:val="0"/>
-          <w:numId w:val="1002"/>
-        </w:numPr>
-      </w:pPr>
-      <w:r>
-        <w:t xml:space="preserve">V1.3 </w:t>
-      </w:r>
-      <w:r>
-        <w:rPr>
-          <w:rFonts w:hint="eastAsia"/>
-        </w:rPr>
-        <w:t xml:space="preserve">发布后，如</w:t>
-      </w:r>
-      <w:r>
-        <w:t xml:space="preserve"> SRS </w:t>
-      </w:r>
-      <w:r>
-        <w:rPr>
-          <w:rFonts w:hint="eastAsia"/>
-        </w:rPr>
-        <w:t xml:space="preserve">或</w:t>
-      </w:r>
-      <w:r>
-        <w:t xml:space="preserve"> CR </w:t>
-      </w:r>
-      <w:r>
-        <w:rPr>
-          <w:rFonts w:hint="eastAsia"/>
-        </w:rPr>
-        <w:t xml:space="preserve">引入需求变更，需新增或更新测试用例并重新生成覆盖矩阵。</w:t>
-      </w:r>
-    </w:p>
-    <w:p>
-      <w:pPr>
-        <w:pStyle w:val="Compact"/>
-        <w:numPr>
-          <w:ilvl w:val="0"/>
-          <w:numId w:val="1002"/>
-        </w:numPr>
-      </w:pPr>
-      <w:r>
-        <w:rPr>
-          <w:rFonts w:hint="eastAsia"/>
-        </w:rPr>
-        <w:t xml:space="preserve">删除或降级</w:t>
-      </w:r>
-      <w:r>
-        <w:t xml:space="preserve"> P0/P1 </w:t>
-      </w:r>
-      <w:r>
-        <w:rPr>
-          <w:rFonts w:hint="eastAsia"/>
-        </w:rPr>
-        <w:t xml:space="preserve">用例必须经测试负责人和需求分析负责人确认。</w:t>
-      </w:r>
-    </w:p>
-    <w:bookmarkEnd w:id="15"/>
     <w:sectPr>
       <w:footnotePr>
         <w:numRestart w:val="eachSect"/>
